--- a/shared_outputs/FRD.docx
+++ b/shared_outputs/FRD.docx
@@ -14,9 +14,8 @@
       <w:r>
         <w:rPr>
           <w:i/>
-          <w:sz w:val="20"/>
         </w:rPr>
-        <w:t>Status: DRAFT-derived from approved shared_outputs/frd.json, data_spec.json, error_catalogue.json</w:t>
+        <w:t>Status: DRAFT -- generated by frd-agent from its own frd.json, data_spec.json, error_catalogue.json</w:t>
       </w:r>
     </w:p>
     <w:p>
@@ -29,7 +28,7 @@
     </w:p>
     <w:p>
       <w:r>
-        <w:t>This FRD covers 17 requirements (FR-001 through FR-017), each traced to a BRD functional or non-functional requirement id and one or more business rules. Rendered directly from the approved pipeline data -- see traceability_matrix.csv for the full chain.</w:t>
+        <w:t>This FRD covers 17 requirements (FR-001 through FR-017), each traced to a BRD functional or non-functional requirement id and one or more business rules.</w:t>
       </w:r>
     </w:p>
     <w:p>
@@ -45,7 +44,7 @@
         <w:pStyle w:val="Heading2"/>
       </w:pPr>
       <w:r>
-        <w:t>FR-001 — Customer registration and KYC  (traces F1)</w:t>
+        <w:t>FR-001 — Customer Registration and KYC  (traces F1)</w:t>
       </w:r>
     </w:p>
     <w:p>
@@ -76,7 +75,113 @@
         <w:t xml:space="preserve">Priority: </w:t>
       </w:r>
       <w:r>
-        <w:t xml:space="preserve">Must (MUST)    </w:t>
+        <w:t xml:space="preserve">Must (P1)    </w:t>
+      </w:r>
+      <w:r>
+        <w:rPr>
+          <w:b/>
+        </w:rPr>
+        <w:t xml:space="preserve">Roles: </w:t>
+      </w:r>
+      <w:r>
+        <w:t>Customer</w:t>
+      </w:r>
+    </w:p>
+    <w:p>
+      <w:pPr>
+        <w:pStyle w:val="IntenseQuote"/>
+      </w:pPr>
+      <w:r>
+        <w:t>Preconditions:</w:t>
+      </w:r>
+    </w:p>
+    <w:p>
+      <w:pPr>
+        <w:pStyle w:val="ListBullet"/>
+      </w:pPr>
+      <w:r>
+        <w:t>User is not currently registered in the system</w:t>
+      </w:r>
+    </w:p>
+    <w:p>
+      <w:pPr>
+        <w:pStyle w:val="IntenseQuote"/>
+      </w:pPr>
+      <w:r>
+        <w:t>Postconditions:</w:t>
+      </w:r>
+    </w:p>
+    <w:p>
+      <w:pPr>
+        <w:pStyle w:val="ListBullet"/>
+      </w:pPr>
+      <w:r>
+        <w:t>Customer record created with KYC documents submitted</w:t>
+      </w:r>
+    </w:p>
+    <w:p>
+      <w:pPr>
+        <w:pStyle w:val="ListBullet"/>
+      </w:pPr>
+      <w:r>
+        <w:t>KYC status is Pending Review</w:t>
+      </w:r>
+    </w:p>
+    <w:p>
+      <w:pPr>
+        <w:pStyle w:val="ListBullet"/>
+      </w:pPr>
+      <w:r>
+        <w:t>Account is created in Pending state awaiting Bank operations activation</w:t>
+      </w:r>
+    </w:p>
+    <w:p>
+      <w:r>
+        <w:t>Errors: ERR-001, ERR-002, ERR-003, ERR-008</w:t>
+      </w:r>
+    </w:p>
+    <w:p>
+      <w:r>
+        <w:t>Source: SA-1, BR-001</w:t>
+      </w:r>
+    </w:p>
+    <w:p>
+      <w:pPr>
+        <w:pStyle w:val="Heading2"/>
+      </w:pPr>
+      <w:r>
+        <w:t>FR-002 — Account Onboarding and Activation  (traces F2)</w:t>
+      </w:r>
+    </w:p>
+    <w:p>
+      <w:r>
+        <w:rPr>
+          <w:b/>
+        </w:rPr>
+        <w:t xml:space="preserve">Statement: </w:t>
+      </w:r>
+      <w:r>
+        <w:t>The system shall allow a Customer to onboard an account, and shall allow Bank operations to review and activate it before the account can be used.</w:t>
+      </w:r>
+    </w:p>
+    <w:p>
+      <w:r>
+        <w:rPr>
+          <w:b/>
+        </w:rPr>
+        <w:t xml:space="preserve">Epic: </w:t>
+      </w:r>
+      <w:r>
+        <w:t xml:space="preserve">Account Management    </w:t>
+      </w:r>
+      <w:r>
+        <w:rPr>
+          <w:b/>
+        </w:rPr>
+        <w:t xml:space="preserve">Priority: </w:t>
+      </w:r>
+      <w:r>
+        <w:t xml:space="preserve">Must (P1)    </w:t>
       </w:r>
       <w:r>
         <w:rPr>
@@ -101,7 +206,7 @@
         <w:pStyle w:val="ListBullet"/>
       </w:pPr>
       <w:r>
-        <w:t>The Customer is not yet registered in the system.</w:t>
+        <w:t>Customer has completed KYC</w:t>
       </w:r>
     </w:p>
     <w:p>
@@ -109,7 +214,7 @@
         <w:pStyle w:val="ListBullet"/>
       </w:pPr>
       <w:r>
-        <w:t>Aadhaar and PAN document attribute values are provided by the Customer.</w:t>
+        <w:t>Account is in Pending state</w:t>
       </w:r>
     </w:p>
     <w:p>
@@ -125,7 +230,7 @@
         <w:pStyle w:val="ListBullet"/>
       </w:pPr>
       <w:r>
-        <w:t>The Customer is registered and a KYC Record is created in PENDING state.</w:t>
+        <w:t>Account transitions from Pending to Active</w:t>
       </w:r>
     </w:p>
     <w:p>
@@ -133,17 +238,17 @@
         <w:pStyle w:val="ListBullet"/>
       </w:pPr>
       <w:r>
-        <w:t>Aadhaar and PAN values are validated for format only and stored.</w:t>
+        <w:t>Account can be used for transactions</w:t>
       </w:r>
     </w:p>
     <w:p>
       <w:r>
-        <w:t>Errors: ERR-007, ERR-008, ERR-006</w:t>
+        <w:t>Errors: ERR-004, ERR-005</w:t>
       </w:r>
     </w:p>
     <w:p>
       <w:r>
-        <w:t>Source: SA-1, BR-001</w:t>
+        <w:t>Source: SA-2, BR-002, SA-ROLE-OPS</w:t>
       </w:r>
     </w:p>
     <w:p>
@@ -151,7 +256,7 @@
         <w:pStyle w:val="Heading2"/>
       </w:pPr>
       <w:r>
-        <w:t>FR-002 — Account onboarding and activation  (traces F2)</w:t>
+        <w:t>FR-003 — User Login with Role-Based Access Control  (traces F3)</w:t>
       </w:r>
     </w:p>
     <w:p>
@@ -162,7 +267,7 @@
         <w:t xml:space="preserve">Statement: </w:t>
       </w:r>
       <w:r>
-        <w:t>The system shall allow a Customer to onboard an account, and shall allow Bank operations to review and activate it before the account can be used.</w:t>
+        <w:t>The system shall allow Customer and Bank operations users to log in, with role-based access control applied.</w:t>
       </w:r>
     </w:p>
     <w:p>
@@ -173,7 +278,7 @@
         <w:t xml:space="preserve">Epic: </w:t>
       </w:r>
       <w:r>
-        <w:t xml:space="preserve">Account Onboarding    </w:t>
+        <w:t xml:space="preserve">Authentication &amp; Session Management    </w:t>
       </w:r>
       <w:r>
         <w:rPr>
@@ -182,7 +287,7 @@
         <w:t xml:space="preserve">Priority: </w:t>
       </w:r>
       <w:r>
-        <w:t xml:space="preserve">Must (MUST)    </w:t>
+        <w:t xml:space="preserve">Must (P1)    </w:t>
       </w:r>
       <w:r>
         <w:rPr>
@@ -207,7 +312,7 @@
         <w:pStyle w:val="ListBullet"/>
       </w:pPr>
       <w:r>
-        <w:t>The Customer has a registration and KYC record.</w:t>
+        <w:t>User has valid credentials</w:t>
       </w:r>
     </w:p>
     <w:p>
@@ -215,7 +320,7 @@
         <w:pStyle w:val="ListBullet"/>
       </w:pPr>
       <w:r>
-        <w:t>The account has been onboarded by the Customer and is in PENDING state.</w:t>
+        <w:t>User account is Active</w:t>
       </w:r>
     </w:p>
     <w:p>
@@ -231,7 +336,7 @@
         <w:pStyle w:val="ListBullet"/>
       </w:pPr>
       <w:r>
-        <w:t>The account is activated by Bank operations and available for use.</w:t>
+        <w:t>Authenticated session created</w:t>
       </w:r>
     </w:p>
     <w:p>
@@ -239,17 +344,17 @@
         <w:pStyle w:val="ListBullet"/>
       </w:pPr>
       <w:r>
-        <w:t>All activation state changes are recorded in the audit trail.</w:t>
+        <w:t>Role-based permissions enforced</w:t>
       </w:r>
     </w:p>
     <w:p>
       <w:r>
-        <w:t>Errors: ERR-009</w:t>
+        <w:t>Errors: ERR-006, ERR-007</w:t>
       </w:r>
     </w:p>
     <w:p>
       <w:r>
-        <w:t>Source: SA-2, BR-002, SA-ROLE-OPS</w:t>
+        <w:t>Source: SA-3, BR-009</w:t>
       </w:r>
     </w:p>
     <w:p>
@@ -257,7 +362,7 @@
         <w:pStyle w:val="Heading2"/>
       </w:pPr>
       <w:r>
-        <w:t>FR-003 — Role-based login  (traces F3)</w:t>
+        <w:t>FR-004 — User Logout  (traces F4)</w:t>
       </w:r>
     </w:p>
     <w:p>
@@ -268,7 +373,7 @@
         <w:t xml:space="preserve">Statement: </w:t>
       </w:r>
       <w:r>
-        <w:t>The system shall allow Customer and Bank operations users to log in, with role-based access control applied.</w:t>
+        <w:t>The system shall allow Customer and Bank operations users to log out, terminating their authenticated session.</w:t>
       </w:r>
     </w:p>
     <w:p>
@@ -279,7 +384,7 @@
         <w:t xml:space="preserve">Epic: </w:t>
       </w:r>
       <w:r>
-        <w:t xml:space="preserve">Authentication    </w:t>
+        <w:t xml:space="preserve">Authentication &amp; Session Management    </w:t>
       </w:r>
       <w:r>
         <w:rPr>
@@ -288,7 +393,7 @@
         <w:t xml:space="preserve">Priority: </w:t>
       </w:r>
       <w:r>
-        <w:t xml:space="preserve">Must (MUST)    </w:t>
+        <w:t xml:space="preserve">Must (P1)    </w:t>
       </w:r>
       <w:r>
         <w:rPr>
@@ -313,15 +418,7 @@
         <w:pStyle w:val="ListBullet"/>
       </w:pPr>
       <w:r>
-        <w:t>The user is registered and has a valid identity.</w:t>
-      </w:r>
-    </w:p>
-    <w:p>
-      <w:pPr>
-        <w:pStyle w:val="ListBullet"/>
-      </w:pPr>
-      <w:r>
-        <w:t>The user is not currently authenticated with an active session.</w:t>
+        <w:t>User has an active authenticated session</w:t>
       </w:r>
     </w:p>
     <w:p>
@@ -337,7 +434,7 @@
         <w:pStyle w:val="ListBullet"/>
       </w:pPr>
       <w:r>
-        <w:t>An authenticated Session is created for the user.</w:t>
+        <w:t>Session is terminated</w:t>
       </w:r>
     </w:p>
     <w:p>
@@ -345,17 +442,17 @@
         <w:pStyle w:val="ListBullet"/>
       </w:pPr>
       <w:r>
-        <w:t>The user is granted access only to the resources permitted by their role.</w:t>
+        <w:t>User is redirected to login</w:t>
       </w:r>
     </w:p>
     <w:p>
       <w:r>
-        <w:t>Errors: ERR-001, ERR-002</w:t>
+        <w:t>Errors: ERR-010</w:t>
       </w:r>
     </w:p>
     <w:p>
       <w:r>
-        <w:t>Source: SA-3, BR-009</w:t>
+        <w:t>Source: SA-4, BR-009</w:t>
       </w:r>
     </w:p>
     <w:p>
@@ -363,7 +460,7 @@
         <w:pStyle w:val="Heading2"/>
       </w:pPr>
       <w:r>
-        <w:t>FR-004 — Logout  (traces F4)</w:t>
+        <w:t>FR-005 — Synthetic Money Transfer  (traces F5)</w:t>
       </w:r>
     </w:p>
     <w:p>
@@ -374,7 +471,7 @@
         <w:t xml:space="preserve">Statement: </w:t>
       </w:r>
       <w:r>
-        <w:t>The system shall allow Customer and Bank operations users to log out, terminating their authenticated session.</w:t>
+        <w:t>The system shall allow a Customer to initiate a synthetic money transfer to another account.</w:t>
       </w:r>
     </w:p>
     <w:p>
@@ -385,7 +482,7 @@
         <w:t xml:space="preserve">Epic: </w:t>
       </w:r>
       <w:r>
-        <w:t xml:space="preserve">Authentication    </w:t>
+        <w:t xml:space="preserve">Fund Transfers    </w:t>
       </w:r>
       <w:r>
         <w:rPr>
@@ -394,7 +491,256 @@
         <w:t xml:space="preserve">Priority: </w:t>
       </w:r>
       <w:r>
-        <w:t xml:space="preserve">Must (MUST)    </w:t>
+        <w:t xml:space="preserve">Must (P1)    </w:t>
+      </w:r>
+      <w:r>
+        <w:rPr>
+          <w:b/>
+        </w:rPr>
+        <w:t xml:space="preserve">Roles: </w:t>
+      </w:r>
+      <w:r>
+        <w:t>Customer</w:t>
+      </w:r>
+    </w:p>
+    <w:p>
+      <w:pPr>
+        <w:pStyle w:val="IntenseQuote"/>
+      </w:pPr>
+      <w:r>
+        <w:t>Preconditions:</w:t>
+      </w:r>
+    </w:p>
+    <w:p>
+      <w:pPr>
+        <w:pStyle w:val="ListBullet"/>
+      </w:pPr>
+      <w:r>
+        <w:t>Customer has an active authenticated session</w:t>
+      </w:r>
+    </w:p>
+    <w:p>
+      <w:pPr>
+        <w:pStyle w:val="ListBullet"/>
+      </w:pPr>
+      <w:r>
+        <w:t>Account is Active</w:t>
+      </w:r>
+    </w:p>
+    <w:p>
+      <w:pPr>
+        <w:pStyle w:val="ListBullet"/>
+      </w:pPr>
+      <w:r>
+        <w:t>Sufficient balance available</w:t>
+      </w:r>
+    </w:p>
+    <w:p>
+      <w:pPr>
+        <w:pStyle w:val="IntenseQuote"/>
+      </w:pPr>
+      <w:r>
+        <w:t>Postconditions:</w:t>
+      </w:r>
+    </w:p>
+    <w:p>
+      <w:pPr>
+        <w:pStyle w:val="ListBullet"/>
+      </w:pPr>
+      <w:r>
+        <w:t>Transfer record created with status Completed</w:t>
+      </w:r>
+    </w:p>
+    <w:p>
+      <w:pPr>
+        <w:pStyle w:val="ListBullet"/>
+      </w:pPr>
+      <w:r>
+        <w:t>Sender balance debited</w:t>
+      </w:r>
+    </w:p>
+    <w:p>
+      <w:pPr>
+        <w:pStyle w:val="ListBullet"/>
+      </w:pPr>
+      <w:r>
+        <w:t>Receiver balance credited</w:t>
+      </w:r>
+    </w:p>
+    <w:p>
+      <w:pPr>
+        <w:pStyle w:val="ListBullet"/>
+      </w:pPr>
+      <w:r>
+        <w:t>Audit entry recorded</w:t>
+      </w:r>
+    </w:p>
+    <w:p>
+      <w:r>
+        <w:t>Errors: ERR-009, ERR-011, ERR-012, ERR-013, ERR-014, ERR-015, ERR-016</w:t>
+      </w:r>
+    </w:p>
+    <w:p>
+      <w:r>
+        <w:t>Blocked by open question(s): OQ-003</w:t>
+      </w:r>
+    </w:p>
+    <w:p>
+      <w:r>
+        <w:t>Source: SA-5, BR-003, BR-004</w:t>
+      </w:r>
+    </w:p>
+    <w:p>
+      <w:pPr>
+        <w:pStyle w:val="Heading2"/>
+      </w:pPr>
+      <w:r>
+        <w:t>FR-006 — Account Receives Synthetic Money Transfer  (traces F6)</w:t>
+      </w:r>
+    </w:p>
+    <w:p>
+      <w:r>
+        <w:rPr>
+          <w:b/>
+        </w:rPr>
+        <w:t xml:space="preserve">Statement: </w:t>
+      </w:r>
+      <w:r>
+        <w:t>The system shall allow a Customer's account to receive a synthetic money transfer.</w:t>
+      </w:r>
+    </w:p>
+    <w:p>
+      <w:r>
+        <w:rPr>
+          <w:b/>
+        </w:rPr>
+        <w:t xml:space="preserve">Epic: </w:t>
+      </w:r>
+      <w:r>
+        <w:t xml:space="preserve">Fund Transfers    </w:t>
+      </w:r>
+      <w:r>
+        <w:rPr>
+          <w:b/>
+        </w:rPr>
+        <w:t xml:space="preserve">Priority: </w:t>
+      </w:r>
+      <w:r>
+        <w:t xml:space="preserve">Must (P1)    </w:t>
+      </w:r>
+      <w:r>
+        <w:rPr>
+          <w:b/>
+        </w:rPr>
+        <w:t xml:space="preserve">Roles: </w:t>
+      </w:r>
+      <w:r>
+        <w:t>Customer</w:t>
+      </w:r>
+    </w:p>
+    <w:p>
+      <w:pPr>
+        <w:pStyle w:val="IntenseQuote"/>
+      </w:pPr>
+      <w:r>
+        <w:t>Preconditions:</w:t>
+      </w:r>
+    </w:p>
+    <w:p>
+      <w:pPr>
+        <w:pStyle w:val="ListBullet"/>
+      </w:pPr>
+      <w:r>
+        <w:t>Sender has initiated a valid transfer</w:t>
+      </w:r>
+    </w:p>
+    <w:p>
+      <w:pPr>
+        <w:pStyle w:val="ListBullet"/>
+      </w:pPr>
+      <w:r>
+        <w:t>Receiver account exists and is Active</w:t>
+      </w:r>
+    </w:p>
+    <w:p>
+      <w:pPr>
+        <w:pStyle w:val="IntenseQuote"/>
+      </w:pPr>
+      <w:r>
+        <w:t>Postconditions:</w:t>
+      </w:r>
+    </w:p>
+    <w:p>
+      <w:pPr>
+        <w:pStyle w:val="ListBullet"/>
+      </w:pPr>
+      <w:r>
+        <w:t>Receiver balance credited with transferred amount</w:t>
+      </w:r>
+    </w:p>
+    <w:p>
+      <w:pPr>
+        <w:pStyle w:val="ListBullet"/>
+      </w:pPr>
+      <w:r>
+        <w:t>Transfer record status updated to Completed</w:t>
+      </w:r>
+    </w:p>
+    <w:p>
+      <w:pPr>
+        <w:pStyle w:val="ListBullet"/>
+      </w:pPr>
+      <w:r>
+        <w:t>Audit entry recorded</w:t>
+      </w:r>
+    </w:p>
+    <w:p>
+      <w:r>
+        <w:t>Errors: ERR-009</w:t>
+      </w:r>
+    </w:p>
+    <w:p>
+      <w:r>
+        <w:t>Source: SA-6, BR-003</w:t>
+      </w:r>
+    </w:p>
+    <w:p>
+      <w:pPr>
+        <w:pStyle w:val="Heading2"/>
+      </w:pPr>
+      <w:r>
+        <w:t>FR-007 — View Account Statements  (traces F7)</w:t>
+      </w:r>
+    </w:p>
+    <w:p>
+      <w:r>
+        <w:rPr>
+          <w:b/>
+        </w:rPr>
+        <w:t xml:space="preserve">Statement: </w:t>
+      </w:r>
+      <w:r>
+        <w:t>The system shall allow Customer and Bank operations users to view account statements according to their role permissions.</w:t>
+      </w:r>
+    </w:p>
+    <w:p>
+      <w:r>
+        <w:rPr>
+          <w:b/>
+        </w:rPr>
+        <w:t xml:space="preserve">Epic: </w:t>
+      </w:r>
+      <w:r>
+        <w:t xml:space="preserve">Statements &amp; Reporting    </w:t>
+      </w:r>
+      <w:r>
+        <w:rPr>
+          <w:b/>
+        </w:rPr>
+        <w:t xml:space="preserve">Priority: </w:t>
+      </w:r>
+      <w:r>
+        <w:t xml:space="preserve">Must (P1)    </w:t>
       </w:r>
       <w:r>
         <w:rPr>
@@ -419,7 +765,15 @@
         <w:pStyle w:val="ListBullet"/>
       </w:pPr>
       <w:r>
-        <w:t>The user is authenticated with an active Session.</w:t>
+        <w:t>User has an active authenticated session</w:t>
+      </w:r>
+    </w:p>
+    <w:p>
+      <w:pPr>
+        <w:pStyle w:val="ListBullet"/>
+      </w:pPr>
+      <w:r>
+        <w:t>Account has transaction history</w:t>
       </w:r>
     </w:p>
     <w:p>
@@ -435,17 +789,17 @@
         <w:pStyle w:val="ListBullet"/>
       </w:pPr>
       <w:r>
-        <w:t>The authenticated Session is terminated and can no longer authorize actions.</w:t>
+        <w:t>Statement data displayed to the user</w:t>
       </w:r>
     </w:p>
     <w:p>
       <w:r>
-        <w:t>Errors: ERR-003</w:t>
+        <w:t>Errors: ERR-010</w:t>
       </w:r>
     </w:p>
     <w:p>
       <w:r>
-        <w:t>Source: SA-4, BR-009</w:t>
+        <w:t>Source: SA-7, BR-010</w:t>
       </w:r>
     </w:p>
     <w:p>
@@ -453,7 +807,7 @@
         <w:pStyle w:val="Heading2"/>
       </w:pPr>
       <w:r>
-        <w:t>FR-005 — Synthetic money transfer  (traces F5)</w:t>
+        <w:t>FR-008 — Download Account Statement  (traces F8)</w:t>
       </w:r>
     </w:p>
     <w:p>
@@ -464,7 +818,7 @@
         <w:t xml:space="preserve">Statement: </w:t>
       </w:r>
       <w:r>
-        <w:t>The system shall allow a Customer to initiate a synthetic money transfer to another account.</w:t>
+        <w:t>The system shall allow a Customer to download their account statement.</w:t>
       </w:r>
     </w:p>
     <w:p>
@@ -475,7 +829,7 @@
         <w:t xml:space="preserve">Epic: </w:t>
       </w:r>
       <w:r>
-        <w:t xml:space="preserve">Payments    </w:t>
+        <w:t xml:space="preserve">Statements &amp; Reporting    </w:t>
       </w:r>
       <w:r>
         <w:rPr>
@@ -484,7 +838,7 @@
         <w:t xml:space="preserve">Priority: </w:t>
       </w:r>
       <w:r>
-        <w:t xml:space="preserve">Must (MUST)    </w:t>
+        <w:t xml:space="preserve">Must (P1)    </w:t>
       </w:r>
       <w:r>
         <w:rPr>
@@ -509,7 +863,7 @@
         <w:pStyle w:val="ListBullet"/>
       </w:pPr>
       <w:r>
-        <w:t>The Customer is authenticated.</w:t>
+        <w:t>Customer has an active authenticated session</w:t>
       </w:r>
     </w:p>
     <w:p>
@@ -517,15 +871,7 @@
         <w:pStyle w:val="ListBullet"/>
       </w:pPr>
       <w:r>
-        <w:t>The source account is active and in ACTIVE state.</w:t>
-      </w:r>
-    </w:p>
-    <w:p>
-      <w:pPr>
-        <w:pStyle w:val="ListBullet"/>
-      </w:pPr>
-      <w:r>
-        <w:t>The source account balance meets any applicable minimum balance requirement.</w:t>
+        <w:t>Account has transaction history</w:t>
       </w:r>
     </w:p>
     <w:p>
@@ -541,335 +887,12 @@
         <w:pStyle w:val="ListBullet"/>
       </w:pPr>
       <w:r>
-        <w:t>A Transaction is created in PENDING state for the transfer.</w:t>
-      </w:r>
-    </w:p>
-    <w:p>
-      <w:pPr>
-        <w:pStyle w:val="ListBullet"/>
-      </w:pPr>
-      <w:r>
-        <w:t>The transfer completes only if balance and transfer-cap limits are satisfied.</w:t>
-      </w:r>
-    </w:p>
-    <w:p>
-      <w:pPr>
-        <w:pStyle w:val="ListBullet"/>
-      </w:pPr>
-      <w:r>
-        <w:t>All transfer state changes are recorded in the audit trail.</w:t>
+        <w:t>Statement file generated and provided for download</w:t>
       </w:r>
     </w:p>
     <w:p>
       <w:r>
-        <w:t>Errors: ERR-001, ERR-010, ERR-011, ERR-013, ERR-012</w:t>
-      </w:r>
-    </w:p>
-    <w:p>
-      <w:r>
-        <w:t>Blocked by open question(s): OQ-002, OQ-003</w:t>
-      </w:r>
-    </w:p>
-    <w:p>
-      <w:r>
-        <w:t>Source: SA-5, BR-003, BR-004</w:t>
-      </w:r>
-    </w:p>
-    <w:p>
-      <w:pPr>
-        <w:pStyle w:val="Heading2"/>
-      </w:pPr>
-      <w:r>
-        <w:t>FR-006 — Receive synthetic money transfer  (traces F6)</w:t>
-      </w:r>
-    </w:p>
-    <w:p>
-      <w:r>
-        <w:rPr>
-          <w:b/>
-        </w:rPr>
-        <w:t xml:space="preserve">Statement: </w:t>
-      </w:r>
-      <w:r>
-        <w:t>The system shall allow a Customer's account to receive a synthetic money transfer.</w:t>
-      </w:r>
-    </w:p>
-    <w:p>
-      <w:r>
-        <w:rPr>
-          <w:b/>
-        </w:rPr>
-        <w:t xml:space="preserve">Epic: </w:t>
-      </w:r>
-      <w:r>
-        <w:t xml:space="preserve">Payments    </w:t>
-      </w:r>
-      <w:r>
-        <w:rPr>
-          <w:b/>
-        </w:rPr>
-        <w:t xml:space="preserve">Priority: </w:t>
-      </w:r>
-      <w:r>
-        <w:t xml:space="preserve">Must (MUST)    </w:t>
-      </w:r>
-      <w:r>
-        <w:rPr>
-          <w:b/>
-        </w:rPr>
-        <w:t xml:space="preserve">Roles: </w:t>
-      </w:r>
-      <w:r>
-        <w:t>Customer</w:t>
-      </w:r>
-    </w:p>
-    <w:p>
-      <w:pPr>
-        <w:pStyle w:val="IntenseQuote"/>
-      </w:pPr>
-      <w:r>
-        <w:t>Preconditions:</w:t>
-      </w:r>
-    </w:p>
-    <w:p>
-      <w:pPr>
-        <w:pStyle w:val="ListBullet"/>
-      </w:pPr>
-      <w:r>
-        <w:t>The receiving account is in ACTIVE state.</w:t>
-      </w:r>
-    </w:p>
-    <w:p>
-      <w:pPr>
-        <w:pStyle w:val="ListBullet"/>
-      </w:pPr>
-      <w:r>
-        <w:t>A valid incoming transfer is initiated by another Customer.</w:t>
-      </w:r>
-    </w:p>
-    <w:p>
-      <w:pPr>
-        <w:pStyle w:val="IntenseQuote"/>
-      </w:pPr>
-      <w:r>
-        <w:t>Postconditions:</w:t>
-      </w:r>
-    </w:p>
-    <w:p>
-      <w:pPr>
-        <w:pStyle w:val="ListBullet"/>
-      </w:pPr>
-      <w:r>
-        <w:t>The receiving account balance is credited by the transfer amount.</w:t>
-      </w:r>
-    </w:p>
-    <w:p>
-      <w:pPr>
-        <w:pStyle w:val="ListBullet"/>
-      </w:pPr>
-      <w:r>
-        <w:t>The Transaction reaches a SUCCESS/COMPLETED state.</w:t>
-      </w:r>
-    </w:p>
-    <w:p>
-      <w:r>
-        <w:t>Errors: ERR-001</w:t>
-      </w:r>
-    </w:p>
-    <w:p>
-      <w:r>
-        <w:t>Source: SA-6, BR-003</w:t>
-      </w:r>
-    </w:p>
-    <w:p>
-      <w:pPr>
-        <w:pStyle w:val="Heading2"/>
-      </w:pPr>
-      <w:r>
-        <w:t>FR-007 — View account statement  (traces F7)</w:t>
-      </w:r>
-    </w:p>
-    <w:p>
-      <w:r>
-        <w:rPr>
-          <w:b/>
-        </w:rPr>
-        <w:t xml:space="preserve">Statement: </w:t>
-      </w:r>
-      <w:r>
-        <w:t>The system shall allow Customer and Bank operations users to view account statements according to their role permissions.</w:t>
-      </w:r>
-    </w:p>
-    <w:p>
-      <w:r>
-        <w:rPr>
-          <w:b/>
-        </w:rPr>
-        <w:t xml:space="preserve">Epic: </w:t>
-      </w:r>
-      <w:r>
-        <w:t xml:space="preserve">Statements    </w:t>
-      </w:r>
-      <w:r>
-        <w:rPr>
-          <w:b/>
-        </w:rPr>
-        <w:t xml:space="preserve">Priority: </w:t>
-      </w:r>
-      <w:r>
-        <w:t xml:space="preserve">Must (MUST)    </w:t>
-      </w:r>
-      <w:r>
-        <w:rPr>
-          <w:b/>
-        </w:rPr>
-        <w:t xml:space="preserve">Roles: </w:t>
-      </w:r>
-      <w:r>
-        <w:t>Customer, Bank operations</w:t>
-      </w:r>
-    </w:p>
-    <w:p>
-      <w:pPr>
-        <w:pStyle w:val="IntenseQuote"/>
-      </w:pPr>
-      <w:r>
-        <w:t>Preconditions:</w:t>
-      </w:r>
-    </w:p>
-    <w:p>
-      <w:pPr>
-        <w:pStyle w:val="ListBullet"/>
-      </w:pPr>
-      <w:r>
-        <w:t>The user is authenticated.</w:t>
-      </w:r>
-    </w:p>
-    <w:p>
-      <w:pPr>
-        <w:pStyle w:val="ListBullet"/>
-      </w:pPr>
-      <w:r>
-        <w:t>The account and its statement are available.</w:t>
-      </w:r>
-    </w:p>
-    <w:p>
-      <w:pPr>
-        <w:pStyle w:val="IntenseQuote"/>
-      </w:pPr>
-      <w:r>
-        <w:t>Postconditions:</w:t>
-      </w:r>
-    </w:p>
-    <w:p>
-      <w:pPr>
-        <w:pStyle w:val="ListBullet"/>
-      </w:pPr>
-      <w:r>
-        <w:t>The user views the statement content permitted by their role.</w:t>
-      </w:r>
-    </w:p>
-    <w:p>
-      <w:r>
-        <w:t>Errors: ERR-001</w:t>
-      </w:r>
-    </w:p>
-    <w:p>
-      <w:r>
-        <w:t>Source: SA-7, BR-010</w:t>
-      </w:r>
-    </w:p>
-    <w:p>
-      <w:pPr>
-        <w:pStyle w:val="Heading2"/>
-      </w:pPr>
-      <w:r>
-        <w:t>FR-008 — Download account statement  (traces F8)</w:t>
-      </w:r>
-    </w:p>
-    <w:p>
-      <w:r>
-        <w:rPr>
-          <w:b/>
-        </w:rPr>
-        <w:t xml:space="preserve">Statement: </w:t>
-      </w:r>
-      <w:r>
-        <w:t>The system shall allow a Customer to download their account statement.</w:t>
-      </w:r>
-    </w:p>
-    <w:p>
-      <w:r>
-        <w:rPr>
-          <w:b/>
-        </w:rPr>
-        <w:t xml:space="preserve">Epic: </w:t>
-      </w:r>
-      <w:r>
-        <w:t xml:space="preserve">Statements    </w:t>
-      </w:r>
-      <w:r>
-        <w:rPr>
-          <w:b/>
-        </w:rPr>
-        <w:t xml:space="preserve">Priority: </w:t>
-      </w:r>
-      <w:r>
-        <w:t xml:space="preserve">Must (MUST)    </w:t>
-      </w:r>
-      <w:r>
-        <w:rPr>
-          <w:b/>
-        </w:rPr>
-        <w:t xml:space="preserve">Roles: </w:t>
-      </w:r>
-      <w:r>
-        <w:t>Customer</w:t>
-      </w:r>
-    </w:p>
-    <w:p>
-      <w:pPr>
-        <w:pStyle w:val="IntenseQuote"/>
-      </w:pPr>
-      <w:r>
-        <w:t>Preconditions:</w:t>
-      </w:r>
-    </w:p>
-    <w:p>
-      <w:pPr>
-        <w:pStyle w:val="ListBullet"/>
-      </w:pPr>
-      <w:r>
-        <w:t>The Customer is authenticated.</w:t>
-      </w:r>
-    </w:p>
-    <w:p>
-      <w:pPr>
-        <w:pStyle w:val="ListBullet"/>
-      </w:pPr>
-      <w:r>
-        <w:t>A statement exists for the account.</w:t>
-      </w:r>
-    </w:p>
-    <w:p>
-      <w:pPr>
-        <w:pStyle w:val="IntenseQuote"/>
-      </w:pPr>
-      <w:r>
-        <w:t>Postconditions:</w:t>
-      </w:r>
-    </w:p>
-    <w:p>
-      <w:pPr>
-        <w:pStyle w:val="ListBullet"/>
-      </w:pPr>
-      <w:r>
-        <w:t>The Customer receives a downloadable statement artifact for their own account only.</w:t>
-      </w:r>
-    </w:p>
-    <w:p>
-      <w:r>
-        <w:t>Errors: ERR-001</w:t>
+        <w:t>Errors: ERR-010</w:t>
       </w:r>
     </w:p>
     <w:p>
@@ -882,7 +905,7 @@
         <w:pStyle w:val="Heading2"/>
       </w:pPr>
       <w:r>
-        <w:t>FR-009 — View audit trail  (traces F9)</w:t>
+        <w:t>FR-009 — Bank Operations Audit Trail  (traces F9)</w:t>
       </w:r>
     </w:p>
     <w:p>
@@ -904,7 +927,7 @@
         <w:t xml:space="preserve">Epic: </w:t>
       </w:r>
       <w:r>
-        <w:t xml:space="preserve">Audit &amp; Operations    </w:t>
+        <w:t xml:space="preserve">Audit &amp; Compliance    </w:t>
       </w:r>
       <w:r>
         <w:rPr>
@@ -913,7 +936,7 @@
         <w:t xml:space="preserve">Priority: </w:t>
       </w:r>
       <w:r>
-        <w:t xml:space="preserve">Must (MUST)    </w:t>
+        <w:t xml:space="preserve">Must (P1)    </w:t>
       </w:r>
       <w:r>
         <w:rPr>
@@ -938,7 +961,7 @@
         <w:pStyle w:val="ListBullet"/>
       </w:pPr>
       <w:r>
-        <w:t>The Bank operations user is authenticated.</w:t>
+        <w:t>Bank operations user has an active authenticated session</w:t>
       </w:r>
     </w:p>
     <w:p>
@@ -946,7 +969,7 @@
         <w:pStyle w:val="ListBullet"/>
       </w:pPr>
       <w:r>
-        <w:t>At least one audit event has been recorded.</w:t>
+        <w:t>Audit entries exist</w:t>
       </w:r>
     </w:p>
     <w:p>
@@ -962,12 +985,12 @@
         <w:pStyle w:val="ListBullet"/>
       </w:pPr>
       <w:r>
-        <w:t>The user views the audit trail including actor, action, and timestamp for each recorded change.</w:t>
+        <w:t>Audit trail displayed with actor, action, and timestamp for each state change</w:t>
       </w:r>
     </w:p>
     <w:p>
       <w:r>
-        <w:t>Errors: ERR-001</w:t>
+        <w:t>Errors: ERR-010</w:t>
       </w:r>
     </w:p>
     <w:p>
@@ -980,7 +1003,7 @@
         <w:pStyle w:val="Heading2"/>
       </w:pPr>
       <w:r>
-        <w:t>FR-010 — Prevent Bank operations fund transfers  (traces F10)</w:t>
+        <w:t>FR-010 — Bank Operations Transfer Restriction  (traces F10)</w:t>
       </w:r>
     </w:p>
     <w:p>
@@ -1002,7 +1025,7 @@
         <w:t xml:space="preserve">Epic: </w:t>
       </w:r>
       <w:r>
-        <w:t xml:space="preserve">Payments    </w:t>
+        <w:t xml:space="preserve">Fund Transfers    </w:t>
       </w:r>
       <w:r>
         <w:rPr>
@@ -1011,7 +1034,7 @@
         <w:t xml:space="preserve">Priority: </w:t>
       </w:r>
       <w:r>
-        <w:t xml:space="preserve">Must (MUST)    </w:t>
+        <w:t xml:space="preserve">Must (P1)    </w:t>
       </w:r>
       <w:r>
         <w:rPr>
@@ -1036,7 +1059,7 @@
         <w:pStyle w:val="ListBullet"/>
       </w:pPr>
       <w:r>
-        <w:t>The Bank operations user is authenticated.</w:t>
+        <w:t>Bank operations user is authenticated</w:t>
       </w:r>
     </w:p>
     <w:p>
@@ -1052,12 +1075,20 @@
         <w:pStyle w:val="ListBullet"/>
       </w:pPr>
       <w:r>
-        <w:t>The Bank operations user is unable to initiate any money transfer through the system.</w:t>
+        <w:t>Transfer initiation blocked</w:t>
+      </w:r>
+    </w:p>
+    <w:p>
+      <w:pPr>
+        <w:pStyle w:val="ListBullet"/>
+      </w:pPr>
+      <w:r>
+        <w:t>User informed they lack permission for this action</w:t>
       </w:r>
     </w:p>
     <w:p>
       <w:r>
-        <w:t>Errors: ERR-013</w:t>
+        <w:t>Errors: ERR-010</w:t>
       </w:r>
     </w:p>
     <w:p>
@@ -1070,7 +1101,7 @@
         <w:pStyle w:val="Heading2"/>
       </w:pPr>
       <w:r>
-        <w:t>FR-011 — Authentication for all actions  (traces NF1)</w:t>
+        <w:t>FR-011 — Authentication Enforcement  (traces NF1)</w:t>
       </w:r>
     </w:p>
     <w:p>
@@ -1092,7 +1123,7 @@
         <w:t xml:space="preserve">Epic: </w:t>
       </w:r>
       <w:r>
-        <w:t xml:space="preserve">Security    </w:t>
+        <w:t xml:space="preserve">Security &amp; Access Control    </w:t>
       </w:r>
       <w:r>
         <w:rPr>
@@ -1101,7 +1132,7 @@
         <w:t xml:space="preserve">Priority: </w:t>
       </w:r>
       <w:r>
-        <w:t xml:space="preserve">Must (MUST)    </w:t>
+        <w:t xml:space="preserve">Must (P1)    </w:t>
       </w:r>
       <w:r>
         <w:rPr>
@@ -1118,22 +1149,6 @@
         <w:pStyle w:val="IntenseQuote"/>
       </w:pPr>
       <w:r>
-        <w:t>Preconditions:</w:t>
-      </w:r>
-    </w:p>
-    <w:p>
-      <w:pPr>
-        <w:pStyle w:val="ListBullet"/>
-      </w:pPr>
-      <w:r>
-        <w:t>A user identity exists in the system.</w:t>
-      </w:r>
-    </w:p>
-    <w:p>
-      <w:pPr>
-        <w:pStyle w:val="IntenseQuote"/>
-      </w:pPr>
-      <w:r>
         <w:t>Postconditions:</w:t>
       </w:r>
     </w:p>
@@ -1142,12 +1157,20 @@
         <w:pStyle w:val="ListBullet"/>
       </w:pPr>
       <w:r>
-        <w:t>No Customer or Bank operations action is permitted without a valid authenticated Session.</w:t>
+        <w:t>All actions require an authenticated session</w:t>
+      </w:r>
+    </w:p>
+    <w:p>
+      <w:pPr>
+        <w:pStyle w:val="ListBullet"/>
+      </w:pPr>
+      <w:r>
+        <w:t>Unauthenticated requests are rejected</w:t>
       </w:r>
     </w:p>
     <w:p>
       <w:r>
-        <w:t>Errors: ERR-001</w:t>
+        <w:t>Errors: ERR-006, ERR-010</w:t>
       </w:r>
     </w:p>
     <w:p>
@@ -1160,7 +1183,7 @@
         <w:pStyle w:val="Heading2"/>
       </w:pPr>
       <w:r>
-        <w:t>FR-012 — Sensitive data access restricted by role  (traces NF2)</w:t>
+        <w:t>FR-012 — Sensitive Data Access Control  (traces NF2)</w:t>
       </w:r>
     </w:p>
     <w:p>
@@ -1182,7 +1205,7 @@
         <w:t xml:space="preserve">Epic: </w:t>
       </w:r>
       <w:r>
-        <w:t xml:space="preserve">Security    </w:t>
+        <w:t xml:space="preserve">Security &amp; Access Control    </w:t>
       </w:r>
       <w:r>
         <w:rPr>
@@ -1191,7 +1214,7 @@
         <w:t xml:space="preserve">Priority: </w:t>
       </w:r>
       <w:r>
-        <w:t xml:space="preserve">Must (MUST)    </w:t>
+        <w:t xml:space="preserve">Must (P1)    </w:t>
       </w:r>
       <w:r>
         <w:rPr>
@@ -1208,30 +1231,6 @@
         <w:pStyle w:val="IntenseQuote"/>
       </w:pPr>
       <w:r>
-        <w:t>Preconditions:</w:t>
-      </w:r>
-    </w:p>
-    <w:p>
-      <w:pPr>
-        <w:pStyle w:val="ListBullet"/>
-      </w:pPr>
-      <w:r>
-        <w:t>Sensitive KYC or account data exists in the system.</w:t>
-      </w:r>
-    </w:p>
-    <w:p>
-      <w:pPr>
-        <w:pStyle w:val="ListBullet"/>
-      </w:pPr>
-      <w:r>
-        <w:t>A role identity exists for the requesting user.</w:t>
-      </w:r>
-    </w:p>
-    <w:p>
-      <w:pPr>
-        <w:pStyle w:val="IntenseQuote"/>
-      </w:pPr>
-      <w:r>
         <w:t>Postconditions:</w:t>
       </w:r>
     </w:p>
@@ -1240,12 +1239,20 @@
         <w:pStyle w:val="ListBullet"/>
       </w:pPr>
       <w:r>
-        <w:t>Access to sensitive KYC and account data is granted only to roles permitted to view it.</w:t>
+        <w:t>KYC data accessible only to the owning Customer and authorized Bank operations</w:t>
+      </w:r>
+    </w:p>
+    <w:p>
+      <w:pPr>
+        <w:pStyle w:val="ListBullet"/>
+      </w:pPr>
+      <w:r>
+        <w:t>Account data restricted by role</w:t>
       </w:r>
     </w:p>
     <w:p>
       <w:r>
-        <w:t>Errors: ERR-013</w:t>
+        <w:t>Errors: ERR-010</w:t>
       </w:r>
     </w:p>
     <w:p>
@@ -1258,7 +1265,7 @@
         <w:pStyle w:val="Heading2"/>
       </w:pPr>
       <w:r>
-        <w:t>FR-013 — Accessibility  (traces NF3)</w:t>
+        <w:t>FR-013 — Accessibility Compliance  (traces NF3)</w:t>
       </w:r>
     </w:p>
     <w:p>
@@ -1280,7 +1287,7 @@
         <w:t xml:space="preserve">Epic: </w:t>
       </w:r>
       <w:r>
-        <w:t xml:space="preserve">Acceptance &amp; Quality    </w:t>
+        <w:t xml:space="preserve">Quality Attributes    </w:t>
       </w:r>
       <w:r>
         <w:rPr>
@@ -1289,7 +1296,7 @@
         <w:t xml:space="preserve">Priority: </w:t>
       </w:r>
       <w:r>
-        <w:t xml:space="preserve">Must (MUST)    </w:t>
+        <w:t xml:space="preserve">Must (P1)    </w:t>
       </w:r>
       <w:r>
         <w:rPr>
@@ -1306,22 +1313,6 @@
         <w:pStyle w:val="IntenseQuote"/>
       </w:pPr>
       <w:r>
-        <w:t>Preconditions:</w:t>
-      </w:r>
-    </w:p>
-    <w:p>
-      <w:pPr>
-        <w:pStyle w:val="ListBullet"/>
-      </w:pPr>
-      <w:r>
-        <w:t>The interfaces are implemented and available.</w:t>
-      </w:r>
-    </w:p>
-    <w:p>
-      <w:pPr>
-        <w:pStyle w:val="IntenseQuote"/>
-      </w:pPr>
-      <w:r>
         <w:t>Postconditions:</w:t>
       </w:r>
     </w:p>
@@ -1330,12 +1321,7 @@
         <w:pStyle w:val="ListBullet"/>
       </w:pPr>
       <w:r>
-        <w:t>Interfaces are accessible to users with disabilities as an acceptance condition.</w:t>
-      </w:r>
-    </w:p>
-    <w:p>
-      <w:r>
-        <w:t>Errors: ERR-014</w:t>
+        <w:t>UI meets accessibility standards</w:t>
       </w:r>
     </w:p>
     <w:p>
@@ -1348,7 +1334,7 @@
         <w:pStyle w:val="Heading2"/>
       </w:pPr>
       <w:r>
-        <w:t>FR-014 — Reliable persistence of state changes  (traces NF4)</w:t>
+        <w:t>FR-014 — Data Persistence Reliability  (traces NF4)</w:t>
       </w:r>
     </w:p>
     <w:p>
@@ -1370,7 +1356,7 @@
         <w:t xml:space="preserve">Epic: </w:t>
       </w:r>
       <w:r>
-        <w:t xml:space="preserve">Reliability    </w:t>
+        <w:t xml:space="preserve">Quality Attributes    </w:t>
       </w:r>
       <w:r>
         <w:rPr>
@@ -1379,7 +1365,7 @@
         <w:t xml:space="preserve">Priority: </w:t>
       </w:r>
       <w:r>
-        <w:t xml:space="preserve">Must (MUST)    </w:t>
+        <w:t xml:space="preserve">Must (P1)    </w:t>
       </w:r>
       <w:r>
         <w:rPr>
@@ -1387,25 +1373,7 @@
         </w:rPr>
         <w:t xml:space="preserve">Roles: </w:t>
       </w:r>
-      <w:r>
-        <w:t>Customer, Bank operations</w:t>
-      </w:r>
-    </w:p>
-    <w:p>
-      <w:pPr>
-        <w:pStyle w:val="IntenseQuote"/>
-      </w:pPr>
-      <w:r>
-        <w:t>Preconditions:</w:t>
-      </w:r>
-    </w:p>
-    <w:p>
-      <w:pPr>
-        <w:pStyle w:val="ListBullet"/>
-      </w:pPr>
-      <w:r>
-        <w:t>Account, KYC, or transaction data exists to be persisted.</w:t>
-      </w:r>
+      <w:r/>
     </w:p>
     <w:p>
       <w:pPr>
@@ -1420,12 +1388,15 @@
         <w:pStyle w:val="ListBullet"/>
       </w:pPr>
       <w:r>
-        <w:t>Account, KYC, and transaction state changes are durably persisted without loss.</w:t>
+        <w:t>All state changes are durably persisted</w:t>
       </w:r>
     </w:p>
     <w:p>
+      <w:pPr>
+        <w:pStyle w:val="ListBullet"/>
+      </w:pPr>
       <w:r>
-        <w:t>Errors: ERR-009</w:t>
+        <w:t>No data loss on normal or error paths</w:t>
       </w:r>
     </w:p>
     <w:p>
@@ -1438,7 +1409,7 @@
         <w:pStyle w:val="Heading2"/>
       </w:pPr>
       <w:r>
-        <w:t>FR-015 — Testability  (traces NF5)</w:t>
+        <w:t>FR-015 — Testability and Automation Readiness  (traces NF5)</w:t>
       </w:r>
     </w:p>
     <w:p>
@@ -1460,7 +1431,7 @@
         <w:t xml:space="preserve">Epic: </w:t>
       </w:r>
       <w:r>
-        <w:t xml:space="preserve">Acceptance &amp; Quality    </w:t>
+        <w:t xml:space="preserve">Quality Attributes    </w:t>
       </w:r>
       <w:r>
         <w:rPr>
@@ -1469,7 +1440,7 @@
         <w:t xml:space="preserve">Priority: </w:t>
       </w:r>
       <w:r>
-        <w:t xml:space="preserve">Must (MUST)    </w:t>
+        <w:t xml:space="preserve">Must (P1)    </w:t>
       </w:r>
       <w:r>
         <w:rPr>
@@ -1477,25 +1448,7 @@
         </w:rPr>
         <w:t xml:space="preserve">Roles: </w:t>
       </w:r>
-      <w:r>
-        <w:t>Customer, Bank operations</w:t>
-      </w:r>
-    </w:p>
-    <w:p>
-      <w:pPr>
-        <w:pStyle w:val="IntenseQuote"/>
-      </w:pPr>
-      <w:r>
-        <w:t>Preconditions:</w:t>
-      </w:r>
-    </w:p>
-    <w:p>
-      <w:pPr>
-        <w:pStyle w:val="ListBullet"/>
-      </w:pPr>
-      <w:r>
-        <w:t>The deterministic synthetic data and UI are implemented.</w:t>
-      </w:r>
+      <w:r/>
     </w:p>
     <w:p>
       <w:pPr>
@@ -1510,12 +1463,15 @@
         <w:pStyle w:val="ListBullet"/>
       </w:pPr>
       <w:r>
-        <w:t>System behavior is testable with deterministic synthetic data and stable UI selectors.</w:t>
+        <w:t>Deterministic test data available</w:t>
       </w:r>
     </w:p>
     <w:p>
+      <w:pPr>
+        <w:pStyle w:val="ListBullet"/>
+      </w:pPr>
       <w:r>
-        <w:t>Errors: ERR-014</w:t>
+        <w:t>Stable UI selectors present for automation</w:t>
       </w:r>
     </w:p>
     <w:p>
@@ -1533,7 +1489,7 @@
         <w:pStyle w:val="Heading2"/>
       </w:pPr>
       <w:r>
-        <w:t>FR-016 — Audit trail recording  (traces NF6)</w:t>
+        <w:t>FR-016 — Audit Trail Logging  (traces NF6)</w:t>
       </w:r>
     </w:p>
     <w:p>
@@ -1555,7 +1511,7 @@
         <w:t xml:space="preserve">Epic: </w:t>
       </w:r>
       <w:r>
-        <w:t xml:space="preserve">Audit &amp; Operations    </w:t>
+        <w:t xml:space="preserve">Audit &amp; Compliance    </w:t>
       </w:r>
       <w:r>
         <w:rPr>
@@ -1564,7 +1520,7 @@
         <w:t xml:space="preserve">Priority: </w:t>
       </w:r>
       <w:r>
-        <w:t xml:space="preserve">Must (MUST)    </w:t>
+        <w:t xml:space="preserve">Must (P1)    </w:t>
       </w:r>
       <w:r>
         <w:rPr>
@@ -1573,23 +1529,7 @@
         <w:t xml:space="preserve">Roles: </w:t>
       </w:r>
       <w:r>
-        <w:t>Customer, Bank operations</w:t>
-      </w:r>
-    </w:p>
-    <w:p>
-      <w:pPr>
-        <w:pStyle w:val="IntenseQuote"/>
-      </w:pPr>
-      <w:r>
-        <w:t>Preconditions:</w:t>
-      </w:r>
-    </w:p>
-    <w:p>
-      <w:pPr>
-        <w:pStyle w:val="ListBullet"/>
-      </w:pPr>
-      <w:r>
-        <w:t>An account, KYC, or transfer state change is about to be performed.</w:t>
+        <w:t>Bank operations</w:t>
       </w:r>
     </w:p>
     <w:p>
@@ -1605,12 +1545,7 @@
         <w:pStyle w:val="ListBullet"/>
       </w:pPr>
       <w:r>
-        <w:t>Every such state change is recorded with actor, action, and timestamp.</w:t>
-      </w:r>
-    </w:p>
-    <w:p>
-      <w:r>
-        <w:t>Errors: ERR-009</w:t>
+        <w:t>Every state change produces an audit entry with actor, action, and timestamp</w:t>
       </w:r>
     </w:p>
     <w:p>
@@ -1623,7 +1558,7 @@
         <w:pStyle w:val="Heading2"/>
       </w:pPr>
       <w:r>
-        <w:t>FR-017 — Traceability and artifact governance  (traces NF7)</w:t>
+        <w:t>FR-017 — Traceability and Artifact Governance  (traces NF7)</w:t>
       </w:r>
     </w:p>
     <w:p>
@@ -1645,7 +1580,7 @@
         <w:t xml:space="preserve">Epic: </w:t>
       </w:r>
       <w:r>
-        <w:t xml:space="preserve">Governance    </w:t>
+        <w:t xml:space="preserve">Governance &amp; Traceability    </w:t>
       </w:r>
       <w:r>
         <w:rPr>
@@ -1654,7 +1589,7 @@
         <w:t xml:space="preserve">Priority: </w:t>
       </w:r>
       <w:r>
-        <w:t xml:space="preserve">Must (MUST)    </w:t>
+        <w:t xml:space="preserve">Must (P1)    </w:t>
       </w:r>
       <w:r>
         <w:rPr>
@@ -1669,22 +1604,6 @@
         <w:pStyle w:val="IntenseQuote"/>
       </w:pPr>
       <w:r>
-        <w:t>Preconditions:</w:t>
-      </w:r>
-    </w:p>
-    <w:p>
-      <w:pPr>
-        <w:pStyle w:val="ListBullet"/>
-      </w:pPr>
-      <w:r>
-        <w:t>A business rule is approved for inclusion.</w:t>
-      </w:r>
-    </w:p>
-    <w:p>
-      <w:pPr>
-        <w:pStyle w:val="IntenseQuote"/>
-      </w:pPr>
-      <w:r>
         <w:t>Postconditions:</w:t>
       </w:r>
     </w:p>
@@ -1693,12 +1612,15 @@
         <w:pStyle w:val="ListBullet"/>
       </w:pPr>
       <w:r>
-        <w:t>The business rule is traceable across SDLC stages and its artifacts are reviewable, reproducible, schema-valid, source-linked, and human-approved.</w:t>
+        <w:t>Full traceability chain maintained for every business rule</w:t>
       </w:r>
     </w:p>
     <w:p>
+      <w:pPr>
+        <w:pStyle w:val="ListBullet"/>
+      </w:pPr>
       <w:r>
-        <w:t>Errors: ERR-014</w:t>
+        <w:t>Agent artifacts meet governance criteria</w:t>
       </w:r>
     </w:p>
     <w:p>
@@ -1853,7 +1775,7 @@
           </w:tcPr>
           <w:p>
             <w:r>
-              <w:t>CUST-XXX</w:t>
+              <w:t>CUST-###</w:t>
             </w:r>
           </w:p>
         </w:tc>
@@ -1915,7 +1837,7 @@
           </w:tcPr>
           <w:p>
             <w:r>
-              <w:t>free text</w:t>
+              <w:t>alphanumeric with spaces</w:t>
             </w:r>
           </w:p>
         </w:tc>
@@ -1935,7 +1857,7 @@
           </w:tcPr>
           <w:p>
             <w:r>
-              <w:t>Asha Rathi</w:t>
+              <w:t>Asha Verma</w:t>
             </w:r>
           </w:p>
         </w:tc>
@@ -1957,7 +1879,7 @@
           </w:tcPr>
           <w:p>
             <w:r>
-              <w:t>phone</w:t>
+              <w:t>username</w:t>
             </w:r>
           </w:p>
         </w:tc>
@@ -1977,7 +1899,7 @@
           </w:tcPr>
           <w:p>
             <w:r>
-              <w:t>10-digit number</w:t>
+              <w:t>lowercase alphanumeric and underscore</w:t>
             </w:r>
           </w:p>
         </w:tc>
@@ -1987,7 +1909,7 @@
           </w:tcPr>
           <w:p>
             <w:r>
-              <w:t>10</w:t>
+              <w:t>30</w:t>
             </w:r>
           </w:p>
         </w:tc>
@@ -1997,7 +1919,7 @@
           </w:tcPr>
           <w:p>
             <w:r>
-              <w:t>9876543210</w:t>
+              <w:t>asha_verma</w:t>
             </w:r>
           </w:p>
         </w:tc>
@@ -2019,7 +1941,7 @@
           </w:tcPr>
           <w:p>
             <w:r>
-              <w:t>email</w:t>
+              <w:t>password_hash</w:t>
             </w:r>
           </w:p>
         </w:tc>
@@ -2039,7 +1961,7 @@
           </w:tcPr>
           <w:p>
             <w:r>
-              <w:t>email</w:t>
+              <w:t>SHA-256 hex</w:t>
             </w:r>
           </w:p>
         </w:tc>
@@ -2049,7 +1971,7 @@
           </w:tcPr>
           <w:p>
             <w:r>
-              <w:t>255</w:t>
+              <w:t>64</w:t>
             </w:r>
           </w:p>
         </w:tc>
@@ -2059,7 +1981,7 @@
           </w:tcPr>
           <w:p>
             <w:r>
-              <w:t>asha.rathi@example.com</w:t>
+              <w:t>a3f1b2c4d5e6f708192a3b4c5d6e7f80a1b2c3d4e5f60718293a4b5c6d7e8f90a</w:t>
             </w:r>
           </w:p>
         </w:tc>
@@ -2071,7 +1993,7 @@
           </w:tcPr>
           <w:p>
             <w:r>
-              <w:t>KYC Record</w:t>
+              <w:t>Customer</w:t>
             </w:r>
           </w:p>
         </w:tc>
@@ -2081,7 +2003,7 @@
           </w:tcPr>
           <w:p>
             <w:r>
-              <w:t>kyc_id</w:t>
+              <w:t>role</w:t>
             </w:r>
           </w:p>
         </w:tc>
@@ -2101,7 +2023,7 @@
           </w:tcPr>
           <w:p>
             <w:r>
-              <w:t>KYC-XXX</w:t>
+              <w:t>CUSTOMER | BANK_OPS</w:t>
             </w:r>
           </w:p>
         </w:tc>
@@ -2111,7 +2033,7 @@
           </w:tcPr>
           <w:p>
             <w:r>
-              <w:t>9</w:t>
+              <w:t>20</w:t>
             </w:r>
           </w:p>
         </w:tc>
@@ -2121,7 +2043,7 @@
           </w:tcPr>
           <w:p>
             <w:r>
-              <w:t>KYC-001</w:t>
+              <w:t>CUSTOMER</w:t>
             </w:r>
           </w:p>
         </w:tc>
@@ -2133,7 +2055,7 @@
           </w:tcPr>
           <w:p>
             <w:r>
-              <w:t>KYC Record</w:t>
+              <w:t>Customer</w:t>
             </w:r>
           </w:p>
         </w:tc>
@@ -2143,7 +2065,7 @@
           </w:tcPr>
           <w:p>
             <w:r>
-              <w:t>customer_id</w:t>
+              <w:t>status</w:t>
             </w:r>
           </w:p>
         </w:tc>
@@ -2163,7 +2085,7 @@
           </w:tcPr>
           <w:p>
             <w:r>
-              <w:t>CUST-XXX</w:t>
+              <w:t>PENDING_KYC | KYC_SUBMITTED | ACTIVE | SUSPENDED</w:t>
             </w:r>
           </w:p>
         </w:tc>
@@ -2173,7 +2095,7 @@
           </w:tcPr>
           <w:p>
             <w:r>
-              <w:t>8</w:t>
+              <w:t>16</w:t>
             </w:r>
           </w:p>
         </w:tc>
@@ -2183,7 +2105,7 @@
           </w:tcPr>
           <w:p>
             <w:r>
-              <w:t>CUST-001</w:t>
+              <w:t>ACTIVE</w:t>
             </w:r>
           </w:p>
         </w:tc>
@@ -2195,7 +2117,7 @@
           </w:tcPr>
           <w:p>
             <w:r>
-              <w:t>KYC Record</w:t>
+              <w:t>Account</w:t>
             </w:r>
           </w:p>
         </w:tc>
@@ -2205,7 +2127,7 @@
           </w:tcPr>
           <w:p>
             <w:r>
-              <w:t>aadhaar_number</w:t>
+              <w:t>account_id</w:t>
             </w:r>
           </w:p>
         </w:tc>
@@ -2225,7 +2147,7 @@
           </w:tcPr>
           <w:p>
             <w:r>
-              <w:t>12 numeric digits</w:t>
+              <w:t>ACC-###</w:t>
             </w:r>
           </w:p>
         </w:tc>
@@ -2235,7 +2157,7 @@
           </w:tcPr>
           <w:p>
             <w:r>
-              <w:t>12</w:t>
+              <w:t>7</w:t>
             </w:r>
           </w:p>
         </w:tc>
@@ -2245,7 +2167,7 @@
           </w:tcPr>
           <w:p>
             <w:r>
-              <w:t>123456789012</w:t>
+              <w:t>ACC-001</w:t>
             </w:r>
           </w:p>
         </w:tc>
@@ -2257,7 +2179,7 @@
           </w:tcPr>
           <w:p>
             <w:r>
-              <w:t>KYC Record</w:t>
+              <w:t>Account</w:t>
             </w:r>
           </w:p>
         </w:tc>
@@ -2267,7 +2189,7 @@
           </w:tcPr>
           <w:p>
             <w:r>
-              <w:t>pan_number</w:t>
+              <w:t>customer_id</w:t>
             </w:r>
           </w:p>
         </w:tc>
@@ -2287,7 +2209,7 @@
           </w:tcPr>
           <w:p>
             <w:r>
-              <w:t>5 letters + 4 digits + 1 letter</w:t>
+              <w:t>CUST-###</w:t>
             </w:r>
           </w:p>
         </w:tc>
@@ -2297,7 +2219,7 @@
           </w:tcPr>
           <w:p>
             <w:r>
-              <w:t>10</w:t>
+              <w:t>8</w:t>
             </w:r>
           </w:p>
         </w:tc>
@@ -2307,7 +2229,7 @@
           </w:tcPr>
           <w:p>
             <w:r>
-              <w:t>ABCDE1234F</w:t>
+              <w:t>CUST-001</w:t>
             </w:r>
           </w:p>
         </w:tc>
@@ -2319,7 +2241,7 @@
           </w:tcPr>
           <w:p>
             <w:r>
-              <w:t>KYC Record</w:t>
+              <w:t>Account</w:t>
             </w:r>
           </w:p>
         </w:tc>
@@ -2329,7 +2251,7 @@
           </w:tcPr>
           <w:p>
             <w:r>
-              <w:t>status</w:t>
+              <w:t>account_number</w:t>
             </w:r>
           </w:p>
         </w:tc>
@@ -2349,7 +2271,7 @@
           </w:tcPr>
           <w:p>
             <w:r>
-              <w:t>enum</w:t>
+              <w:t>###-###-###</w:t>
             </w:r>
           </w:p>
         </w:tc>
@@ -2358,7 +2280,9 @@
             <w:tcW w:type="dxa" w:w="1440"/>
           </w:tcPr>
           <w:p>
-            <w:r/>
+            <w:r>
+              <w:t>11</w:t>
+            </w:r>
           </w:p>
         </w:tc>
         <w:tc>
@@ -2367,7 +2291,7 @@
           </w:tcPr>
           <w:p>
             <w:r>
-              <w:t>PENDING</w:t>
+              <w:t>100-200-001</w:t>
             </w:r>
           </w:p>
         </w:tc>
@@ -2389,7 +2313,7 @@
           </w:tcPr>
           <w:p>
             <w:r>
-              <w:t>account_id</w:t>
+              <w:t>balance</w:t>
             </w:r>
           </w:p>
         </w:tc>
@@ -2399,7 +2323,7 @@
           </w:tcPr>
           <w:p>
             <w:r>
-              <w:t>string</w:t>
+              <w:t>number</w:t>
             </w:r>
           </w:p>
         </w:tc>
@@ -2409,7 +2333,7 @@
           </w:tcPr>
           <w:p>
             <w:r>
-              <w:t>ACC-XXX</w:t>
+              <w:t>decimal with 2 places</w:t>
             </w:r>
           </w:p>
         </w:tc>
@@ -2419,7 +2343,7 @@
           </w:tcPr>
           <w:p>
             <w:r>
-              <w:t>9</w:t>
+              <w:t>18,2</w:t>
             </w:r>
           </w:p>
         </w:tc>
@@ -2429,7 +2353,7 @@
           </w:tcPr>
           <w:p>
             <w:r>
-              <w:t>ACC-001</w:t>
+              <w:t>12500.00</w:t>
             </w:r>
           </w:p>
         </w:tc>
@@ -2451,7 +2375,7 @@
           </w:tcPr>
           <w:p>
             <w:r>
-              <w:t>customer_id</w:t>
+              <w:t>minimum_balance</w:t>
             </w:r>
           </w:p>
         </w:tc>
@@ -2461,7 +2385,7 @@
           </w:tcPr>
           <w:p>
             <w:r>
-              <w:t>string</w:t>
+              <w:t>number</w:t>
             </w:r>
           </w:p>
         </w:tc>
@@ -2471,7 +2395,7 @@
           </w:tcPr>
           <w:p>
             <w:r>
-              <w:t>CUST-XXX</w:t>
+              <w:t>decimal with 2 places</w:t>
             </w:r>
           </w:p>
         </w:tc>
@@ -2481,7 +2405,7 @@
           </w:tcPr>
           <w:p>
             <w:r>
-              <w:t>8</w:t>
+              <w:t>18,2</w:t>
             </w:r>
           </w:p>
         </w:tc>
@@ -2491,7 +2415,7 @@
           </w:tcPr>
           <w:p>
             <w:r>
-              <w:t>CUST-001</w:t>
+              <w:t>MIN_BALANCE</w:t>
             </w:r>
           </w:p>
         </w:tc>
@@ -2533,7 +2457,7 @@
           </w:tcPr>
           <w:p>
             <w:r>
-              <w:t>enum</w:t>
+              <w:t>PENDING | ACTIVE | FROZEN | CLOSED</w:t>
             </w:r>
           </w:p>
         </w:tc>
@@ -2542,7 +2466,9 @@
             <w:tcW w:type="dxa" w:w="1440"/>
           </w:tcPr>
           <w:p>
-            <w:r/>
+            <w:r>
+              <w:t>8</w:t>
+            </w:r>
           </w:p>
         </w:tc>
         <w:tc>
@@ -2563,7 +2489,7 @@
           </w:tcPr>
           <w:p>
             <w:r>
-              <w:t>Account</w:t>
+              <w:t>Transaction</w:t>
             </w:r>
           </w:p>
         </w:tc>
@@ -2573,7 +2499,7 @@
           </w:tcPr>
           <w:p>
             <w:r>
-              <w:t>balance</w:t>
+              <w:t>transaction_id</w:t>
             </w:r>
           </w:p>
         </w:tc>
@@ -2583,7 +2509,7 @@
           </w:tcPr>
           <w:p>
             <w:r>
-              <w:t>decimal</w:t>
+              <w:t>string</w:t>
             </w:r>
           </w:p>
         </w:tc>
@@ -2593,7 +2519,7 @@
           </w:tcPr>
           <w:p>
             <w:r>
-              <w:t>2 decimal places</w:t>
+              <w:t>TXN-######</w:t>
             </w:r>
           </w:p>
         </w:tc>
@@ -2602,7 +2528,9 @@
             <w:tcW w:type="dxa" w:w="1440"/>
           </w:tcPr>
           <w:p>
-            <w:r/>
+            <w:r>
+              <w:t>10</w:t>
+            </w:r>
           </w:p>
         </w:tc>
         <w:tc>
@@ -2611,7 +2539,7 @@
           </w:tcPr>
           <w:p>
             <w:r>
-              <w:t>50000.00</w:t>
+              <w:t>TXN-000001</w:t>
             </w:r>
           </w:p>
         </w:tc>
@@ -2623,7 +2551,7 @@
           </w:tcPr>
           <w:p>
             <w:r>
-              <w:t>Account</w:t>
+              <w:t>Transaction</w:t>
             </w:r>
           </w:p>
         </w:tc>
@@ -2633,7 +2561,7 @@
           </w:tcPr>
           <w:p>
             <w:r>
-              <w:t>opened_at</w:t>
+              <w:t>from_account_id</w:t>
             </w:r>
           </w:p>
         </w:tc>
@@ -2643,7 +2571,7 @@
           </w:tcPr>
           <w:p>
             <w:r>
-              <w:t>datetime</w:t>
+              <w:t>string</w:t>
             </w:r>
           </w:p>
         </w:tc>
@@ -2653,7 +2581,7 @@
           </w:tcPr>
           <w:p>
             <w:r>
-              <w:t>ISO 8601 UTC</w:t>
+              <w:t>ACC-###</w:t>
             </w:r>
           </w:p>
         </w:tc>
@@ -2662,7 +2590,9 @@
             <w:tcW w:type="dxa" w:w="1440"/>
           </w:tcPr>
           <w:p>
-            <w:r/>
+            <w:r>
+              <w:t>7</w:t>
+            </w:r>
           </w:p>
         </w:tc>
         <w:tc>
@@ -2671,7 +2601,7 @@
           </w:tcPr>
           <w:p>
             <w:r>
-              <w:t>2026-09-08T09:00:00Z</w:t>
+              <w:t>ACC-001</w:t>
             </w:r>
           </w:p>
         </w:tc>
@@ -2693,7 +2623,7 @@
           </w:tcPr>
           <w:p>
             <w:r>
-              <w:t>transaction_id</w:t>
+              <w:t>to_account_id</w:t>
             </w:r>
           </w:p>
         </w:tc>
@@ -2713,7 +2643,7 @@
           </w:tcPr>
           <w:p>
             <w:r>
-              <w:t>TXN-XXX</w:t>
+              <w:t>ACC-###</w:t>
             </w:r>
           </w:p>
         </w:tc>
@@ -2723,7 +2653,7 @@
           </w:tcPr>
           <w:p>
             <w:r>
-              <w:t>10</w:t>
+              <w:t>7</w:t>
             </w:r>
           </w:p>
         </w:tc>
@@ -2733,7 +2663,7 @@
           </w:tcPr>
           <w:p>
             <w:r>
-              <w:t>TXN-001</w:t>
+              <w:t>ACC-002</w:t>
             </w:r>
           </w:p>
         </w:tc>
@@ -2755,7 +2685,7 @@
           </w:tcPr>
           <w:p>
             <w:r>
-              <w:t>from_account_id</w:t>
+              <w:t>amount</w:t>
             </w:r>
           </w:p>
         </w:tc>
@@ -2765,7 +2695,7 @@
           </w:tcPr>
           <w:p>
             <w:r>
-              <w:t>string</w:t>
+              <w:t>number</w:t>
             </w:r>
           </w:p>
         </w:tc>
@@ -2775,7 +2705,7 @@
           </w:tcPr>
           <w:p>
             <w:r>
-              <w:t>ACC-XXX</w:t>
+              <w:t>decimal with 2 places</w:t>
             </w:r>
           </w:p>
         </w:tc>
@@ -2785,7 +2715,7 @@
           </w:tcPr>
           <w:p>
             <w:r>
-              <w:t>9</w:t>
+              <w:t>18,2</w:t>
             </w:r>
           </w:p>
         </w:tc>
@@ -2795,7 +2725,7 @@
           </w:tcPr>
           <w:p>
             <w:r>
-              <w:t>ACC-001</w:t>
+              <w:t>500.00</w:t>
             </w:r>
           </w:p>
         </w:tc>
@@ -2817,7 +2747,7 @@
           </w:tcPr>
           <w:p>
             <w:r>
-              <w:t>to_account_id</w:t>
+              <w:t>status</w:t>
             </w:r>
           </w:p>
         </w:tc>
@@ -2837,7 +2767,7 @@
           </w:tcPr>
           <w:p>
             <w:r>
-              <w:t>ACC-XXX</w:t>
+              <w:t>PENDING | COMPLETED | FAILED | REVERSED</w:t>
             </w:r>
           </w:p>
         </w:tc>
@@ -2847,7 +2777,7 @@
           </w:tcPr>
           <w:p>
             <w:r>
-              <w:t>9</w:t>
+              <w:t>10</w:t>
             </w:r>
           </w:p>
         </w:tc>
@@ -2857,7 +2787,7 @@
           </w:tcPr>
           <w:p>
             <w:r>
-              <w:t>ACC-002</w:t>
+              <w:t>COMPLETED</w:t>
             </w:r>
           </w:p>
         </w:tc>
@@ -2879,7 +2809,7 @@
           </w:tcPr>
           <w:p>
             <w:r>
-              <w:t>amount</w:t>
+              <w:t>initiated_at</w:t>
             </w:r>
           </w:p>
         </w:tc>
@@ -2889,7 +2819,7 @@
           </w:tcPr>
           <w:p>
             <w:r>
-              <w:t>decimal</w:t>
+              <w:t>datetime</w:t>
             </w:r>
           </w:p>
         </w:tc>
@@ -2899,7 +2829,7 @@
           </w:tcPr>
           <w:p>
             <w:r>
-              <w:t>2 decimal places</w:t>
+              <w:t>ISO 8601 RFC3339</w:t>
             </w:r>
           </w:p>
         </w:tc>
@@ -2908,7 +2838,9 @@
             <w:tcW w:type="dxa" w:w="1440"/>
           </w:tcPr>
           <w:p>
-            <w:r/>
+            <w:r>
+              <w:t>29</w:t>
+            </w:r>
           </w:p>
         </w:tc>
         <w:tc>
@@ -2917,7 +2849,7 @@
           </w:tcPr>
           <w:p>
             <w:r>
-              <w:t>1000.00</w:t>
+              <w:t>2026-09-08T10:15:30Z</w:t>
             </w:r>
           </w:p>
         </w:tc>
@@ -2939,7 +2871,7 @@
           </w:tcPr>
           <w:p>
             <w:r>
-              <w:t>status</w:t>
+              <w:t>completed_at</w:t>
             </w:r>
           </w:p>
         </w:tc>
@@ -2949,7 +2881,7 @@
           </w:tcPr>
           <w:p>
             <w:r>
-              <w:t>string</w:t>
+              <w:t>datetime</w:t>
             </w:r>
           </w:p>
         </w:tc>
@@ -2959,7 +2891,7 @@
           </w:tcPr>
           <w:p>
             <w:r>
-              <w:t>enum</w:t>
+              <w:t>ISO 8601 RFC3339</w:t>
             </w:r>
           </w:p>
         </w:tc>
@@ -2968,7 +2900,9 @@
             <w:tcW w:type="dxa" w:w="1440"/>
           </w:tcPr>
           <w:p>
-            <w:r/>
+            <w:r>
+              <w:t>29</w:t>
+            </w:r>
           </w:p>
         </w:tc>
         <w:tc>
@@ -2977,7 +2911,7 @@
           </w:tcPr>
           <w:p>
             <w:r>
-              <w:t>SUCCESS</w:t>
+              <w:t>2026-09-08T10:15:31Z</w:t>
             </w:r>
           </w:p>
         </w:tc>
@@ -2989,7 +2923,7 @@
           </w:tcPr>
           <w:p>
             <w:r>
-              <w:t>Transaction</w:t>
+              <w:t>KYC Record</w:t>
             </w:r>
           </w:p>
         </w:tc>
@@ -2999,7 +2933,7 @@
           </w:tcPr>
           <w:p>
             <w:r>
-              <w:t>initiated_at</w:t>
+              <w:t>kyc_id</w:t>
             </w:r>
           </w:p>
         </w:tc>
@@ -3009,7 +2943,7 @@
           </w:tcPr>
           <w:p>
             <w:r>
-              <w:t>datetime</w:t>
+              <w:t>string</w:t>
             </w:r>
           </w:p>
         </w:tc>
@@ -3019,7 +2953,7 @@
           </w:tcPr>
           <w:p>
             <w:r>
-              <w:t>ISO 8601 UTC</w:t>
+              <w:t>KYC-###</w:t>
             </w:r>
           </w:p>
         </w:tc>
@@ -3028,7 +2962,9 @@
             <w:tcW w:type="dxa" w:w="1440"/>
           </w:tcPr>
           <w:p>
-            <w:r/>
+            <w:r>
+              <w:t>7</w:t>
+            </w:r>
           </w:p>
         </w:tc>
         <w:tc>
@@ -3037,7 +2973,7 @@
           </w:tcPr>
           <w:p>
             <w:r>
-              <w:t>2026-09-08T09:30:00Z</w:t>
+              <w:t>KYC-001</w:t>
             </w:r>
           </w:p>
         </w:tc>
@@ -3049,7 +2985,7 @@
           </w:tcPr>
           <w:p>
             <w:r>
-              <w:t>Session</w:t>
+              <w:t>KYC Record</w:t>
             </w:r>
           </w:p>
         </w:tc>
@@ -3059,7 +2995,7 @@
           </w:tcPr>
           <w:p>
             <w:r>
-              <w:t>session_id</w:t>
+              <w:t>customer_id</w:t>
             </w:r>
           </w:p>
         </w:tc>
@@ -3079,7 +3015,7 @@
           </w:tcPr>
           <w:p>
             <w:r>
-              <w:t>SESSION-XXX</w:t>
+              <w:t>CUST-###</w:t>
             </w:r>
           </w:p>
         </w:tc>
@@ -3089,7 +3025,7 @@
           </w:tcPr>
           <w:p>
             <w:r>
-              <w:t>14</w:t>
+              <w:t>8</w:t>
             </w:r>
           </w:p>
         </w:tc>
@@ -3099,7 +3035,7 @@
           </w:tcPr>
           <w:p>
             <w:r>
-              <w:t>SESSION-001</w:t>
+              <w:t>CUST-001</w:t>
             </w:r>
           </w:p>
         </w:tc>
@@ -3111,7 +3047,7 @@
           </w:tcPr>
           <w:p>
             <w:r>
-              <w:t>Session</w:t>
+              <w:t>KYC Record</w:t>
             </w:r>
           </w:p>
         </w:tc>
@@ -3121,7 +3057,7 @@
           </w:tcPr>
           <w:p>
             <w:r>
-              <w:t>user_id</w:t>
+              <w:t>aadhaar_number</w:t>
             </w:r>
           </w:p>
         </w:tc>
@@ -3141,7 +3077,7 @@
           </w:tcPr>
           <w:p>
             <w:r>
-              <w:t>CUST-XXX or OPS-XXX</w:t>
+              <w:t>12-digit numeric XXXX XXXX XXXX</w:t>
             </w:r>
           </w:p>
         </w:tc>
@@ -3151,7 +3087,7 @@
           </w:tcPr>
           <w:p>
             <w:r>
-              <w:t>8</w:t>
+              <w:t>12</w:t>
             </w:r>
           </w:p>
         </w:tc>
@@ -3161,7 +3097,7 @@
           </w:tcPr>
           <w:p>
             <w:r>
-              <w:t>CUST-001</w:t>
+              <w:t>4521 9876 2345</w:t>
             </w:r>
           </w:p>
         </w:tc>
@@ -3173,7 +3109,7 @@
           </w:tcPr>
           <w:p>
             <w:r>
-              <w:t>Session</w:t>
+              <w:t>KYC Record</w:t>
             </w:r>
           </w:p>
         </w:tc>
@@ -3183,7 +3119,7 @@
           </w:tcPr>
           <w:p>
             <w:r>
-              <w:t>role</w:t>
+              <w:t>pan_number</w:t>
             </w:r>
           </w:p>
         </w:tc>
@@ -3203,7 +3139,7 @@
           </w:tcPr>
           <w:p>
             <w:r>
-              <w:t>enum</w:t>
+              <w:t>PAN format ALPHA#####ALPHA</w:t>
             </w:r>
           </w:p>
         </w:tc>
@@ -3212,7 +3148,9 @@
             <w:tcW w:type="dxa" w:w="1440"/>
           </w:tcPr>
           <w:p>
-            <w:r/>
+            <w:r>
+              <w:t>10</w:t>
+            </w:r>
           </w:p>
         </w:tc>
         <w:tc>
@@ -3221,7 +3159,7 @@
           </w:tcPr>
           <w:p>
             <w:r>
-              <w:t>Customer</w:t>
+              <w:t>ABCDE1234F</w:t>
             </w:r>
           </w:p>
         </w:tc>
@@ -3233,7 +3171,7 @@
           </w:tcPr>
           <w:p>
             <w:r>
-              <w:t>Session</w:t>
+              <w:t>KYC Record</w:t>
             </w:r>
           </w:p>
         </w:tc>
@@ -3263,7 +3201,7 @@
           </w:tcPr>
           <w:p>
             <w:r>
-              <w:t>enum</w:t>
+              <w:t>SUBMITTED | IN_REVIEW | APPROVED | REJECTED</w:t>
             </w:r>
           </w:p>
         </w:tc>
@@ -3272,7 +3210,9 @@
             <w:tcW w:type="dxa" w:w="1440"/>
           </w:tcPr>
           <w:p>
-            <w:r/>
+            <w:r>
+              <w:t>9</w:t>
+            </w:r>
           </w:p>
         </w:tc>
         <w:tc>
@@ -3281,7 +3221,7 @@
           </w:tcPr>
           <w:p>
             <w:r>
-              <w:t>ACTIVE</w:t>
+              <w:t>APPROVED</w:t>
             </w:r>
           </w:p>
         </w:tc>
@@ -3293,7 +3233,7 @@
           </w:tcPr>
           <w:p>
             <w:r>
-              <w:t>Statement</w:t>
+              <w:t>KYC Record</w:t>
             </w:r>
           </w:p>
         </w:tc>
@@ -3303,7 +3243,7 @@
           </w:tcPr>
           <w:p>
             <w:r>
-              <w:t>statement_id</w:t>
+              <w:t>submitted_at</w:t>
             </w:r>
           </w:p>
         </w:tc>
@@ -3313,7 +3253,7 @@
           </w:tcPr>
           <w:p>
             <w:r>
-              <w:t>string</w:t>
+              <w:t>datetime</w:t>
             </w:r>
           </w:p>
         </w:tc>
@@ -3323,7 +3263,7 @@
           </w:tcPr>
           <w:p>
             <w:r>
-              <w:t>STMT-XXX</w:t>
+              <w:t>ISO 8601 RFC3339</w:t>
             </w:r>
           </w:p>
         </w:tc>
@@ -3333,7 +3273,7 @@
           </w:tcPr>
           <w:p>
             <w:r>
-              <w:t>11</w:t>
+              <w:t>29</w:t>
             </w:r>
           </w:p>
         </w:tc>
@@ -3343,7 +3283,7 @@
           </w:tcPr>
           <w:p>
             <w:r>
-              <w:t>STMT-001</w:t>
+              <w:t>2026-09-08T09:45:00Z</w:t>
             </w:r>
           </w:p>
         </w:tc>
@@ -3355,7 +3295,7 @@
           </w:tcPr>
           <w:p>
             <w:r>
-              <w:t>Statement</w:t>
+              <w:t>KYC Record</w:t>
             </w:r>
           </w:p>
         </w:tc>
@@ -3365,7 +3305,7 @@
           </w:tcPr>
           <w:p>
             <w:r>
-              <w:t>account_id</w:t>
+              <w:t>reviewed_at</w:t>
             </w:r>
           </w:p>
         </w:tc>
@@ -3375,7 +3315,7 @@
           </w:tcPr>
           <w:p>
             <w:r>
-              <w:t>string</w:t>
+              <w:t>datetime</w:t>
             </w:r>
           </w:p>
         </w:tc>
@@ -3385,7 +3325,7 @@
           </w:tcPr>
           <w:p>
             <w:r>
-              <w:t>ACC-XXX</w:t>
+              <w:t>ISO 8601 RFC3339, nullable</w:t>
             </w:r>
           </w:p>
         </w:tc>
@@ -3395,7 +3335,7 @@
           </w:tcPr>
           <w:p>
             <w:r>
-              <w:t>9</w:t>
+              <w:t>29</w:t>
             </w:r>
           </w:p>
         </w:tc>
@@ -3405,7 +3345,7 @@
           </w:tcPr>
           <w:p>
             <w:r>
-              <w:t>ACC-001</w:t>
+              <w:t>2026-09-08T10:00:00Z</w:t>
             </w:r>
           </w:p>
         </w:tc>
@@ -3417,7 +3357,7 @@
           </w:tcPr>
           <w:p>
             <w:r>
-              <w:t>Statement</w:t>
+              <w:t>Session</w:t>
             </w:r>
           </w:p>
         </w:tc>
@@ -3427,7 +3367,7 @@
           </w:tcPr>
           <w:p>
             <w:r>
-              <w:t>period_start</w:t>
+              <w:t>session_id</w:t>
             </w:r>
           </w:p>
         </w:tc>
@@ -3437,7 +3377,7 @@
           </w:tcPr>
           <w:p>
             <w:r>
-              <w:t>date</w:t>
+              <w:t>string</w:t>
             </w:r>
           </w:p>
         </w:tc>
@@ -3447,7 +3387,7 @@
           </w:tcPr>
           <w:p>
             <w:r>
-              <w:t>YYYY-MM-DD</w:t>
+              <w:t>UUID v4</w:t>
             </w:r>
           </w:p>
         </w:tc>
@@ -3456,7 +3396,9 @@
             <w:tcW w:type="dxa" w:w="1440"/>
           </w:tcPr>
           <w:p>
-            <w:r/>
+            <w:r>
+              <w:t>36</w:t>
+            </w:r>
           </w:p>
         </w:tc>
         <w:tc>
@@ -3465,7 +3407,7 @@
           </w:tcPr>
           <w:p>
             <w:r>
-              <w:t>2026-08-01</w:t>
+              <w:t>8f2c9e4a-7b3d-4f1e-9a5b-2c8d1e0f4a6b</w:t>
             </w:r>
           </w:p>
         </w:tc>
@@ -3477,7 +3419,7 @@
           </w:tcPr>
           <w:p>
             <w:r>
-              <w:t>Statement</w:t>
+              <w:t>Session</w:t>
             </w:r>
           </w:p>
         </w:tc>
@@ -3487,7 +3429,7 @@
           </w:tcPr>
           <w:p>
             <w:r>
-              <w:t>period_end</w:t>
+              <w:t>customer_id</w:t>
             </w:r>
           </w:p>
         </w:tc>
@@ -3497,7 +3439,7 @@
           </w:tcPr>
           <w:p>
             <w:r>
-              <w:t>date</w:t>
+              <w:t>string</w:t>
             </w:r>
           </w:p>
         </w:tc>
@@ -3507,7 +3449,7 @@
           </w:tcPr>
           <w:p>
             <w:r>
-              <w:t>YYYY-MM-DD</w:t>
+              <w:t>CUST-###</w:t>
             </w:r>
           </w:p>
         </w:tc>
@@ -3516,7 +3458,9 @@
             <w:tcW w:type="dxa" w:w="1440"/>
           </w:tcPr>
           <w:p>
-            <w:r/>
+            <w:r>
+              <w:t>8</w:t>
+            </w:r>
           </w:p>
         </w:tc>
         <w:tc>
@@ -3525,7 +3469,7 @@
           </w:tcPr>
           <w:p>
             <w:r>
-              <w:t>2026-08-31</w:t>
+              <w:t>CUST-001</w:t>
             </w:r>
           </w:p>
         </w:tc>
@@ -3537,7 +3481,7 @@
           </w:tcPr>
           <w:p>
             <w:r>
-              <w:t>Audit Entry</w:t>
+              <w:t>Session</w:t>
             </w:r>
           </w:p>
         </w:tc>
@@ -3547,7 +3491,7 @@
           </w:tcPr>
           <w:p>
             <w:r>
-              <w:t>audit_id</w:t>
+              <w:t>created_at</w:t>
             </w:r>
           </w:p>
         </w:tc>
@@ -3557,7 +3501,7 @@
           </w:tcPr>
           <w:p>
             <w:r>
-              <w:t>string</w:t>
+              <w:t>datetime</w:t>
             </w:r>
           </w:p>
         </w:tc>
@@ -3567,7 +3511,7 @@
           </w:tcPr>
           <w:p>
             <w:r>
-              <w:t>AUDIT-XXX</w:t>
+              <w:t>ISO 8601 RFC3339</w:t>
             </w:r>
           </w:p>
         </w:tc>
@@ -3577,7 +3521,7 @@
           </w:tcPr>
           <w:p>
             <w:r>
-              <w:t>11</w:t>
+              <w:t>29</w:t>
             </w:r>
           </w:p>
         </w:tc>
@@ -3587,7 +3531,7 @@
           </w:tcPr>
           <w:p>
             <w:r>
-              <w:t>AUDIT-001</w:t>
+              <w:t>2026-09-08T10:10:00Z</w:t>
             </w:r>
           </w:p>
         </w:tc>
@@ -3599,7 +3543,7 @@
           </w:tcPr>
           <w:p>
             <w:r>
-              <w:t>Audit Entry</w:t>
+              <w:t>Session</w:t>
             </w:r>
           </w:p>
         </w:tc>
@@ -3609,7 +3553,7 @@
           </w:tcPr>
           <w:p>
             <w:r>
-              <w:t>entity_type</w:t>
+              <w:t>expires_at</w:t>
             </w:r>
           </w:p>
         </w:tc>
@@ -3619,7 +3563,7 @@
           </w:tcPr>
           <w:p>
             <w:r>
-              <w:t>string</w:t>
+              <w:t>datetime</w:t>
             </w:r>
           </w:p>
         </w:tc>
@@ -3629,7 +3573,7 @@
           </w:tcPr>
           <w:p>
             <w:r>
-              <w:t>enum</w:t>
+              <w:t>ISO 8601 RFC3339</w:t>
             </w:r>
           </w:p>
         </w:tc>
@@ -3638,7 +3582,9 @@
             <w:tcW w:type="dxa" w:w="1440"/>
           </w:tcPr>
           <w:p>
-            <w:r/>
+            <w:r>
+              <w:t>29</w:t>
+            </w:r>
           </w:p>
         </w:tc>
         <w:tc>
@@ -3647,7 +3593,7 @@
           </w:tcPr>
           <w:p>
             <w:r>
-              <w:t>Account</w:t>
+              <w:t>2026-09-08T11:10:00Z</w:t>
             </w:r>
           </w:p>
         </w:tc>
@@ -3659,7 +3605,7 @@
           </w:tcPr>
           <w:p>
             <w:r>
-              <w:t>Audit Entry</w:t>
+              <w:t>Session</w:t>
             </w:r>
           </w:p>
         </w:tc>
@@ -3669,7 +3615,7 @@
           </w:tcPr>
           <w:p>
             <w:r>
-              <w:t>entity_id</w:t>
+              <w:t>status</w:t>
             </w:r>
           </w:p>
         </w:tc>
@@ -3689,7 +3635,7 @@
           </w:tcPr>
           <w:p>
             <w:r>
-              <w:t>entity-specific id</w:t>
+              <w:t>ACTIVE | EXPIRED | LOGGED_OUT</w:t>
             </w:r>
           </w:p>
         </w:tc>
@@ -3698,7 +3644,9 @@
             <w:tcW w:type="dxa" w:w="1440"/>
           </w:tcPr>
           <w:p>
-            <w:r/>
+            <w:r>
+              <w:t>9</w:t>
+            </w:r>
           </w:p>
         </w:tc>
         <w:tc>
@@ -3707,7 +3655,7 @@
           </w:tcPr>
           <w:p>
             <w:r>
-              <w:t>ACC-001</w:t>
+              <w:t>ACTIVE</w:t>
             </w:r>
           </w:p>
         </w:tc>
@@ -3719,7 +3667,7 @@
           </w:tcPr>
           <w:p>
             <w:r>
-              <w:t>Audit Entry</w:t>
+              <w:t>Statement</w:t>
             </w:r>
           </w:p>
         </w:tc>
@@ -3729,7 +3677,7 @@
           </w:tcPr>
           <w:p>
             <w:r>
-              <w:t>actor</w:t>
+              <w:t>statement_id</w:t>
             </w:r>
           </w:p>
         </w:tc>
@@ -3749,7 +3697,7 @@
           </w:tcPr>
           <w:p>
             <w:r>
-              <w:t>user id</w:t>
+              <w:t>STMT-####</w:t>
             </w:r>
           </w:p>
         </w:tc>
@@ -3759,7 +3707,7 @@
           </w:tcPr>
           <w:p>
             <w:r>
-              <w:t>8</w:t>
+              <w:t>9</w:t>
             </w:r>
           </w:p>
         </w:tc>
@@ -3769,7 +3717,7 @@
           </w:tcPr>
           <w:p>
             <w:r>
-              <w:t>OPS-001</w:t>
+              <w:t>STMT-0001</w:t>
             </w:r>
           </w:p>
         </w:tc>
@@ -3781,7 +3729,7 @@
           </w:tcPr>
           <w:p>
             <w:r>
-              <w:t>Audit Entry</w:t>
+              <w:t>Statement</w:t>
             </w:r>
           </w:p>
         </w:tc>
@@ -3791,7 +3739,7 @@
           </w:tcPr>
           <w:p>
             <w:r>
-              <w:t>action</w:t>
+              <w:t>account_id</w:t>
             </w:r>
           </w:p>
         </w:tc>
@@ -3811,7 +3759,7 @@
           </w:tcPr>
           <w:p>
             <w:r>
-              <w:t>enum</w:t>
+              <w:t>ACC-###</w:t>
             </w:r>
           </w:p>
         </w:tc>
@@ -3820,7 +3768,9 @@
             <w:tcW w:type="dxa" w:w="1440"/>
           </w:tcPr>
           <w:p>
-            <w:r/>
+            <w:r>
+              <w:t>7</w:t>
+            </w:r>
           </w:p>
         </w:tc>
         <w:tc>
@@ -3829,7 +3779,7 @@
           </w:tcPr>
           <w:p>
             <w:r>
-              <w:t>ACTIVATE_ACCOUNT</w:t>
+              <w:t>ACC-001</w:t>
             </w:r>
           </w:p>
         </w:tc>
@@ -3841,6 +3791,254 @@
           </w:tcPr>
           <w:p>
             <w:r>
+              <w:t>Statement</w:t>
+            </w:r>
+          </w:p>
+        </w:tc>
+        <w:tc>
+          <w:tcPr>
+            <w:tcW w:type="dxa" w:w="1440"/>
+          </w:tcPr>
+          <w:p>
+            <w:r>
+              <w:t>period_start</w:t>
+            </w:r>
+          </w:p>
+        </w:tc>
+        <w:tc>
+          <w:tcPr>
+            <w:tcW w:type="dxa" w:w="1440"/>
+          </w:tcPr>
+          <w:p>
+            <w:r>
+              <w:t>datetime</w:t>
+            </w:r>
+          </w:p>
+        </w:tc>
+        <w:tc>
+          <w:tcPr>
+            <w:tcW w:type="dxa" w:w="1440"/>
+          </w:tcPr>
+          <w:p>
+            <w:r>
+              <w:t>ISO 8601 RFC3339</w:t>
+            </w:r>
+          </w:p>
+        </w:tc>
+        <w:tc>
+          <w:tcPr>
+            <w:tcW w:type="dxa" w:w="1440"/>
+          </w:tcPr>
+          <w:p>
+            <w:r>
+              <w:t>29</w:t>
+            </w:r>
+          </w:p>
+        </w:tc>
+        <w:tc>
+          <w:tcPr>
+            <w:tcW w:type="dxa" w:w="1440"/>
+          </w:tcPr>
+          <w:p>
+            <w:r>
+              <w:t>2026-08-01T00:00:00Z</w:t>
+            </w:r>
+          </w:p>
+        </w:tc>
+      </w:tr>
+      <w:tr>
+        <w:tc>
+          <w:tcPr>
+            <w:tcW w:type="dxa" w:w="1440"/>
+          </w:tcPr>
+          <w:p>
+            <w:r>
+              <w:t>Statement</w:t>
+            </w:r>
+          </w:p>
+        </w:tc>
+        <w:tc>
+          <w:tcPr>
+            <w:tcW w:type="dxa" w:w="1440"/>
+          </w:tcPr>
+          <w:p>
+            <w:r>
+              <w:t>period_end</w:t>
+            </w:r>
+          </w:p>
+        </w:tc>
+        <w:tc>
+          <w:tcPr>
+            <w:tcW w:type="dxa" w:w="1440"/>
+          </w:tcPr>
+          <w:p>
+            <w:r>
+              <w:t>datetime</w:t>
+            </w:r>
+          </w:p>
+        </w:tc>
+        <w:tc>
+          <w:tcPr>
+            <w:tcW w:type="dxa" w:w="1440"/>
+          </w:tcPr>
+          <w:p>
+            <w:r>
+              <w:t>ISO 8601 RFC3339</w:t>
+            </w:r>
+          </w:p>
+        </w:tc>
+        <w:tc>
+          <w:tcPr>
+            <w:tcW w:type="dxa" w:w="1440"/>
+          </w:tcPr>
+          <w:p>
+            <w:r>
+              <w:t>29</w:t>
+            </w:r>
+          </w:p>
+        </w:tc>
+        <w:tc>
+          <w:tcPr>
+            <w:tcW w:type="dxa" w:w="1440"/>
+          </w:tcPr>
+          <w:p>
+            <w:r>
+              <w:t>2026-08-31T23:59:59Z</w:t>
+            </w:r>
+          </w:p>
+        </w:tc>
+      </w:tr>
+      <w:tr>
+        <w:tc>
+          <w:tcPr>
+            <w:tcW w:type="dxa" w:w="1440"/>
+          </w:tcPr>
+          <w:p>
+            <w:r>
+              <w:t>Statement</w:t>
+            </w:r>
+          </w:p>
+        </w:tc>
+        <w:tc>
+          <w:tcPr>
+            <w:tcW w:type="dxa" w:w="1440"/>
+          </w:tcPr>
+          <w:p>
+            <w:r>
+              <w:t>generated_at</w:t>
+            </w:r>
+          </w:p>
+        </w:tc>
+        <w:tc>
+          <w:tcPr>
+            <w:tcW w:type="dxa" w:w="1440"/>
+          </w:tcPr>
+          <w:p>
+            <w:r>
+              <w:t>datetime</w:t>
+            </w:r>
+          </w:p>
+        </w:tc>
+        <w:tc>
+          <w:tcPr>
+            <w:tcW w:type="dxa" w:w="1440"/>
+          </w:tcPr>
+          <w:p>
+            <w:r>
+              <w:t>ISO 8601 RFC3339</w:t>
+            </w:r>
+          </w:p>
+        </w:tc>
+        <w:tc>
+          <w:tcPr>
+            <w:tcW w:type="dxa" w:w="1440"/>
+          </w:tcPr>
+          <w:p>
+            <w:r>
+              <w:t>29</w:t>
+            </w:r>
+          </w:p>
+        </w:tc>
+        <w:tc>
+          <w:tcPr>
+            <w:tcW w:type="dxa" w:w="1440"/>
+          </w:tcPr>
+          <w:p>
+            <w:r>
+              <w:t>2026-09-08T10:20:00Z</w:t>
+            </w:r>
+          </w:p>
+        </w:tc>
+      </w:tr>
+      <w:tr>
+        <w:tc>
+          <w:tcPr>
+            <w:tcW w:type="dxa" w:w="1440"/>
+          </w:tcPr>
+          <w:p>
+            <w:r>
+              <w:t>Statement</w:t>
+            </w:r>
+          </w:p>
+        </w:tc>
+        <w:tc>
+          <w:tcPr>
+            <w:tcW w:type="dxa" w:w="1440"/>
+          </w:tcPr>
+          <w:p>
+            <w:r>
+              <w:t>format</w:t>
+            </w:r>
+          </w:p>
+        </w:tc>
+        <w:tc>
+          <w:tcPr>
+            <w:tcW w:type="dxa" w:w="1440"/>
+          </w:tcPr>
+          <w:p>
+            <w:r>
+              <w:t>string</w:t>
+            </w:r>
+          </w:p>
+        </w:tc>
+        <w:tc>
+          <w:tcPr>
+            <w:tcW w:type="dxa" w:w="1440"/>
+          </w:tcPr>
+          <w:p>
+            <w:r>
+              <w:t>PDF</w:t>
+            </w:r>
+          </w:p>
+        </w:tc>
+        <w:tc>
+          <w:tcPr>
+            <w:tcW w:type="dxa" w:w="1440"/>
+          </w:tcPr>
+          <w:p>
+            <w:r>
+              <w:t>3</w:t>
+            </w:r>
+          </w:p>
+        </w:tc>
+        <w:tc>
+          <w:tcPr>
+            <w:tcW w:type="dxa" w:w="1440"/>
+          </w:tcPr>
+          <w:p>
+            <w:r>
+              <w:t>PDF</w:t>
+            </w:r>
+          </w:p>
+        </w:tc>
+      </w:tr>
+      <w:tr>
+        <w:tc>
+          <w:tcPr>
+            <w:tcW w:type="dxa" w:w="1440"/>
+          </w:tcPr>
+          <w:p>
+            <w:r>
               <w:t>Audit Entry</w:t>
             </w:r>
           </w:p>
@@ -3851,6 +4049,378 @@
           </w:tcPr>
           <w:p>
             <w:r>
+              <w:t>audit_id</w:t>
+            </w:r>
+          </w:p>
+        </w:tc>
+        <w:tc>
+          <w:tcPr>
+            <w:tcW w:type="dxa" w:w="1440"/>
+          </w:tcPr>
+          <w:p>
+            <w:r>
+              <w:t>string</w:t>
+            </w:r>
+          </w:p>
+        </w:tc>
+        <w:tc>
+          <w:tcPr>
+            <w:tcW w:type="dxa" w:w="1440"/>
+          </w:tcPr>
+          <w:p>
+            <w:r>
+              <w:t>AUD-#######</w:t>
+            </w:r>
+          </w:p>
+        </w:tc>
+        <w:tc>
+          <w:tcPr>
+            <w:tcW w:type="dxa" w:w="1440"/>
+          </w:tcPr>
+          <w:p>
+            <w:r>
+              <w:t>11</w:t>
+            </w:r>
+          </w:p>
+        </w:tc>
+        <w:tc>
+          <w:tcPr>
+            <w:tcW w:type="dxa" w:w="1440"/>
+          </w:tcPr>
+          <w:p>
+            <w:r>
+              <w:t>AUD-0000001</w:t>
+            </w:r>
+          </w:p>
+        </w:tc>
+      </w:tr>
+      <w:tr>
+        <w:tc>
+          <w:tcPr>
+            <w:tcW w:type="dxa" w:w="1440"/>
+          </w:tcPr>
+          <w:p>
+            <w:r>
+              <w:t>Audit Entry</w:t>
+            </w:r>
+          </w:p>
+        </w:tc>
+        <w:tc>
+          <w:tcPr>
+            <w:tcW w:type="dxa" w:w="1440"/>
+          </w:tcPr>
+          <w:p>
+            <w:r>
+              <w:t>actor_id</w:t>
+            </w:r>
+          </w:p>
+        </w:tc>
+        <w:tc>
+          <w:tcPr>
+            <w:tcW w:type="dxa" w:w="1440"/>
+          </w:tcPr>
+          <w:p>
+            <w:r>
+              <w:t>string</w:t>
+            </w:r>
+          </w:p>
+        </w:tc>
+        <w:tc>
+          <w:tcPr>
+            <w:tcW w:type="dxa" w:w="1440"/>
+          </w:tcPr>
+          <w:p>
+            <w:r>
+              <w:t>CUST-### or OPS-### or SYSTEM</w:t>
+            </w:r>
+          </w:p>
+        </w:tc>
+        <w:tc>
+          <w:tcPr>
+            <w:tcW w:type="dxa" w:w="1440"/>
+          </w:tcPr>
+          <w:p>
+            <w:r>
+              <w:t>11</w:t>
+            </w:r>
+          </w:p>
+        </w:tc>
+        <w:tc>
+          <w:tcPr>
+            <w:tcW w:type="dxa" w:w="1440"/>
+          </w:tcPr>
+          <w:p>
+            <w:r>
+              <w:t>CUST-001</w:t>
+            </w:r>
+          </w:p>
+        </w:tc>
+      </w:tr>
+      <w:tr>
+        <w:tc>
+          <w:tcPr>
+            <w:tcW w:type="dxa" w:w="1440"/>
+          </w:tcPr>
+          <w:p>
+            <w:r>
+              <w:t>Audit Entry</w:t>
+            </w:r>
+          </w:p>
+        </w:tc>
+        <w:tc>
+          <w:tcPr>
+            <w:tcW w:type="dxa" w:w="1440"/>
+          </w:tcPr>
+          <w:p>
+            <w:r>
+              <w:t>action</w:t>
+            </w:r>
+          </w:p>
+        </w:tc>
+        <w:tc>
+          <w:tcPr>
+            <w:tcW w:type="dxa" w:w="1440"/>
+          </w:tcPr>
+          <w:p>
+            <w:r>
+              <w:t>string</w:t>
+            </w:r>
+          </w:p>
+        </w:tc>
+        <w:tc>
+          <w:tcPr>
+            <w:tcW w:type="dxa" w:w="1440"/>
+          </w:tcPr>
+          <w:p>
+            <w:r>
+              <w:t>UPPER_SNAKE_CASE verb + noun</w:t>
+            </w:r>
+          </w:p>
+        </w:tc>
+        <w:tc>
+          <w:tcPr>
+            <w:tcW w:type="dxa" w:w="1440"/>
+          </w:tcPr>
+          <w:p>
+            <w:r>
+              <w:t>50</w:t>
+            </w:r>
+          </w:p>
+        </w:tc>
+        <w:tc>
+          <w:tcPr>
+            <w:tcW w:type="dxa" w:w="1440"/>
+          </w:tcPr>
+          <w:p>
+            <w:r>
+              <w:t>ACCOUNT_ACTIVATED</w:t>
+            </w:r>
+          </w:p>
+        </w:tc>
+      </w:tr>
+      <w:tr>
+        <w:tc>
+          <w:tcPr>
+            <w:tcW w:type="dxa" w:w="1440"/>
+          </w:tcPr>
+          <w:p>
+            <w:r>
+              <w:t>Audit Entry</w:t>
+            </w:r>
+          </w:p>
+        </w:tc>
+        <w:tc>
+          <w:tcPr>
+            <w:tcW w:type="dxa" w:w="1440"/>
+          </w:tcPr>
+          <w:p>
+            <w:r>
+              <w:t>entity_type</w:t>
+            </w:r>
+          </w:p>
+        </w:tc>
+        <w:tc>
+          <w:tcPr>
+            <w:tcW w:type="dxa" w:w="1440"/>
+          </w:tcPr>
+          <w:p>
+            <w:r>
+              <w:t>string</w:t>
+            </w:r>
+          </w:p>
+        </w:tc>
+        <w:tc>
+          <w:tcPr>
+            <w:tcW w:type="dxa" w:w="1440"/>
+          </w:tcPr>
+          <w:p>
+            <w:r>
+              <w:t>ACCOUNT | KYC | TRANSACTION | SESSION</w:t>
+            </w:r>
+          </w:p>
+        </w:tc>
+        <w:tc>
+          <w:tcPr>
+            <w:tcW w:type="dxa" w:w="1440"/>
+          </w:tcPr>
+          <w:p>
+            <w:r>
+              <w:t>12</w:t>
+            </w:r>
+          </w:p>
+        </w:tc>
+        <w:tc>
+          <w:tcPr>
+            <w:tcW w:type="dxa" w:w="1440"/>
+          </w:tcPr>
+          <w:p>
+            <w:r>
+              <w:t>ACCOUNT</w:t>
+            </w:r>
+          </w:p>
+        </w:tc>
+      </w:tr>
+      <w:tr>
+        <w:tc>
+          <w:tcPr>
+            <w:tcW w:type="dxa" w:w="1440"/>
+          </w:tcPr>
+          <w:p>
+            <w:r>
+              <w:t>Audit Entry</w:t>
+            </w:r>
+          </w:p>
+        </w:tc>
+        <w:tc>
+          <w:tcPr>
+            <w:tcW w:type="dxa" w:w="1440"/>
+          </w:tcPr>
+          <w:p>
+            <w:r>
+              <w:t>entity_id</w:t>
+            </w:r>
+          </w:p>
+        </w:tc>
+        <w:tc>
+          <w:tcPr>
+            <w:tcW w:type="dxa" w:w="1440"/>
+          </w:tcPr>
+          <w:p>
+            <w:r>
+              <w:t>string</w:t>
+            </w:r>
+          </w:p>
+        </w:tc>
+        <w:tc>
+          <w:tcPr>
+            <w:tcW w:type="dxa" w:w="1440"/>
+          </w:tcPr>
+          <w:p>
+            <w:r>
+              <w:t>entity-specific id format</w:t>
+            </w:r>
+          </w:p>
+        </w:tc>
+        <w:tc>
+          <w:tcPr>
+            <w:tcW w:type="dxa" w:w="1440"/>
+          </w:tcPr>
+          <w:p>
+            <w:r>
+              <w:t>20</w:t>
+            </w:r>
+          </w:p>
+        </w:tc>
+        <w:tc>
+          <w:tcPr>
+            <w:tcW w:type="dxa" w:w="1440"/>
+          </w:tcPr>
+          <w:p>
+            <w:r>
+              <w:t>ACC-001</w:t>
+            </w:r>
+          </w:p>
+        </w:tc>
+      </w:tr>
+      <w:tr>
+        <w:tc>
+          <w:tcPr>
+            <w:tcW w:type="dxa" w:w="1440"/>
+          </w:tcPr>
+          <w:p>
+            <w:r>
+              <w:t>Audit Entry</w:t>
+            </w:r>
+          </w:p>
+        </w:tc>
+        <w:tc>
+          <w:tcPr>
+            <w:tcW w:type="dxa" w:w="1440"/>
+          </w:tcPr>
+          <w:p>
+            <w:r>
+              <w:t>detail</w:t>
+            </w:r>
+          </w:p>
+        </w:tc>
+        <w:tc>
+          <w:tcPr>
+            <w:tcW w:type="dxa" w:w="1440"/>
+          </w:tcPr>
+          <w:p>
+            <w:r>
+              <w:t>string</w:t>
+            </w:r>
+          </w:p>
+        </w:tc>
+        <w:tc>
+          <w:tcPr>
+            <w:tcW w:type="dxa" w:w="1440"/>
+          </w:tcPr>
+          <w:p>
+            <w:r>
+              <w:t>free text JSON</w:t>
+            </w:r>
+          </w:p>
+        </w:tc>
+        <w:tc>
+          <w:tcPr>
+            <w:tcW w:type="dxa" w:w="1440"/>
+          </w:tcPr>
+          <w:p>
+            <w:r>
+              <w:t>500</w:t>
+            </w:r>
+          </w:p>
+        </w:tc>
+        <w:tc>
+          <w:tcPr>
+            <w:tcW w:type="dxa" w:w="1440"/>
+          </w:tcPr>
+          <w:p>
+            <w:r>
+              <w:t>{"from": "PENDING", "to": "ACTIVE"}</w:t>
+            </w:r>
+          </w:p>
+        </w:tc>
+      </w:tr>
+      <w:tr>
+        <w:tc>
+          <w:tcPr>
+            <w:tcW w:type="dxa" w:w="1440"/>
+          </w:tcPr>
+          <w:p>
+            <w:r>
+              <w:t>Audit Entry</w:t>
+            </w:r>
+          </w:p>
+        </w:tc>
+        <w:tc>
+          <w:tcPr>
+            <w:tcW w:type="dxa" w:w="1440"/>
+          </w:tcPr>
+          <w:p>
+            <w:r>
               <w:t>timestamp</w:t>
             </w:r>
           </w:p>
@@ -3871,7 +4441,7 @@
           </w:tcPr>
           <w:p>
             <w:r>
-              <w:t>ISO 8601 UTC</w:t>
+              <w:t>ISO 8601 RFC3339</w:t>
             </w:r>
           </w:p>
         </w:tc>
@@ -3880,7 +4450,9 @@
             <w:tcW w:type="dxa" w:w="1440"/>
           </w:tcPr>
           <w:p>
-            <w:r/>
+            <w:r>
+              <w:t>29</w:t>
+            </w:r>
           </w:p>
         </w:tc>
         <w:tc>
@@ -3889,7 +4461,7 @@
           </w:tcPr>
           <w:p>
             <w:r>
-              <w:t>2026-09-08T09:00:01Z</w:t>
+              <w:t>2026-09-08T10:05:30Z</w:t>
             </w:r>
           </w:p>
         </w:tc>
@@ -3911,7 +4483,18 @@
         <w:t xml:space="preserve">Account: </w:t>
       </w:r>
       <w:r>
-        <w:t>{'valid_states': ['PENDING', 'ACTIVE', 'FROZEN', 'CLOSED'], 'transitions': [{'from': 'PENDING', 'to': 'ACTIVE', 'trigger': 'Bank operations review &amp; activation', 'actor': 'Bank operations'}, {'from': 'PENDING', 'to': 'CLOSED', 'trigger': 'Bank operations rejection', 'actor': 'Bank operations'}, {'from': 'ACTIVE', 'to': 'FROZEN', 'trigger': 'Bank operations freeze', 'actor': 'Bank operations'}, {'from': 'FROZEN', 'to': 'ACTIVE', 'trigger': 'Bank operations un-freeze', 'actor': 'Bank operations'}]}</w:t>
+        <w:t>PENDING → ACTIVE → FROZEN → CLOSED</w:t>
+      </w:r>
+    </w:p>
+    <w:p>
+      <w:r>
+        <w:rPr>
+          <w:b/>
+        </w:rPr>
+        <w:t xml:space="preserve">KYC Record: </w:t>
+      </w:r>
+      <w:r>
+        <w:t>SUBMITTED → IN_REVIEW → APPROVED → REJECTED</w:t>
       </w:r>
     </w:p>
     <w:p>
@@ -3922,18 +4505,7 @@
         <w:t xml:space="preserve">Transaction: </w:t>
       </w:r>
       <w:r>
-        <w:t>{'valid_states': ['PENDING', 'SUCCESS', 'FAILED'], 'transitions': [{'from': 'PENDING', 'to': 'SUCCESS', 'trigger': 'Transfer validated and settled (limits satisfied and funds available)', 'actor': 'system'}, {'from': 'PENDING', 'to': 'FAILED', 'trigger': 'Validation failure (insufficient balance, over daily cap, or invalid destination)', 'actor': 'system'}]}</w:t>
-      </w:r>
-    </w:p>
-    <w:p>
-      <w:r>
-        <w:rPr>
-          <w:b/>
-        </w:rPr>
-        <w:t xml:space="preserve">KYC Record: </w:t>
-      </w:r>
-      <w:r>
-        <w:t>{'valid_states': ['PENDING', 'VERIFIED', 'REJECTED'], 'transitions': [{'from': 'PENDING', 'to': 'VERIFIED', 'trigger': 'Bank operations KYC review passes', 'actor': 'Bank operations'}, {'from': 'PENDING', 'to': 'REJECTED', 'trigger': 'Bank operations KYC review rejects', 'actor': 'Bank operations'}]}</w:t>
+        <w:t>PENDING → COMPLETED → FAILED → REVERSED</w:t>
       </w:r>
     </w:p>
     <w:p>
@@ -3944,7 +4516,7 @@
         <w:t xml:space="preserve">Session: </w:t>
       </w:r>
       <w:r>
-        <w:t>{'valid_states': ['ACTIVE', 'EXPIRED', 'TERMINATED'], 'transitions': [{'from': 'ACTIVE', 'to': 'TERMINATED', 'trigger': 'User logs out', 'actor': 'system'}, {'from': 'ACTIVE', 'to': 'EXPIRED', 'trigger': 'Session timeout', 'actor': 'system'}]}</w:t>
+        <w:t>ACTIVE → EXPIRED → LOGGED_OUT</w:t>
       </w:r>
     </w:p>
     <w:p>
@@ -3955,7 +4527,7 @@
         <w:t xml:space="preserve">Customer: </w:t>
       </w:r>
       <w:r>
-        <w:t>{'valid_states': ['REGISTERED'], 'transitions': []}</w:t>
+        <w:t>PENDING_KYC → KYC_SUBMITTED → ACTIVE → SUSPENDED</w:t>
       </w:r>
     </w:p>
     <w:p>
@@ -4067,6 +4639,36 @@
           </w:tcPr>
           <w:p>
             <w:r>
+              <w:t>minimum_balance</w:t>
+            </w:r>
+          </w:p>
+        </w:tc>
+        <w:tc>
+          <w:tcPr>
+            <w:tcW w:type="dxa" w:w="1440"/>
+          </w:tcPr>
+          <w:p>
+            <w:r>
+              <w:t>OQ-002</w:t>
+            </w:r>
+          </w:p>
+        </w:tc>
+        <w:tc>
+          <w:tcPr>
+            <w:tcW w:type="dxa" w:w="1440"/>
+          </w:tcPr>
+          <w:p>
+            <w:r>
+              <w:t>MIN_BALANCE - 0.01</w:t>
+            </w:r>
+          </w:p>
+        </w:tc>
+        <w:tc>
+          <w:tcPr>
+            <w:tcW w:type="dxa" w:w="1440"/>
+          </w:tcPr>
+          <w:p>
+            <w:r>
               <w:t>MIN_BALANCE</w:t>
             </w:r>
           </w:p>
@@ -4077,7 +4679,7 @@
           </w:tcPr>
           <w:p>
             <w:r>
-              <w:t>OQ-002</w:t>
+              <w:t>MIN_BALANCE + 0.01</w:t>
             </w:r>
           </w:p>
         </w:tc>
@@ -4087,37 +4689,7 @@
           </w:tcPr>
           <w:p>
             <w:r>
-              <w:t>MIN_BALANCE - 0.01</w:t>
-            </w:r>
-          </w:p>
-        </w:tc>
-        <w:tc>
-          <w:tcPr>
-            <w:tcW w:type="dxa" w:w="1440"/>
-          </w:tcPr>
-          <w:p>
-            <w:r>
-              <w:t>MIN_BALANCE</w:t>
-            </w:r>
-          </w:p>
-        </w:tc>
-        <w:tc>
-          <w:tcPr>
-            <w:tcW w:type="dxa" w:w="1440"/>
-          </w:tcPr>
-          <w:p>
-            <w:r>
-              <w:t>MIN_BALANCE + 0.01</w:t>
-            </w:r>
-          </w:p>
-        </w:tc>
-        <w:tc>
-          <w:tcPr>
-            <w:tcW w:type="dxa" w:w="1440"/>
-          </w:tcPr>
-          <w:p>
-            <w:r>
-              <w:t>ERR-010</w:t>
+              <w:t>ERR-011</w:t>
             </w:r>
           </w:p>
         </w:tc>
@@ -4129,7 +4701,7 @@
           </w:tcPr>
           <w:p>
             <w:r>
-              <w:t>DAILY_TRANSFER_CAP</w:t>
+              <w:t>daily_transfer_cap</w:t>
             </w:r>
           </w:p>
         </w:tc>
@@ -4149,7 +4721,7 @@
           </w:tcPr>
           <w:p>
             <w:r>
-              <w:t>DAILY_TRANSFER_CAP - 0.01</w:t>
+              <w:t>DAILY_CAP - 0.01</w:t>
             </w:r>
           </w:p>
         </w:tc>
@@ -4159,7 +4731,7 @@
           </w:tcPr>
           <w:p>
             <w:r>
-              <w:t>DAILY_TRANSFER_CAP</w:t>
+              <w:t>DAILY_CAP</w:t>
             </w:r>
           </w:p>
         </w:tc>
@@ -4169,7 +4741,7 @@
           </w:tcPr>
           <w:p>
             <w:r>
-              <w:t>DAILY_TRANSFER_CAP + 0.01</w:t>
+              <w:t>DAILY_CAP + 0.01</w:t>
             </w:r>
           </w:p>
         </w:tc>
@@ -4179,7 +4751,7 @@
           </w:tcPr>
           <w:p>
             <w:r>
-              <w:t>ERR-011</w:t>
+              <w:t>ERR-014</w:t>
             </w:r>
           </w:p>
         </w:tc>
@@ -4290,7 +4862,7 @@
           </w:tcPr>
           <w:p>
             <w:r>
-              <w:t>UNAUTHENTICATED_REQUEST</w:t>
+              <w:t>INVALID_AADHAAR_FORMAT</w:t>
             </w:r>
           </w:p>
         </w:tc>
@@ -4300,7 +4872,7 @@
           </w:tcPr>
           <w:p>
             <w:r>
-              <w:t>401</w:t>
+              <w:t>422</w:t>
             </w:r>
           </w:p>
         </w:tc>
@@ -4310,7 +4882,7 @@
           </w:tcPr>
           <w:p>
             <w:r>
-              <w:t>You are not signed in. Sign in to your account and try again.</w:t>
+              <w:t>The Aadhaar number you entered is not valid. It must be exactly 12 digits. Please check the number and try again.</w:t>
             </w:r>
           </w:p>
         </w:tc>
@@ -4320,7 +4892,7 @@
           </w:tcPr>
           <w:p>
             <w:r>
-              <w:t>Thrown when any Customer or Bank operations action is attempted without a valid authenticated session (FR-011).</w:t>
+              <w:t>Boundary triple: below (11 digits), at (12 digits valid), above (13 digits). Format: 12 digits with optional spaces.</w:t>
             </w:r>
           </w:p>
         </w:tc>
@@ -4342,7 +4914,7 @@
           </w:tcPr>
           <w:p>
             <w:r>
-              <w:t>INVALID_LOGIN_CREDENTIALS</w:t>
+              <w:t>INVALID_PAN_FORMAT</w:t>
             </w:r>
           </w:p>
         </w:tc>
@@ -4352,7 +4924,7 @@
           </w:tcPr>
           <w:p>
             <w:r>
-              <w:t>401</w:t>
+              <w:t>422</w:t>
             </w:r>
           </w:p>
         </w:tc>
@@ -4362,7 +4934,7 @@
           </w:tcPr>
           <w:p>
             <w:r>
-              <w:t>The sign-in details you entered are not correct. Please check them and try again.</w:t>
+              <w:t>The PAN number you entered is not valid. It must be exactly 10 characters in the format AAAAA####A (5 letters, 4 digits, 1 letter). Please check and re-enter.</w:t>
             </w:r>
           </w:p>
         </w:tc>
@@ -4372,7 +4944,7 @@
           </w:tcPr>
           <w:p>
             <w:r>
-              <w:t>Thrown during login (FR-003) when the supplied identity cannot be authenticated.</w:t>
+              <w:t>Boundary triple: below (9 chars), at (10 chars valid), above (11 chars). Regex: ^[A-Z]{5}[0-9]{4}[A-Z]{1}$.</w:t>
             </w:r>
           </w:p>
         </w:tc>
@@ -4394,7 +4966,7 @@
           </w:tcPr>
           <w:p>
             <w:r>
-              <w:t>LOGOUT_FAILED</w:t>
+              <w:t>INVALID_PAN_PATTERN</w:t>
             </w:r>
           </w:p>
         </w:tc>
@@ -4404,7 +4976,7 @@
           </w:tcPr>
           <w:p>
             <w:r>
-              <w:t>400</w:t>
+              <w:t>422</w:t>
             </w:r>
           </w:p>
         </w:tc>
@@ -4414,7 +4986,7 @@
           </w:tcPr>
           <w:p>
             <w:r>
-              <w:t>We could not end your session. Please try signing out again.</w:t>
+              <w:t>The PAN number you entered does not match the expected format. It must start with 5 uppercase letters, followed by 4 digits, and end with an uppercase letter.</w:t>
             </w:r>
           </w:p>
         </w:tc>
@@ -4424,7 +4996,7 @@
           </w:tcPr>
           <w:p>
             <w:r>
-              <w:t>Thrown when a logout attempt (FR-004) cannot terminate the active session.</w:t>
+              <w:t>Pan matches length but fails regex (e.g., 12345ABCD0). Separate from ERR-002 length check.</w:t>
             </w:r>
           </w:p>
         </w:tc>
@@ -4446,7 +5018,7 @@
           </w:tcPr>
           <w:p>
             <w:r>
-              <w:t>ACCOUNT_NOT_ACTIVE</w:t>
+              <w:t>ACCOUNT_NOT_FOUND</w:t>
             </w:r>
           </w:p>
         </w:tc>
@@ -4456,7 +5028,7 @@
           </w:tcPr>
           <w:p>
             <w:r>
-              <w:t>409</w:t>
+              <w:t>404</w:t>
             </w:r>
           </w:p>
         </w:tc>
@@ -4466,7 +5038,7 @@
           </w:tcPr>
           <w:p>
             <w:r>
-              <w:t>This account is not active and cannot be used right now. Please contact Bank operations for help.</w:t>
+              <w:t>The account you are looking for was not found. Please verify the account number and try again.</w:t>
             </w:r>
           </w:p>
         </w:tc>
@@ -4476,7 +5048,7 @@
           </w:tcPr>
           <w:p>
             <w:r>
-              <w:t>Thrown when an account that is not in ACTIVE state is used for a transaction or statement action. Referenced by transaction preconditions.</w:t>
+              <w:t>Raised when referenced account_id does not exist in the system.</w:t>
             </w:r>
           </w:p>
         </w:tc>
@@ -4498,7 +5070,7 @@
           </w:tcPr>
           <w:p>
             <w:r>
-              <w:t>DESTINATION_ACCOUNT_NOT_FOUND</w:t>
+              <w:t>ACCOUNT_INACTIVE</w:t>
             </w:r>
           </w:p>
         </w:tc>
@@ -4508,7 +5080,7 @@
           </w:tcPr>
           <w:p>
             <w:r>
-              <w:t>404</w:t>
+              <w:t>409</w:t>
             </w:r>
           </w:p>
         </w:tc>
@@ -4518,7 +5090,7 @@
           </w:tcPr>
           <w:p>
             <w:r>
-              <w:t>The account you are sending to could not be found. Check the account details and try again.</w:t>
+              <w:t>This account is not currently active and cannot be used. It may need to be reviewed and activated by Bank operations.</w:t>
             </w:r>
           </w:p>
         </w:tc>
@@ -4528,7 +5100,7 @@
           </w:tcPr>
           <w:p>
             <w:r>
-              <w:t>Thrown when a transfer (FR-005) names a destination account that does not exist or is not receivable.</w:t>
+              <w:t>Account in PENDING or FROZEN status.</w:t>
             </w:r>
           </w:p>
         </w:tc>
@@ -4550,7 +5122,7 @@
           </w:tcPr>
           <w:p>
             <w:r>
-              <w:t>KYC_DOCUMENT_VALIDATION_FAILED</w:t>
+              <w:t>INVALID_CREDENTIALS</w:t>
             </w:r>
           </w:p>
         </w:tc>
@@ -4560,7 +5132,7 @@
           </w:tcPr>
           <w:p>
             <w:r>
-              <w:t>422</w:t>
+              <w:t>401</w:t>
             </w:r>
           </w:p>
         </w:tc>
@@ -4570,7 +5142,7 @@
           </w:tcPr>
           <w:p>
             <w:r>
-              <w:t>One or more of your identity documents could not be accepted. Review your Aadhaar and PAN entries and try again.</w:t>
+              <w:t>The username or password you entered is incorrect. Please check your credentials and try again.</w:t>
             </w:r>
           </w:p>
         </w:tc>
@@ -4580,7 +5152,7 @@
           </w:tcPr>
           <w:p>
             <w:r>
-              <w:t>Thrown during registration/KYC (FR-001) when Aadhaar or PAN fails format validation.</w:t>
+              <w:t>Username not found or password hash mismatch. Used for login authentication failures.</w:t>
             </w:r>
           </w:p>
         </w:tc>
@@ -4602,7 +5174,7 @@
           </w:tcPr>
           <w:p>
             <w:r>
-              <w:t>INVALID_AADHAAR_FORMAT</w:t>
+              <w:t>ACCOUNT_LOCKED</w:t>
             </w:r>
           </w:p>
         </w:tc>
@@ -4612,7 +5184,7 @@
           </w:tcPr>
           <w:p>
             <w:r>
-              <w:t>422</w:t>
+              <w:t>423</w:t>
             </w:r>
           </w:p>
         </w:tc>
@@ -4622,7 +5194,7 @@
           </w:tcPr>
           <w:p>
             <w:r>
-              <w:t>The Aadhaar number must be exactly 12 digits. Please correct it and try again.</w:t>
+              <w:t>Your account has been locked due to multiple failed login attempts. Please contact Bank operations to unlock it.</w:t>
             </w:r>
           </w:p>
         </w:tc>
@@ -4632,7 +5204,7 @@
           </w:tcPr>
           <w:p>
             <w:r>
-              <w:t>Thrown when the Aadhaar number is not exactly 12 numeric digits (length boundary: 11/12/13).</w:t>
+              <w:t>Triggered after exceeding the maximum allowed failed login attempts (threshold TBD).</w:t>
             </w:r>
           </w:p>
         </w:tc>
@@ -4654,7 +5226,7 @@
           </w:tcPr>
           <w:p>
             <w:r>
-              <w:t>INVALID_PAN_FORMAT</w:t>
+              <w:t>DUPLICATE_KYC_DOCUMENT</w:t>
             </w:r>
           </w:p>
         </w:tc>
@@ -4664,7 +5236,7 @@
           </w:tcPr>
           <w:p>
             <w:r>
-              <w:t>422</w:t>
+              <w:t>409</w:t>
             </w:r>
           </w:p>
         </w:tc>
@@ -4674,7 +5246,7 @@
           </w:tcPr>
           <w:p>
             <w:r>
-              <w:t>The PAN must be 10 characters: 5 letters, 4 digits, and 1 letter. Please correct it and try again.</w:t>
+              <w:t>A KYC record already exists for this Aadhaar or PAN number. Each identity document can only be used once.</w:t>
             </w:r>
           </w:p>
         </w:tc>
@@ -4684,7 +5256,7 @@
           </w:tcPr>
           <w:p>
             <w:r>
-              <w:t>Thrown when the PAN does not match the 5-letter+4-digit+1-letter pattern (length boundary: 9/10/11).</w:t>
+              <w:t>Raised on unique constraint violation when submitting duplicate Aadhaar or PAN.</w:t>
             </w:r>
           </w:p>
         </w:tc>
@@ -4706,7 +5278,7 @@
           </w:tcPr>
           <w:p>
             <w:r>
-              <w:t>STATE_CHANGE_PERSISTENCE_FAILED</w:t>
+              <w:t>INSUFFICIENT_BALANCE</w:t>
             </w:r>
           </w:p>
         </w:tc>
@@ -4716,7 +5288,7 @@
           </w:tcPr>
           <w:p>
             <w:r>
-              <w:t>500</w:t>
+              <w:t>422</w:t>
             </w:r>
           </w:p>
         </w:tc>
@@ -4726,7 +5298,7 @@
           </w:tcPr>
           <w:p>
             <w:r>
-              <w:t>Something went wrong while saving your changes. Please try again, and contact support if the problem continues.</w:t>
+              <w:t>Your account balance is too low to complete this transfer. Please check your available balance and reduce the transfer amount or add funds.</w:t>
             </w:r>
           </w:p>
         </w:tc>
@@ -4736,7 +5308,7 @@
           </w:tcPr>
           <w:p>
             <w:r>
-              <w:t>Thrown when an account, KYC, or transaction state change cannot be durably persisted (FR-014, FR-016).</w:t>
+              <w:t>Boundary triple: below minimum_balance (at limit), at minimum_balance (at limit), above minimum_balance (at limit). Actual MIN_BALANCE value is unresolved (OQ-002).</w:t>
             </w:r>
           </w:p>
         </w:tc>
@@ -4758,7 +5330,7 @@
           </w:tcPr>
           <w:p>
             <w:r>
-              <w:t>INSUFFICIENT_BALANCE_BELOW_MINIMUM</w:t>
+              <w:t>UNAUTHORIZED_ACTION</w:t>
             </w:r>
           </w:p>
         </w:tc>
@@ -4768,7 +5340,7 @@
           </w:tcPr>
           <w:p>
             <w:r>
-              <w:t>422</w:t>
+              <w:t>403</w:t>
             </w:r>
           </w:p>
         </w:tc>
@@ -4778,7 +5350,7 @@
           </w:tcPr>
           <w:p>
             <w:r>
-              <w:t>This transfer cannot be completed because it would leave your account below the required minimum balance. Please enter a smaller amount.</w:t>
+              <w:t>You do not have permission to perform this action. Please contact your administrator if you believe this is an error.</w:t>
             </w:r>
           </w:p>
         </w:tc>
@@ -4788,7 +5360,7 @@
           </w:tcPr>
           <w:p>
             <w:r>
-              <w:t>Thrown when an outward transfer would drop the account balance below MIN_BALANCE (OQ-002). Boundary: MIN_BALANCE - 0.01 rejected, MIN_BALANCE allowed.</w:t>
+              <w:t>Role-based access control violation. Covers unauthorized access to data, actions outside role permissions, and expired sessions.</w:t>
             </w:r>
           </w:p>
         </w:tc>
@@ -4810,7 +5382,7 @@
           </w:tcPr>
           <w:p>
             <w:r>
-              <w:t>DAILY_TRANSFER_CAP_EXCEEDED</w:t>
+              <w:t>BELOW_MINIMUM_BALANCE</w:t>
             </w:r>
           </w:p>
         </w:tc>
@@ -4830,7 +5402,7 @@
           </w:tcPr>
           <w:p>
             <w:r>
-              <w:t>This transfer would exceed your daily transfer limit. Please wait until your limit resets or enter a smaller amount.</w:t>
+              <w:t>This transfer would bring your balance below the required minimum. The minimum balance is set by policy. Please reduce the transfer amount.</w:t>
             </w:r>
           </w:p>
         </w:tc>
@@ -4840,7 +5412,7 @@
           </w:tcPr>
           <w:p>
             <w:r>
-              <w:t>Thrown when the day's total plus the new transfer exceeds DAILY_TRANSFER_CAP (OQ-003). Boundary: cap + 0.01 rejected, cap allowed.</w:t>
+              <w:t>Boundary triple for minimum_balance limit: below (resulting balance &lt; MIN_BALANCE), at (resulting balance = MIN_BALANCE), above (resulting balance &gt; MIN_BALANCE). Actual MIN_BALANCE value is unresolved (OQ-002).</w:t>
             </w:r>
           </w:p>
         </w:tc>
@@ -4862,7 +5434,7 @@
           </w:tcPr>
           <w:p>
             <w:r>
-              <w:t>INVALID_TRANSFER_AMOUNT</w:t>
+              <w:t>SELF_TRANSFER_BLOCKED</w:t>
             </w:r>
           </w:p>
         </w:tc>
@@ -4882,7 +5454,7 @@
           </w:tcPr>
           <w:p>
             <w:r>
-              <w:t>The transfer amount must be a positive amount. Please enter an amount greater than zero.</w:t>
+              <w:t>You cannot transfer money to your own account. Please select a different recipient.</w:t>
             </w:r>
           </w:p>
         </w:tc>
@@ -4892,7 +5464,7 @@
           </w:tcPr>
           <w:p>
             <w:r>
-              <w:t>Thrown when a transfer amount is zero or negative, or has more than 2 decimal places.</w:t>
+              <w:t>Raised when from_account_id equals to_account_id.</w:t>
             </w:r>
           </w:p>
         </w:tc>
@@ -4914,7 +5486,7 @@
           </w:tcPr>
           <w:p>
             <w:r>
-              <w:t>PERMISSION_DENIED</w:t>
+              <w:t>TRANSFER_LIMIT_EXCEEDED</w:t>
             </w:r>
           </w:p>
         </w:tc>
@@ -4924,7 +5496,7 @@
           </w:tcPr>
           <w:p>
             <w:r>
-              <w:t>403</w:t>
+              <w:t>422</w:t>
             </w:r>
           </w:p>
         </w:tc>
@@ -4934,7 +5506,7 @@
           </w:tcPr>
           <w:p>
             <w:r>
-              <w:t>You do not have permission to do this. Please contact an administrator if you believe this is a mistake.</w:t>
+              <w:t>This transfer exceeds the single-transfer limit. Please split the transfer into smaller amounts within the allowed limit.</w:t>
             </w:r>
           </w:p>
         </w:tc>
@@ -4944,7 +5516,7 @@
           </w:tcPr>
           <w:p>
             <w:r>
-              <w:t>Thrown when a role attempts an action outside its permission set, e.g. Bank operations initiating a transfer (FR-010) or accessing data not permitted by role (FR-012).</w:t>
+              <w:t>Boundary triple: below (amount &lt; PER_TXN_LIMIT, passes), at (amount = PER_TXN_LIMIT, passes), above (amount &gt; PER_TXN_LIMIT, blocked). Actual PER_TXN_LIMIT value is unresolved (OQ-003).</w:t>
             </w:r>
           </w:p>
         </w:tc>
@@ -4966,7 +5538,7 @@
           </w:tcPr>
           <w:p>
             <w:r>
-              <w:t>INTERNAL_SYSTEM_ERROR</w:t>
+              <w:t>DAILY_TRANSFER_CAP_EXCEEDED</w:t>
             </w:r>
           </w:p>
         </w:tc>
@@ -4976,7 +5548,7 @@
           </w:tcPr>
           <w:p>
             <w:r>
-              <w:t>500</w:t>
+              <w:t>422</w:t>
             </w:r>
           </w:p>
         </w:tc>
@@ -4986,7 +5558,7 @@
           </w:tcPr>
           <w:p>
             <w:r>
-              <w:t>Something went wrong on our side. Please try again later, and contact support if the problem continues.</w:t>
+              <w:t>You have reached your daily transfer limit. You can try again tomorrow. This limit is in place to protect your account.</w:t>
             </w:r>
           </w:p>
         </w:tc>
@@ -4996,7 +5568,111 @@
           </w:tcPr>
           <w:p>
             <w:r>
-              <w:t>Generic fallback error; also used where accessibility/testability acceptance conditions are not met (FR-013, FR-015, FR-017).</w:t>
+              <w:t>Boundary triple for daily_transfer_cap: below (cumulative &lt; DAILY_CAP, passes), at (cumulative = DAILY_CAP, passes), above (cumulative &gt; DAILY_CAP, blocked). Actual DAILY_CAP value is unresolved (OQ-003).</w:t>
+            </w:r>
+          </w:p>
+        </w:tc>
+      </w:tr>
+      <w:tr>
+        <w:tc>
+          <w:tcPr>
+            <w:tcW w:type="dxa" w:w="1728"/>
+          </w:tcPr>
+          <w:p>
+            <w:r>
+              <w:t>ERR-015</w:t>
+            </w:r>
+          </w:p>
+        </w:tc>
+        <w:tc>
+          <w:tcPr>
+            <w:tcW w:type="dxa" w:w="1728"/>
+          </w:tcPr>
+          <w:p>
+            <w:r>
+              <w:t>RECIPIENT_ACCOUNT_FROZEN</w:t>
+            </w:r>
+          </w:p>
+        </w:tc>
+        <w:tc>
+          <w:tcPr>
+            <w:tcW w:type="dxa" w:w="1728"/>
+          </w:tcPr>
+          <w:p>
+            <w:r>
+              <w:t>409</w:t>
+            </w:r>
+          </w:p>
+        </w:tc>
+        <w:tc>
+          <w:tcPr>
+            <w:tcW w:type="dxa" w:w="1728"/>
+          </w:tcPr>
+          <w:p>
+            <w:r>
+              <w:t>The recipient's account is currently frozen and cannot receive transfers at this time. Please try again later or contact support.</w:t>
+            </w:r>
+          </w:p>
+        </w:tc>
+        <w:tc>
+          <w:tcPr>
+            <w:tcW w:type="dxa" w:w="1728"/>
+          </w:tcPr>
+          <w:p>
+            <w:r>
+              <w:t>Raised when to_account status is FROZEN or CLOSED.</w:t>
+            </w:r>
+          </w:p>
+        </w:tc>
+      </w:tr>
+      <w:tr>
+        <w:tc>
+          <w:tcPr>
+            <w:tcW w:type="dxa" w:w="1728"/>
+          </w:tcPr>
+          <w:p>
+            <w:r>
+              <w:t>ERR-016</w:t>
+            </w:r>
+          </w:p>
+        </w:tc>
+        <w:tc>
+          <w:tcPr>
+            <w:tcW w:type="dxa" w:w="1728"/>
+          </w:tcPr>
+          <w:p>
+            <w:r>
+              <w:t>TRANSFER_INVALID_AMOUNT</w:t>
+            </w:r>
+          </w:p>
+        </w:tc>
+        <w:tc>
+          <w:tcPr>
+            <w:tcW w:type="dxa" w:w="1728"/>
+          </w:tcPr>
+          <w:p>
+            <w:r>
+              <w:t>422</w:t>
+            </w:r>
+          </w:p>
+        </w:tc>
+        <w:tc>
+          <w:tcPr>
+            <w:tcW w:type="dxa" w:w="1728"/>
+          </w:tcPr>
+          <w:p>
+            <w:r>
+              <w:t>The transfer amount is invalid. Please enter a positive amount greater than zero.</w:t>
+            </w:r>
+          </w:p>
+        </w:tc>
+        <w:tc>
+          <w:tcPr>
+            <w:tcW w:type="dxa" w:w="1728"/>
+          </w:tcPr>
+          <w:p>
+            <w:r>
+              <w:t>Amount is zero or negative. Always raises regardless of limits.</w:t>
             </w:r>
           </w:p>
         </w:tc>

--- a/shared_outputs/FRD.docx
+++ b/shared_outputs/FRD.docx
@@ -28,7 +28,7 @@
     </w:p>
     <w:p>
       <w:r>
-        <w:t>This FRD covers 17 requirements (FR-001 through FR-017), each traced to a BRD functional or non-functional requirement id and one or more business rules.</w:t>
+        <w:t>This FRD covers 23 requirements (FR-001 through FR-023), each traced to a BRD functional or non-functional requirement id and one or more business rules.</w:t>
       </w:r>
     </w:p>
     <w:p>
@@ -44,7 +44,7 @@
         <w:pStyle w:val="Heading2"/>
       </w:pPr>
       <w:r>
-        <w:t>FR-001 — Customer Registration and KYC  (traces F1)</w:t>
+        <w:t>FR-001 — Customer registration with Aadhaar and PAN  (traces F1)</w:t>
       </w:r>
     </w:p>
     <w:p>
@@ -55,7 +55,7 @@
         <w:t xml:space="preserve">Statement: </w:t>
       </w:r>
       <w:r>
-        <w:t>The system shall allow a Customer to register and complete KYC using Aadhaar and PAN identity documents, with format validation only (mocked verification).</w:t>
+        <w:t>The system shall allow a prospective customer to submit registration details including Aadhaar and PAN identifiers.</w:t>
       </w:r>
     </w:p>
     <w:p>
@@ -66,7 +66,7 @@
         <w:t xml:space="preserve">Epic: </w:t>
       </w:r>
       <w:r>
-        <w:t xml:space="preserve">Customer Onboarding    </w:t>
+        <w:t xml:space="preserve">Onboarding &amp; KYC    </w:t>
       </w:r>
       <w:r>
         <w:rPr>
@@ -75,7 +75,7 @@
         <w:t xml:space="preserve">Priority: </w:t>
       </w:r>
       <w:r>
-        <w:t xml:space="preserve">Must (P1)    </w:t>
+        <w:t xml:space="preserve">Must (MUST)    </w:t>
       </w:r>
       <w:r>
         <w:rPr>
@@ -100,7 +100,7 @@
         <w:pStyle w:val="ListBullet"/>
       </w:pPr>
       <w:r>
-        <w:t>User is not currently registered in the system</w:t>
+        <w:t>The prospective customer is not yet registered and has no in-flight KYC application of the same identity.</w:t>
       </w:r>
     </w:p>
     <w:p>
@@ -116,7 +116,78 @@
         <w:pStyle w:val="ListBullet"/>
       </w:pPr>
       <w:r>
-        <w:t>Customer record created with KYC documents submitted</w:t>
+        <w:t>A registration record is created and a KYC application (Aadhaar + PAN) is submitted for review.</w:t>
+      </w:r>
+    </w:p>
+    <w:p>
+      <w:r>
+        <w:t>Errors: ERR-001, ERR-002, ERR-014</w:t>
+      </w:r>
+    </w:p>
+    <w:p>
+      <w:r>
+        <w:t>Blocked by open question(s): OQ-004</w:t>
+      </w:r>
+    </w:p>
+    <w:p>
+      <w:r>
+        <w:t>Source: BR-001, BR-002, F1</w:t>
+      </w:r>
+    </w:p>
+    <w:p>
+      <w:pPr>
+        <w:pStyle w:val="Heading2"/>
+      </w:pPr>
+      <w:r>
+        <w:t>FR-002 — Aadhaar and PAN format validation  (traces F2)</w:t>
+      </w:r>
+    </w:p>
+    <w:p>
+      <w:r>
+        <w:rPr>
+          <w:b/>
+        </w:rPr>
+        <w:t xml:space="preserve">Statement: </w:t>
+      </w:r>
+      <w:r>
+        <w:t>The system shall validate Aadhaar and PAN inputs against defined format rules and reject malformed values.</w:t>
+      </w:r>
+    </w:p>
+    <w:p>
+      <w:r>
+        <w:rPr>
+          <w:b/>
+        </w:rPr>
+        <w:t xml:space="preserve">Epic: </w:t>
+      </w:r>
+      <w:r>
+        <w:t xml:space="preserve">Onboarding &amp; KYC    </w:t>
+      </w:r>
+      <w:r>
+        <w:rPr>
+          <w:b/>
+        </w:rPr>
+        <w:t xml:space="preserve">Priority: </w:t>
+      </w:r>
+      <w:r>
+        <w:t xml:space="preserve">Must (MUST)    </w:t>
+      </w:r>
+      <w:r>
+        <w:rPr>
+          <w:b/>
+        </w:rPr>
+        <w:t xml:space="preserve">Roles: </w:t>
+      </w:r>
+      <w:r>
+        <w:t>Customer</w:t>
+      </w:r>
+    </w:p>
+    <w:p>
+      <w:pPr>
+        <w:pStyle w:val="IntenseQuote"/>
+      </w:pPr>
+      <w:r>
+        <w:t>Preconditions:</w:t>
       </w:r>
     </w:p>
     <w:p>
@@ -124,7 +195,15 @@
         <w:pStyle w:val="ListBullet"/>
       </w:pPr>
       <w:r>
-        <w:t>KYC status is Pending Review</w:t>
+        <w:t>The prospective customer has entered Aadhaar and PAN values during registration.</w:t>
+      </w:r>
+    </w:p>
+    <w:p>
+      <w:pPr>
+        <w:pStyle w:val="IntenseQuote"/>
+      </w:pPr>
+      <w:r>
+        <w:t>Postconditions:</w:t>
       </w:r>
     </w:p>
     <w:p>
@@ -132,17 +211,17 @@
         <w:pStyle w:val="ListBullet"/>
       </w:pPr>
       <w:r>
-        <w:t>Account is created in Pending state awaiting Bank operations activation</w:t>
+        <w:t>Malformed values are rejected and the malformed field is reported; well-formed values are accepted for KYC submission.</w:t>
       </w:r>
     </w:p>
     <w:p>
       <w:r>
-        <w:t>Errors: ERR-001, ERR-002, ERR-003, ERR-008</w:t>
+        <w:t>Errors: ERR-001, ERR-002</w:t>
       </w:r>
     </w:p>
     <w:p>
       <w:r>
-        <w:t>Source: SA-1, BR-001</w:t>
+        <w:t>Source: BR-002, BR-003, F2</w:t>
       </w:r>
     </w:p>
     <w:p>
@@ -150,7 +229,7 @@
         <w:pStyle w:val="Heading2"/>
       </w:pPr>
       <w:r>
-        <w:t>FR-002 — Account Onboarding and Activation  (traces F2)</w:t>
+        <w:t>FR-003 — Route KYC application to Bank operations review  (traces F3)</w:t>
       </w:r>
     </w:p>
     <w:p>
@@ -161,7 +240,7 @@
         <w:t xml:space="preserve">Statement: </w:t>
       </w:r>
       <w:r>
-        <w:t>The system shall allow a Customer to onboard an account, and shall allow Bank operations to review and activate it before the account can be used.</w:t>
+        <w:t>The system shall route a submitted KYC application to Bank operations for review.</w:t>
       </w:r>
     </w:p>
     <w:p>
@@ -172,7 +251,7 @@
         <w:t xml:space="preserve">Epic: </w:t>
       </w:r>
       <w:r>
-        <w:t xml:space="preserve">Account Management    </w:t>
+        <w:t xml:space="preserve">Onboarding &amp; KYC    </w:t>
       </w:r>
       <w:r>
         <w:rPr>
@@ -181,7 +260,7 @@
         <w:t xml:space="preserve">Priority: </w:t>
       </w:r>
       <w:r>
-        <w:t xml:space="preserve">Must (P1)    </w:t>
+        <w:t xml:space="preserve">Must (MUST)    </w:t>
       </w:r>
       <w:r>
         <w:rPr>
@@ -190,7 +269,7 @@
         <w:t xml:space="preserve">Roles: </w:t>
       </w:r>
       <w:r>
-        <w:t>Customer, Bank operations</w:t>
+        <w:t>Bank operations</w:t>
       </w:r>
     </w:p>
     <w:p>
@@ -206,7 +285,15 @@
         <w:pStyle w:val="ListBullet"/>
       </w:pPr>
       <w:r>
-        <w:t>Customer has completed KYC</w:t>
+        <w:t>A KYC application has passed format validation and is in a submitted state.</w:t>
+      </w:r>
+    </w:p>
+    <w:p>
+      <w:pPr>
+        <w:pStyle w:val="IntenseQuote"/>
+      </w:pPr>
+      <w:r>
+        <w:t>Postconditions:</w:t>
       </w:r>
     </w:p>
     <w:p>
@@ -214,7 +301,65 @@
         <w:pStyle w:val="ListBullet"/>
       </w:pPr>
       <w:r>
-        <w:t>Account is in Pending state</w:t>
+        <w:t>The KYC application is visible to Bank operations in a pending-review state.</w:t>
+      </w:r>
+    </w:p>
+    <w:p>
+      <w:r>
+        <w:t>Blocked by open question(s): OQ-003</w:t>
+      </w:r>
+    </w:p>
+    <w:p>
+      <w:r>
+        <w:t>Source: BR-001, BR-012, F3</w:t>
+      </w:r>
+    </w:p>
+    <w:p>
+      <w:pPr>
+        <w:pStyle w:val="Heading2"/>
+      </w:pPr>
+      <w:r>
+        <w:t>FR-004 — Approve or reject a KYC application  (traces F4)</w:t>
+      </w:r>
+    </w:p>
+    <w:p>
+      <w:r>
+        <w:rPr>
+          <w:b/>
+        </w:rPr>
+        <w:t xml:space="preserve">Statement: </w:t>
+      </w:r>
+      <w:r>
+        <w:t>Bank operations shall be able to approve or reject a KYC submission.</w:t>
+      </w:r>
+    </w:p>
+    <w:p>
+      <w:r>
+        <w:rPr>
+          <w:b/>
+        </w:rPr>
+        <w:t xml:space="preserve">Epic: </w:t>
+      </w:r>
+      <w:r>
+        <w:t xml:space="preserve">Onboarding &amp; KYC    </w:t>
+      </w:r>
+      <w:r>
+        <w:rPr>
+          <w:b/>
+        </w:rPr>
+        <w:t xml:space="preserve">Priority: </w:t>
+      </w:r>
+      <w:r>
+        <w:t xml:space="preserve">Must (MUST)    </w:t>
+      </w:r>
+      <w:r>
+        <w:rPr>
+          <w:b/>
+        </w:rPr>
+        <w:t xml:space="preserve">Roles: </w:t>
+      </w:r>
+      <w:r>
+        <w:t>Bank operations</w:t>
       </w:r>
     </w:p>
     <w:p>
@@ -222,7 +367,7 @@
         <w:pStyle w:val="IntenseQuote"/>
       </w:pPr>
       <w:r>
-        <w:t>Postconditions:</w:t>
+        <w:t>Preconditions:</w:t>
       </w:r>
     </w:p>
     <w:p>
@@ -230,7 +375,15 @@
         <w:pStyle w:val="ListBullet"/>
       </w:pPr>
       <w:r>
-        <w:t>Account transitions from Pending to Active</w:t>
+        <w:t>The KYC application is in the pending-review state and the actor holds the Bank operations role.</w:t>
+      </w:r>
+    </w:p>
+    <w:p>
+      <w:pPr>
+        <w:pStyle w:val="IntenseQuote"/>
+      </w:pPr>
+      <w:r>
+        <w:t>Postconditions:</w:t>
       </w:r>
     </w:p>
     <w:p>
@@ -238,17 +391,22 @@
         <w:pStyle w:val="ListBullet"/>
       </w:pPr>
       <w:r>
-        <w:t>Account can be used for transactions</w:t>
+        <w:t>The KYC application reaches an approved or rejected state; approval enables account creation in step FR-005.</w:t>
       </w:r>
     </w:p>
     <w:p>
       <w:r>
-        <w:t>Errors: ERR-004, ERR-005</w:t>
+        <w:t>Errors: ERR-014</w:t>
       </w:r>
     </w:p>
     <w:p>
       <w:r>
-        <w:t>Source: SA-2, BR-002, SA-ROLE-OPS</w:t>
+        <w:t>Blocked by open question(s): OQ-003</w:t>
+      </w:r>
+    </w:p>
+    <w:p>
+      <w:r>
+        <w:t>Source: BR-012, F4</w:t>
       </w:r>
     </w:p>
     <w:p>
@@ -256,7 +414,7 @@
         <w:pStyle w:val="Heading2"/>
       </w:pPr>
       <w:r>
-        <w:t>FR-003 — User Login with Role-Based Access Control  (traces F3)</w:t>
+        <w:t>FR-005 — Create pending account on KYC approval  (traces F5)</w:t>
       </w:r>
     </w:p>
     <w:p>
@@ -267,7 +425,7 @@
         <w:t xml:space="preserve">Statement: </w:t>
       </w:r>
       <w:r>
-        <w:t>The system shall allow Customer and Bank operations users to log in, with role-based access control applied.</w:t>
+        <w:t>The system shall create an account record upon KYC approval, in a pending (not yet active) state.</w:t>
       </w:r>
     </w:p>
     <w:p>
@@ -278,7 +436,7 @@
         <w:t xml:space="preserve">Epic: </w:t>
       </w:r>
       <w:r>
-        <w:t xml:space="preserve">Authentication &amp; Session Management    </w:t>
+        <w:t xml:space="preserve">Account management    </w:t>
       </w:r>
       <w:r>
         <w:rPr>
@@ -287,7 +445,7 @@
         <w:t xml:space="preserve">Priority: </w:t>
       </w:r>
       <w:r>
-        <w:t xml:space="preserve">Must (P1)    </w:t>
+        <w:t xml:space="preserve">Must (MUST)    </w:t>
       </w:r>
       <w:r>
         <w:rPr>
@@ -312,7 +470,15 @@
         <w:pStyle w:val="ListBullet"/>
       </w:pPr>
       <w:r>
-        <w:t>User has valid credentials</w:t>
+        <w:t>A KYC application associated with the customer has been approved.</w:t>
+      </w:r>
+    </w:p>
+    <w:p>
+      <w:pPr>
+        <w:pStyle w:val="IntenseQuote"/>
+      </w:pPr>
+      <w:r>
+        <w:t>Postconditions:</w:t>
       </w:r>
     </w:p>
     <w:p>
@@ -320,7 +486,60 @@
         <w:pStyle w:val="ListBullet"/>
       </w:pPr>
       <w:r>
-        <w:t>User account is Active</w:t>
+        <w:t>An account record is created in the pending state, not yet usable for transactions.</w:t>
+      </w:r>
+    </w:p>
+    <w:p>
+      <w:r>
+        <w:t>Source: BR-001, BR-004, F5</w:t>
+      </w:r>
+    </w:p>
+    <w:p>
+      <w:pPr>
+        <w:pStyle w:val="Heading2"/>
+      </w:pPr>
+      <w:r>
+        <w:t>FR-006 — Activate a pending account  (traces F6)</w:t>
+      </w:r>
+    </w:p>
+    <w:p>
+      <w:r>
+        <w:rPr>
+          <w:b/>
+        </w:rPr>
+        <w:t xml:space="preserve">Statement: </w:t>
+      </w:r>
+      <w:r>
+        <w:t>Bank operations shall be able to activate a pending account.</w:t>
+      </w:r>
+    </w:p>
+    <w:p>
+      <w:r>
+        <w:rPr>
+          <w:b/>
+        </w:rPr>
+        <w:t xml:space="preserve">Epic: </w:t>
+      </w:r>
+      <w:r>
+        <w:t xml:space="preserve">Account management    </w:t>
+      </w:r>
+      <w:r>
+        <w:rPr>
+          <w:b/>
+        </w:rPr>
+        <w:t xml:space="preserve">Priority: </w:t>
+      </w:r>
+      <w:r>
+        <w:t xml:space="preserve">Must (MUST)    </w:t>
+      </w:r>
+      <w:r>
+        <w:rPr>
+          <w:b/>
+        </w:rPr>
+        <w:t xml:space="preserve">Roles: </w:t>
+      </w:r>
+      <w:r>
+        <w:t>Bank operations</w:t>
       </w:r>
     </w:p>
     <w:p>
@@ -328,7 +547,7 @@
         <w:pStyle w:val="IntenseQuote"/>
       </w:pPr>
       <w:r>
-        <w:t>Postconditions:</w:t>
+        <w:t>Preconditions:</w:t>
       </w:r>
     </w:p>
     <w:p>
@@ -336,7 +555,15 @@
         <w:pStyle w:val="ListBullet"/>
       </w:pPr>
       <w:r>
-        <w:t>Authenticated session created</w:t>
+        <w:t>The account is in the pending state and the actor holds the Bank operations role.</w:t>
+      </w:r>
+    </w:p>
+    <w:p>
+      <w:pPr>
+        <w:pStyle w:val="IntenseQuote"/>
+      </w:pPr>
+      <w:r>
+        <w:t>Postconditions:</w:t>
       </w:r>
     </w:p>
     <w:p>
@@ -344,17 +571,22 @@
         <w:pStyle w:val="ListBullet"/>
       </w:pPr>
       <w:r>
-        <w:t>Role-based permissions enforced</w:t>
+        <w:t>The account transitions to the active state and becomes usable for transactions.</w:t>
       </w:r>
     </w:p>
     <w:p>
       <w:r>
-        <w:t>Errors: ERR-006, ERR-007</w:t>
+        <w:t>Errors: ERR-005, ERR-006</w:t>
       </w:r>
     </w:p>
     <w:p>
       <w:r>
-        <w:t>Source: SA-3, BR-009</w:t>
+        <w:t>Blocked by open question(s): OQ-001</w:t>
+      </w:r>
+    </w:p>
+    <w:p>
+      <w:r>
+        <w:t>Source: BR-004, BR-013, F6</w:t>
       </w:r>
     </w:p>
     <w:p>
@@ -362,7 +594,7 @@
         <w:pStyle w:val="Heading2"/>
       </w:pPr>
       <w:r>
-        <w:t>FR-004 — User Logout  (traces F4)</w:t>
+        <w:t>FR-007 — Freeze an active account  (traces F7)</w:t>
       </w:r>
     </w:p>
     <w:p>
@@ -373,7 +605,7 @@
         <w:t xml:space="preserve">Statement: </w:t>
       </w:r>
       <w:r>
-        <w:t>The system shall allow Customer and Bank operations users to log out, terminating their authenticated session.</w:t>
+        <w:t>Bank operations shall be able to freeze an active account.</w:t>
       </w:r>
     </w:p>
     <w:p>
@@ -384,7 +616,7 @@
         <w:t xml:space="preserve">Epic: </w:t>
       </w:r>
       <w:r>
-        <w:t xml:space="preserve">Authentication &amp; Session Management    </w:t>
+        <w:t xml:space="preserve">Account management    </w:t>
       </w:r>
       <w:r>
         <w:rPr>
@@ -393,7 +625,7 @@
         <w:t xml:space="preserve">Priority: </w:t>
       </w:r>
       <w:r>
-        <w:t xml:space="preserve">Must (P1)    </w:t>
+        <w:t xml:space="preserve">Should (SHOULD)    </w:t>
       </w:r>
       <w:r>
         <w:rPr>
@@ -402,7 +634,7 @@
         <w:t xml:space="preserve">Roles: </w:t>
       </w:r>
       <w:r>
-        <w:t>Customer, Bank operations</w:t>
+        <w:t>Bank operations</w:t>
       </w:r>
     </w:p>
     <w:p>
@@ -418,7 +650,7 @@
         <w:pStyle w:val="ListBullet"/>
       </w:pPr>
       <w:r>
-        <w:t>User has an active authenticated session</w:t>
+        <w:t>The account is in the active state and the actor holds the Bank operations role.</w:t>
       </w:r>
     </w:p>
     <w:p>
@@ -434,7 +666,73 @@
         <w:pStyle w:val="ListBullet"/>
       </w:pPr>
       <w:r>
-        <w:t>Session is terminated</w:t>
+        <w:t>The account transitions to the frozen state; it no longer permits outgoing transfers.</w:t>
+      </w:r>
+    </w:p>
+    <w:p>
+      <w:r>
+        <w:t>Errors: ERR-005, ERR-007</w:t>
+      </w:r>
+    </w:p>
+    <w:p>
+      <w:r>
+        <w:t>Source: BR-013, F7</w:t>
+      </w:r>
+    </w:p>
+    <w:p>
+      <w:pPr>
+        <w:pStyle w:val="Heading2"/>
+      </w:pPr>
+      <w:r>
+        <w:t>FR-008 — Login with valid credentials  (traces F8)</w:t>
+      </w:r>
+    </w:p>
+    <w:p>
+      <w:r>
+        <w:rPr>
+          <w:b/>
+        </w:rPr>
+        <w:t xml:space="preserve">Statement: </w:t>
+      </w:r>
+      <w:r>
+        <w:t>The system shall allow Customer and Bank operations users to log in with valid credentials.</w:t>
+      </w:r>
+    </w:p>
+    <w:p>
+      <w:r>
+        <w:rPr>
+          <w:b/>
+        </w:rPr>
+        <w:t xml:space="preserve">Epic: </w:t>
+      </w:r>
+      <w:r>
+        <w:t xml:space="preserve">Authentication &amp; Session    </w:t>
+      </w:r>
+      <w:r>
+        <w:rPr>
+          <w:b/>
+        </w:rPr>
+        <w:t xml:space="preserve">Priority: </w:t>
+      </w:r>
+      <w:r>
+        <w:t xml:space="preserve">Must (MUST)    </w:t>
+      </w:r>
+      <w:r>
+        <w:rPr>
+          <w:b/>
+        </w:rPr>
+        <w:t xml:space="preserve">Roles: </w:t>
+      </w:r>
+      <w:r>
+        <w:t>Customer, Bank operations</w:t>
+      </w:r>
+    </w:p>
+    <w:p>
+      <w:pPr>
+        <w:pStyle w:val="IntenseQuote"/>
+      </w:pPr>
+      <w:r>
+        <w:t>Preconditions:</w:t>
       </w:r>
     </w:p>
     <w:p>
@@ -442,17 +740,33 @@
         <w:pStyle w:val="ListBullet"/>
       </w:pPr>
       <w:r>
-        <w:t>User is redirected to login</w:t>
+        <w:t>The user holds a valid identity and credentials for the Customer or Bank operations role.</w:t>
       </w:r>
     </w:p>
     <w:p>
-      <w:r>
-        <w:t>Errors: ERR-010</w:t>
+      <w:pPr>
+        <w:pStyle w:val="IntenseQuote"/>
+      </w:pPr>
+      <w:r>
+        <w:t>Postconditions:</w:t>
       </w:r>
     </w:p>
     <w:p>
-      <w:r>
-        <w:t>Source: SA-4, BR-009</w:t>
+      <w:pPr>
+        <w:pStyle w:val="ListBullet"/>
+      </w:pPr>
+      <w:r>
+        <w:t>An authenticated session is established for the user.</w:t>
+      </w:r>
+    </w:p>
+    <w:p>
+      <w:r>
+        <w:t>Errors: ERR-003</w:t>
+      </w:r>
+    </w:p>
+    <w:p>
+      <w:r>
+        <w:t>Source: BR-005, F8</w:t>
       </w:r>
     </w:p>
     <w:p>
@@ -460,7 +774,7 @@
         <w:pStyle w:val="Heading2"/>
       </w:pPr>
       <w:r>
-        <w:t>FR-005 — Synthetic Money Transfer  (traces F5)</w:t>
+        <w:t>FR-009 — Reject login with invalid credentials  (traces F9)</w:t>
       </w:r>
     </w:p>
     <w:p>
@@ -471,7 +785,7 @@
         <w:t xml:space="preserve">Statement: </w:t>
       </w:r>
       <w:r>
-        <w:t>The system shall allow a Customer to initiate a synthetic money transfer to another account.</w:t>
+        <w:t>The system shall reject login attempts with invalid credentials.</w:t>
       </w:r>
     </w:p>
     <w:p>
@@ -482,7 +796,7 @@
         <w:t xml:space="preserve">Epic: </w:t>
       </w:r>
       <w:r>
-        <w:t xml:space="preserve">Fund Transfers    </w:t>
+        <w:t xml:space="preserve">Authentication &amp; Session    </w:t>
       </w:r>
       <w:r>
         <w:rPr>
@@ -491,7 +805,7 @@
         <w:t xml:space="preserve">Priority: </w:t>
       </w:r>
       <w:r>
-        <w:t xml:space="preserve">Must (P1)    </w:t>
+        <w:t xml:space="preserve">Must (MUST)    </w:t>
       </w:r>
       <w:r>
         <w:rPr>
@@ -500,7 +814,7 @@
         <w:t xml:space="preserve">Roles: </w:t>
       </w:r>
       <w:r>
-        <w:t>Customer</w:t>
+        <w:t>Customer, Bank operations</w:t>
       </w:r>
     </w:p>
     <w:p>
@@ -516,7 +830,15 @@
         <w:pStyle w:val="ListBullet"/>
       </w:pPr>
       <w:r>
-        <w:t>Customer has an active authenticated session</w:t>
+        <w:t>A user submits a login attempt with invalid credentials.</w:t>
+      </w:r>
+    </w:p>
+    <w:p>
+      <w:pPr>
+        <w:pStyle w:val="IntenseQuote"/>
+      </w:pPr>
+      <w:r>
+        <w:t>Postconditions:</w:t>
       </w:r>
     </w:p>
     <w:p>
@@ -524,7 +846,78 @@
         <w:pStyle w:val="ListBullet"/>
       </w:pPr>
       <w:r>
-        <w:t>Account is Active</w:t>
+        <w:t>The login attempt is rejected and no session is established.</w:t>
+      </w:r>
+    </w:p>
+    <w:p>
+      <w:r>
+        <w:t>Errors: ERR-003</w:t>
+      </w:r>
+    </w:p>
+    <w:p>
+      <w:r>
+        <w:t>Blocked by open question(s): OQ-003</w:t>
+      </w:r>
+    </w:p>
+    <w:p>
+      <w:r>
+        <w:t>Source: BR-005, F9</w:t>
+      </w:r>
+    </w:p>
+    <w:p>
+      <w:pPr>
+        <w:pStyle w:val="Heading2"/>
+      </w:pPr>
+      <w:r>
+        <w:t>FR-010 — Logout and terminate session  (traces F10)</w:t>
+      </w:r>
+    </w:p>
+    <w:p>
+      <w:r>
+        <w:rPr>
+          <w:b/>
+        </w:rPr>
+        <w:t xml:space="preserve">Statement: </w:t>
+      </w:r>
+      <w:r>
+        <w:t>The system shall allow an authenticated user to log out, terminating the session.</w:t>
+      </w:r>
+    </w:p>
+    <w:p>
+      <w:r>
+        <w:rPr>
+          <w:b/>
+        </w:rPr>
+        <w:t xml:space="preserve">Epic: </w:t>
+      </w:r>
+      <w:r>
+        <w:t xml:space="preserve">Authentication &amp; Session    </w:t>
+      </w:r>
+      <w:r>
+        <w:rPr>
+          <w:b/>
+        </w:rPr>
+        <w:t xml:space="preserve">Priority: </w:t>
+      </w:r>
+      <w:r>
+        <w:t xml:space="preserve">Must (MUST)    </w:t>
+      </w:r>
+      <w:r>
+        <w:rPr>
+          <w:b/>
+        </w:rPr>
+        <w:t xml:space="preserve">Roles: </w:t>
+      </w:r>
+      <w:r>
+        <w:t>Customer, Bank operations</w:t>
+      </w:r>
+    </w:p>
+    <w:p>
+      <w:pPr>
+        <w:pStyle w:val="IntenseQuote"/>
+      </w:pPr>
+      <w:r>
+        <w:t>Preconditions:</w:t>
       </w:r>
     </w:p>
     <w:p>
@@ -532,7 +925,7 @@
         <w:pStyle w:val="ListBullet"/>
       </w:pPr>
       <w:r>
-        <w:t>Sufficient balance available</w:t>
+        <w:t>The user holds an authenticated session.</w:t>
       </w:r>
     </w:p>
     <w:p>
@@ -548,7 +941,73 @@
         <w:pStyle w:val="ListBullet"/>
       </w:pPr>
       <w:r>
-        <w:t>Transfer record created with status Completed</w:t>
+        <w:t>The session is terminated and protected functionality is no longer accessible.</w:t>
+      </w:r>
+    </w:p>
+    <w:p>
+      <w:r>
+        <w:t>Errors: ERR-004</w:t>
+      </w:r>
+    </w:p>
+    <w:p>
+      <w:r>
+        <w:t>Source: BR-006, F10</w:t>
+      </w:r>
+    </w:p>
+    <w:p>
+      <w:pPr>
+        <w:pStyle w:val="Heading2"/>
+      </w:pPr>
+      <w:r>
+        <w:t>FR-011 — Customer initiates a transfer  (traces F11)</w:t>
+      </w:r>
+    </w:p>
+    <w:p>
+      <w:r>
+        <w:rPr>
+          <w:b/>
+        </w:rPr>
+        <w:t xml:space="preserve">Statement: </w:t>
+      </w:r>
+      <w:r>
+        <w:t>The system shall allow an authenticated Customer to initiate a money transfer from their own account to another account.</w:t>
+      </w:r>
+    </w:p>
+    <w:p>
+      <w:r>
+        <w:rPr>
+          <w:b/>
+        </w:rPr>
+        <w:t xml:space="preserve">Epic: </w:t>
+      </w:r>
+      <w:r>
+        <w:t xml:space="preserve">Money movement    </w:t>
+      </w:r>
+      <w:r>
+        <w:rPr>
+          <w:b/>
+        </w:rPr>
+        <w:t xml:space="preserve">Priority: </w:t>
+      </w:r>
+      <w:r>
+        <w:t xml:space="preserve">Must (MUST)    </w:t>
+      </w:r>
+      <w:r>
+        <w:rPr>
+          <w:b/>
+        </w:rPr>
+        <w:t xml:space="preserve">Roles: </w:t>
+      </w:r>
+      <w:r>
+        <w:t>Customer</w:t>
+      </w:r>
+    </w:p>
+    <w:p>
+      <w:pPr>
+        <w:pStyle w:val="IntenseQuote"/>
+      </w:pPr>
+      <w:r>
+        <w:t>Preconditions:</w:t>
       </w:r>
     </w:p>
     <w:p>
@@ -556,7 +1015,15 @@
         <w:pStyle w:val="ListBullet"/>
       </w:pPr>
       <w:r>
-        <w:t>Sender balance debited</w:t>
+        <w:t>The Customer is authenticated, holds an active account, and specifies a transfer amount and a recipient account.</w:t>
+      </w:r>
+    </w:p>
+    <w:p>
+      <w:pPr>
+        <w:pStyle w:val="IntenseQuote"/>
+      </w:pPr>
+      <w:r>
+        <w:t>Postconditions:</w:t>
       </w:r>
     </w:p>
     <w:p>
@@ -564,7 +1031,78 @@
         <w:pStyle w:val="ListBullet"/>
       </w:pPr>
       <w:r>
-        <w:t>Receiver balance credited</w:t>
+        <w:t>A transfer is processed that debits the sender balance and credits the recipient balance, and a transaction is recorded.</w:t>
+      </w:r>
+    </w:p>
+    <w:p>
+      <w:r>
+        <w:t>Errors: ERR-005, ERR-006, ERR-007, ERR-008, ERR-009, ERR-010, ERR-011</w:t>
+      </w:r>
+    </w:p>
+    <w:p>
+      <w:r>
+        <w:t>Blocked by open question(s): OQ-001, OQ-002, OQ-004</w:t>
+      </w:r>
+    </w:p>
+    <w:p>
+      <w:r>
+        <w:t>Source: BR-007, BR-009, F11</w:t>
+      </w:r>
+    </w:p>
+    <w:p>
+      <w:pPr>
+        <w:pStyle w:val="Heading2"/>
+      </w:pPr>
+      <w:r>
+        <w:t>FR-012 — Prevent Bank operations from initiating transfers  (traces F12)</w:t>
+      </w:r>
+    </w:p>
+    <w:p>
+      <w:r>
+        <w:rPr>
+          <w:b/>
+        </w:rPr>
+        <w:t xml:space="preserve">Statement: </w:t>
+      </w:r>
+      <w:r>
+        <w:t>The system shall prevent Bank operations users from initiating money transfers.</w:t>
+      </w:r>
+    </w:p>
+    <w:p>
+      <w:r>
+        <w:rPr>
+          <w:b/>
+        </w:rPr>
+        <w:t xml:space="preserve">Epic: </w:t>
+      </w:r>
+      <w:r>
+        <w:t xml:space="preserve">Money movement    </w:t>
+      </w:r>
+      <w:r>
+        <w:rPr>
+          <w:b/>
+        </w:rPr>
+        <w:t xml:space="preserve">Priority: </w:t>
+      </w:r>
+      <w:r>
+        <w:t xml:space="preserve">Must (MUST)    </w:t>
+      </w:r>
+      <w:r>
+        <w:rPr>
+          <w:b/>
+        </w:rPr>
+        <w:t xml:space="preserve">Roles: </w:t>
+      </w:r>
+      <w:r>
+        <w:t>Bank operations</w:t>
+      </w:r>
+    </w:p>
+    <w:p>
+      <w:pPr>
+        <w:pStyle w:val="IntenseQuote"/>
+      </w:pPr>
+      <w:r>
+        <w:t>Preconditions:</w:t>
       </w:r>
     </w:p>
     <w:p>
@@ -572,22 +1110,33 @@
         <w:pStyle w:val="ListBullet"/>
       </w:pPr>
       <w:r>
-        <w:t>Audit entry recorded</w:t>
+        <w:t>A Bank operations user attempts to initiate a money transfer.</w:t>
       </w:r>
     </w:p>
     <w:p>
-      <w:r>
-        <w:t>Errors: ERR-009, ERR-011, ERR-012, ERR-013, ERR-014, ERR-015, ERR-016</w:t>
+      <w:pPr>
+        <w:pStyle w:val="IntenseQuote"/>
+      </w:pPr>
+      <w:r>
+        <w:t>Postconditions:</w:t>
       </w:r>
     </w:p>
     <w:p>
-      <w:r>
-        <w:t>Blocked by open question(s): OQ-003</w:t>
+      <w:pPr>
+        <w:pStyle w:val="ListBullet"/>
+      </w:pPr>
+      <w:r>
+        <w:t>The attempt is denied and no transfer is created.</w:t>
       </w:r>
     </w:p>
     <w:p>
       <w:r>
-        <w:t>Source: SA-5, BR-003, BR-004</w:t>
+        <w:t>Errors: ERR-005</w:t>
+      </w:r>
+    </w:p>
+    <w:p>
+      <w:r>
+        <w:t>Source: BR-007, F12</w:t>
       </w:r>
     </w:p>
     <w:p>
@@ -595,7 +1144,7 @@
         <w:pStyle w:val="Heading2"/>
       </w:pPr>
       <w:r>
-        <w:t>FR-006 — Account Receives Synthetic Money Transfer  (traces F6)</w:t>
+        <w:t>FR-013 — Debit sender and credit recipient on success  (traces F13)</w:t>
       </w:r>
     </w:p>
     <w:p>
@@ -606,7 +1155,7 @@
         <w:t xml:space="preserve">Statement: </w:t>
       </w:r>
       <w:r>
-        <w:t>The system shall allow a Customer's account to receive a synthetic money transfer.</w:t>
+        <w:t>The system shall debit the sender's synthetic balance and credit the recipient's synthetic balance upon a successful transfer.</w:t>
       </w:r>
     </w:p>
     <w:p>
@@ -617,7 +1166,7 @@
         <w:t xml:space="preserve">Epic: </w:t>
       </w:r>
       <w:r>
-        <w:t xml:space="preserve">Fund Transfers    </w:t>
+        <w:t xml:space="preserve">Money movement    </w:t>
       </w:r>
       <w:r>
         <w:rPr>
@@ -626,7 +1175,7 @@
         <w:t xml:space="preserve">Priority: </w:t>
       </w:r>
       <w:r>
-        <w:t xml:space="preserve">Must (P1)    </w:t>
+        <w:t xml:space="preserve">Must (MUST)    </w:t>
       </w:r>
       <w:r>
         <w:rPr>
@@ -651,7 +1200,15 @@
         <w:pStyle w:val="ListBullet"/>
       </w:pPr>
       <w:r>
-        <w:t>Sender has initiated a valid transfer</w:t>
+        <w:t>A transfer initiated by a Customer passes all validation checks.</w:t>
+      </w:r>
+    </w:p>
+    <w:p>
+      <w:pPr>
+        <w:pStyle w:val="IntenseQuote"/>
+      </w:pPr>
+      <w:r>
+        <w:t>Postconditions:</w:t>
       </w:r>
     </w:p>
     <w:p>
@@ -659,7 +1216,70 @@
         <w:pStyle w:val="ListBullet"/>
       </w:pPr>
       <w:r>
-        <w:t>Receiver account exists and is Active</w:t>
+        <w:t>The sender's balance is reduced by the transfer amount and the recipient's balance is increased by the same amount.</w:t>
+      </w:r>
+    </w:p>
+    <w:p>
+      <w:r>
+        <w:t>Errors: ERR-008, ERR-009, ERR-010</w:t>
+      </w:r>
+    </w:p>
+    <w:p>
+      <w:r>
+        <w:t>Blocked by open question(s): OQ-001, OQ-002</w:t>
+      </w:r>
+    </w:p>
+    <w:p>
+      <w:r>
+        <w:t>Source: BR-007, BR-008, BR-009, F13</w:t>
+      </w:r>
+    </w:p>
+    <w:p>
+      <w:pPr>
+        <w:pStyle w:val="Heading2"/>
+      </w:pPr>
+      <w:r>
+        <w:t>FR-014 — Record a transaction for every transfer  (traces F14)</w:t>
+      </w:r>
+    </w:p>
+    <w:p>
+      <w:r>
+        <w:rPr>
+          <w:b/>
+        </w:rPr>
+        <w:t xml:space="preserve">Statement: </w:t>
+      </w:r>
+      <w:r>
+        <w:t>The system shall record a transaction entry for every transfer, visible to both the sending and receiving Customer.</w:t>
+      </w:r>
+    </w:p>
+    <w:p>
+      <w:r>
+        <w:rPr>
+          <w:b/>
+        </w:rPr>
+        <w:t xml:space="preserve">Epic: </w:t>
+      </w:r>
+      <w:r>
+        <w:t xml:space="preserve">Money movement    </w:t>
+      </w:r>
+      <w:r>
+        <w:rPr>
+          <w:b/>
+        </w:rPr>
+        <w:t xml:space="preserve">Priority: </w:t>
+      </w:r>
+      <w:r>
+        <w:t xml:space="preserve">Must (MUST)    </w:t>
+      </w:r>
+      <w:r>
+        <w:rPr>
+          <w:b/>
+        </w:rPr>
+        <w:t xml:space="preserve">Roles: </w:t>
+      </w:r>
+      <w:r>
+        <w:t>Customer</w:t>
       </w:r>
     </w:p>
     <w:p>
@@ -667,7 +1287,7 @@
         <w:pStyle w:val="IntenseQuote"/>
       </w:pPr>
       <w:r>
-        <w:t>Postconditions:</w:t>
+        <w:t>Preconditions:</w:t>
       </w:r>
     </w:p>
     <w:p>
@@ -675,7 +1295,15 @@
         <w:pStyle w:val="ListBullet"/>
       </w:pPr>
       <w:r>
-        <w:t>Receiver balance credited with transferred amount</w:t>
+        <w:t>A transfer has been successfully processed.</w:t>
+      </w:r>
+    </w:p>
+    <w:p>
+      <w:pPr>
+        <w:pStyle w:val="IntenseQuote"/>
+      </w:pPr>
+      <w:r>
+        <w:t>Postconditions:</w:t>
       </w:r>
     </w:p>
     <w:p>
@@ -683,7 +1311,68 @@
         <w:pStyle w:val="ListBullet"/>
       </w:pPr>
       <w:r>
-        <w:t>Transfer record status updated to Completed</w:t>
+        <w:t>A transaction entry exists and is visible to both the sending and receiving Customer.</w:t>
+      </w:r>
+    </w:p>
+    <w:p>
+      <w:r>
+        <w:t>Source: BR-009, BR-018, F14</w:t>
+      </w:r>
+    </w:p>
+    <w:p>
+      <w:pPr>
+        <w:pStyle w:val="Heading2"/>
+      </w:pPr>
+      <w:r>
+        <w:t>FR-015 — View an account statement  (traces F15)</w:t>
+      </w:r>
+    </w:p>
+    <w:p>
+      <w:r>
+        <w:rPr>
+          <w:b/>
+        </w:rPr>
+        <w:t xml:space="preserve">Statement: </w:t>
+      </w:r>
+      <w:r>
+        <w:t>The system shall allow Customer and Bank operations users to view an account statement for a selected account and period.</w:t>
+      </w:r>
+    </w:p>
+    <w:p>
+      <w:r>
+        <w:rPr>
+          <w:b/>
+        </w:rPr>
+        <w:t xml:space="preserve">Epic: </w:t>
+      </w:r>
+      <w:r>
+        <w:t xml:space="preserve">Statements &amp; audit    </w:t>
+      </w:r>
+      <w:r>
+        <w:rPr>
+          <w:b/>
+        </w:rPr>
+        <w:t xml:space="preserve">Priority: </w:t>
+      </w:r>
+      <w:r>
+        <w:t xml:space="preserve">Must (MUST)    </w:t>
+      </w:r>
+      <w:r>
+        <w:rPr>
+          <w:b/>
+        </w:rPr>
+        <w:t xml:space="preserve">Roles: </w:t>
+      </w:r>
+      <w:r>
+        <w:t>Customer, Bank operations</w:t>
+      </w:r>
+    </w:p>
+    <w:p>
+      <w:pPr>
+        <w:pStyle w:val="IntenseQuote"/>
+      </w:pPr>
+      <w:r>
+        <w:t>Preconditions:</w:t>
       </w:r>
     </w:p>
     <w:p>
@@ -691,17 +1380,38 @@
         <w:pStyle w:val="ListBullet"/>
       </w:pPr>
       <w:r>
-        <w:t>Audit entry recorded</w:t>
+        <w:t>The user is authenticated and selects an account and a period they are permitted to view.</w:t>
       </w:r>
     </w:p>
     <w:p>
-      <w:r>
-        <w:t>Errors: ERR-009</w:t>
+      <w:pPr>
+        <w:pStyle w:val="IntenseQuote"/>
+      </w:pPr>
+      <w:r>
+        <w:t>Postconditions:</w:t>
       </w:r>
     </w:p>
     <w:p>
-      <w:r>
-        <w:t>Source: SA-6, BR-003</w:t>
+      <w:pPr>
+        <w:pStyle w:val="ListBullet"/>
+      </w:pPr>
+      <w:r>
+        <w:t>A statement for the selected account and period is displayed.</w:t>
+      </w:r>
+    </w:p>
+    <w:p>
+      <w:r>
+        <w:t>Errors: ERR-011, ERR-013</w:t>
+      </w:r>
+    </w:p>
+    <w:p>
+      <w:r>
+        <w:t>Blocked by open question(s): OQ-003</w:t>
+      </w:r>
+    </w:p>
+    <w:p>
+      <w:r>
+        <w:t>Source: BR-010, F15</w:t>
       </w:r>
     </w:p>
     <w:p>
@@ -709,7 +1419,7 @@
         <w:pStyle w:val="Heading2"/>
       </w:pPr>
       <w:r>
-        <w:t>FR-007 — View Account Statements  (traces F7)</w:t>
+        <w:t>FR-016 — Download an account statement as a file  (traces F16)</w:t>
       </w:r>
     </w:p>
     <w:p>
@@ -720,7 +1430,7 @@
         <w:t xml:space="preserve">Statement: </w:t>
       </w:r>
       <w:r>
-        <w:t>The system shall allow Customer and Bank operations users to view account statements according to their role permissions.</w:t>
+        <w:t>The system shall allow a Customer to download their account statement as a file.</w:t>
       </w:r>
     </w:p>
     <w:p>
@@ -731,7 +1441,7 @@
         <w:t xml:space="preserve">Epic: </w:t>
       </w:r>
       <w:r>
-        <w:t xml:space="preserve">Statements &amp; Reporting    </w:t>
+        <w:t xml:space="preserve">Statements &amp; audit    </w:t>
       </w:r>
       <w:r>
         <w:rPr>
@@ -740,7 +1450,7 @@
         <w:t xml:space="preserve">Priority: </w:t>
       </w:r>
       <w:r>
-        <w:t xml:space="preserve">Must (P1)    </w:t>
+        <w:t xml:space="preserve">Should (SHOULD)    </w:t>
       </w:r>
       <w:r>
         <w:rPr>
@@ -749,7 +1459,7 @@
         <w:t xml:space="preserve">Roles: </w:t>
       </w:r>
       <w:r>
-        <w:t>Customer, Bank operations</w:t>
+        <w:t>Customer</w:t>
       </w:r>
     </w:p>
     <w:p>
@@ -765,7 +1475,15 @@
         <w:pStyle w:val="ListBullet"/>
       </w:pPr>
       <w:r>
-        <w:t>User has an active authenticated session</w:t>
+        <w:t>The Customer is authenticated and selects their own account and a statement period.</w:t>
+      </w:r>
+    </w:p>
+    <w:p>
+      <w:pPr>
+        <w:pStyle w:val="IntenseQuote"/>
+      </w:pPr>
+      <w:r>
+        <w:t>Postconditions:</w:t>
       </w:r>
     </w:p>
     <w:p>
@@ -773,7 +1491,65 @@
         <w:pStyle w:val="ListBullet"/>
       </w:pPr>
       <w:r>
-        <w:t>Account has transaction history</w:t>
+        <w:t>A downloadable statement file is produced for the Customer.</w:t>
+      </w:r>
+    </w:p>
+    <w:p>
+      <w:r>
+        <w:t>Errors: ERR-013</w:t>
+      </w:r>
+    </w:p>
+    <w:p>
+      <w:r>
+        <w:t>Source: BR-011, F16</w:t>
+      </w:r>
+    </w:p>
+    <w:p>
+      <w:pPr>
+        <w:pStyle w:val="Heading2"/>
+      </w:pPr>
+      <w:r>
+        <w:t>FR-017 — Audit-trail view of account and transaction state changes  (traces F17)</w:t>
+      </w:r>
+    </w:p>
+    <w:p>
+      <w:r>
+        <w:rPr>
+          <w:b/>
+        </w:rPr>
+        <w:t xml:space="preserve">Statement: </w:t>
+      </w:r>
+      <w:r>
+        <w:t>The system shall provide Bank operations with an audit-trail view of account and transaction state changes.</w:t>
+      </w:r>
+    </w:p>
+    <w:p>
+      <w:r>
+        <w:rPr>
+          <w:b/>
+        </w:rPr>
+        <w:t xml:space="preserve">Epic: </w:t>
+      </w:r>
+      <w:r>
+        <w:t xml:space="preserve">Statements &amp; audit    </w:t>
+      </w:r>
+      <w:r>
+        <w:rPr>
+          <w:b/>
+        </w:rPr>
+        <w:t xml:space="preserve">Priority: </w:t>
+      </w:r>
+      <w:r>
+        <w:t xml:space="preserve">Must (MUST)    </w:t>
+      </w:r>
+      <w:r>
+        <w:rPr>
+          <w:b/>
+        </w:rPr>
+        <w:t xml:space="preserve">Roles: </w:t>
+      </w:r>
+      <w:r>
+        <w:t>Bank operations</w:t>
       </w:r>
     </w:p>
     <w:p>
@@ -781,7 +1557,7 @@
         <w:pStyle w:val="IntenseQuote"/>
       </w:pPr>
       <w:r>
-        <w:t>Postconditions:</w:t>
+        <w:t>Preconditions:</w:t>
       </w:r>
     </w:p>
     <w:p>
@@ -789,17 +1565,38 @@
         <w:pStyle w:val="ListBullet"/>
       </w:pPr>
       <w:r>
-        <w:t>Statement data displayed to the user</w:t>
+        <w:t>The actor holds the Bank operations role and is authenticated.</w:t>
       </w:r>
     </w:p>
     <w:p>
-      <w:r>
-        <w:t>Errors: ERR-010</w:t>
+      <w:pPr>
+        <w:pStyle w:val="IntenseQuote"/>
+      </w:pPr>
+      <w:r>
+        <w:t>Postconditions:</w:t>
       </w:r>
     </w:p>
     <w:p>
-      <w:r>
-        <w:t>Source: SA-7, BR-010</w:t>
+      <w:pPr>
+        <w:pStyle w:val="ListBullet"/>
+      </w:pPr>
+      <w:r>
+        <w:t>Bank operations can view the recorded state changes for accounts and transactions.</w:t>
+      </w:r>
+    </w:p>
+    <w:p>
+      <w:r>
+        <w:t>Errors: ERR-005</w:t>
+      </w:r>
+    </w:p>
+    <w:p>
+      <w:r>
+        <w:t>Blocked by open question(s): OQ-004</w:t>
+      </w:r>
+    </w:p>
+    <w:p>
+      <w:r>
+        <w:t>Source: BR-014, BR-018, F17</w:t>
       </w:r>
     </w:p>
     <w:p>
@@ -807,7 +1604,7 @@
         <w:pStyle w:val="Heading2"/>
       </w:pPr>
       <w:r>
-        <w:t>FR-008 — Download Account Statement  (traces F8)</w:t>
+        <w:t>FR-018 — Baseline security controls  (traces NF1)</w:t>
       </w:r>
     </w:p>
     <w:p>
@@ -818,7 +1615,7 @@
         <w:t xml:space="preserve">Statement: </w:t>
       </w:r>
       <w:r>
-        <w:t>The system shall allow a Customer to download their account statement.</w:t>
+        <w:t>KYC and account data shall be protected with baseline security controls (e.g., encryption in transit, access control by role).</w:t>
       </w:r>
     </w:p>
     <w:p>
@@ -829,7 +1626,7 @@
         <w:t xml:space="preserve">Epic: </w:t>
       </w:r>
       <w:r>
-        <w:t xml:space="preserve">Statements &amp; Reporting    </w:t>
+        <w:t xml:space="preserve">Cross-cutting quality    </w:t>
       </w:r>
       <w:r>
         <w:rPr>
@@ -838,7 +1635,7 @@
         <w:t xml:space="preserve">Priority: </w:t>
       </w:r>
       <w:r>
-        <w:t xml:space="preserve">Must (P1)    </w:t>
+        <w:t xml:space="preserve">Must (MUST)    </w:t>
       </w:r>
       <w:r>
         <w:rPr>
@@ -847,7 +1644,7 @@
         <w:t xml:space="preserve">Roles: </w:t>
       </w:r>
       <w:r>
-        <w:t>Customer</w:t>
+        <w:t>Customer, Bank operations</w:t>
       </w:r>
     </w:p>
     <w:p>
@@ -863,7 +1660,15 @@
         <w:pStyle w:val="ListBullet"/>
       </w:pPr>
       <w:r>
-        <w:t>Customer has an active authenticated session</w:t>
+        <w:t>KYC or account data exists in the system.</w:t>
+      </w:r>
+    </w:p>
+    <w:p>
+      <w:pPr>
+        <w:pStyle w:val="IntenseQuote"/>
+      </w:pPr>
+      <w:r>
+        <w:t>Postconditions:</w:t>
       </w:r>
     </w:p>
     <w:p>
@@ -871,7 +1676,65 @@
         <w:pStyle w:val="ListBullet"/>
       </w:pPr>
       <w:r>
-        <w:t>Account has transaction history</w:t>
+        <w:t>The data remains protected through encryption in transit and role-based access control.</w:t>
+      </w:r>
+    </w:p>
+    <w:p>
+      <w:r>
+        <w:t>Errors: ERR-005</w:t>
+      </w:r>
+    </w:p>
+    <w:p>
+      <w:r>
+        <w:t>Source: BR-020, NF1</w:t>
+      </w:r>
+    </w:p>
+    <w:p>
+      <w:pPr>
+        <w:pStyle w:val="Heading2"/>
+      </w:pPr>
+      <w:r>
+        <w:t>FR-019 — Mask Customer PII outside KYC review  (traces NF2)</w:t>
+      </w:r>
+    </w:p>
+    <w:p>
+      <w:r>
+        <w:rPr>
+          <w:b/>
+        </w:rPr>
+        <w:t xml:space="preserve">Statement: </w:t>
+      </w:r>
+      <w:r>
+        <w:t>Customer PII (Aadhaar, PAN) shall be masked in UI displays and logs outside of authorized KYC review contexts.</w:t>
+      </w:r>
+    </w:p>
+    <w:p>
+      <w:r>
+        <w:rPr>
+          <w:b/>
+        </w:rPr>
+        <w:t xml:space="preserve">Epic: </w:t>
+      </w:r>
+      <w:r>
+        <w:t xml:space="preserve">Cross-cutting quality    </w:t>
+      </w:r>
+      <w:r>
+        <w:rPr>
+          <w:b/>
+        </w:rPr>
+        <w:t xml:space="preserve">Priority: </w:t>
+      </w:r>
+      <w:r>
+        <w:t xml:space="preserve">Should (SHOULD)    </w:t>
+      </w:r>
+      <w:r>
+        <w:rPr>
+          <w:b/>
+        </w:rPr>
+        <w:t xml:space="preserve">Roles: </w:t>
+      </w:r>
+      <w:r>
+        <w:t>Customer, Bank operations</w:t>
       </w:r>
     </w:p>
     <w:p>
@@ -879,7 +1742,7 @@
         <w:pStyle w:val="IntenseQuote"/>
       </w:pPr>
       <w:r>
-        <w:t>Postconditions:</w:t>
+        <w:t>Preconditions:</w:t>
       </w:r>
     </w:p>
     <w:p>
@@ -887,17 +1750,33 @@
         <w:pStyle w:val="ListBullet"/>
       </w:pPr>
       <w:r>
-        <w:t>Statement file generated and provided for download</w:t>
+        <w:t>Aadhaar or PAN data is rendered in a UI display or written to a log.</w:t>
       </w:r>
     </w:p>
     <w:p>
-      <w:r>
-        <w:t>Errors: ERR-010</w:t>
+      <w:pPr>
+        <w:pStyle w:val="IntenseQuote"/>
+      </w:pPr>
+      <w:r>
+        <w:t>Postconditions:</w:t>
       </w:r>
     </w:p>
     <w:p>
-      <w:r>
-        <w:t>Source: SA-8, BR-010, SA-ROLE-CUST</w:t>
+      <w:pPr>
+        <w:pStyle w:val="ListBullet"/>
+      </w:pPr>
+      <w:r>
+        <w:t>PII is masked everywhere except authorized KYC review contexts.</w:t>
+      </w:r>
+    </w:p>
+    <w:p>
+      <w:r>
+        <w:t>Blocked by open question(s): OQ-004</w:t>
+      </w:r>
+    </w:p>
+    <w:p>
+      <w:r>
+        <w:t>Source: BR-020, BR-002, NF2</w:t>
       </w:r>
     </w:p>
     <w:p>
@@ -905,7 +1784,7 @@
         <w:pStyle w:val="Heading2"/>
       </w:pPr>
       <w:r>
-        <w:t>FR-009 — Bank Operations Audit Trail  (traces F9)</w:t>
+        <w:t>FR-020 — Baseline accessibility conformance  (traces NF3)</w:t>
       </w:r>
     </w:p>
     <w:p>
@@ -916,7 +1795,7 @@
         <w:t xml:space="preserve">Statement: </w:t>
       </w:r>
       <w:r>
-        <w:t>The system shall allow Bank operations to view the audit trail of account and KYC state changes.</w:t>
+        <w:t>Customer-facing screens shall meet baseline accessibility conformance (e.g., keyboard-navigable, labeled form fields).</w:t>
       </w:r>
     </w:p>
     <w:p>
@@ -927,7 +1806,7 @@
         <w:t xml:space="preserve">Epic: </w:t>
       </w:r>
       <w:r>
-        <w:t xml:space="preserve">Audit &amp; Compliance    </w:t>
+        <w:t xml:space="preserve">Cross-cutting quality    </w:t>
       </w:r>
       <w:r>
         <w:rPr>
@@ -936,7 +1815,7 @@
         <w:t xml:space="preserve">Priority: </w:t>
       </w:r>
       <w:r>
-        <w:t xml:space="preserve">Must (P1)    </w:t>
+        <w:t xml:space="preserve">Should (SHOULD)    </w:t>
       </w:r>
       <w:r>
         <w:rPr>
@@ -945,7 +1824,7 @@
         <w:t xml:space="preserve">Roles: </w:t>
       </w:r>
       <w:r>
-        <w:t>Bank operations</w:t>
+        <w:t>Customer</w:t>
       </w:r>
     </w:p>
     <w:p>
@@ -961,7 +1840,15 @@
         <w:pStyle w:val="ListBullet"/>
       </w:pPr>
       <w:r>
-        <w:t>Bank operations user has an active authenticated session</w:t>
+        <w:t>A customer-facing screen is rendered.</w:t>
+      </w:r>
+    </w:p>
+    <w:p>
+      <w:pPr>
+        <w:pStyle w:val="IntenseQuote"/>
+      </w:pPr>
+      <w:r>
+        <w:t>Postconditions:</w:t>
       </w:r>
     </w:p>
     <w:p>
@@ -969,7 +1856,65 @@
         <w:pStyle w:val="ListBullet"/>
       </w:pPr>
       <w:r>
-        <w:t>Audit entries exist</w:t>
+        <w:t>The screen is keyboard-navigable and its form fields are labeled.</w:t>
+      </w:r>
+    </w:p>
+    <w:p>
+      <w:r>
+        <w:t>Blocked by open question(s): OQ-003, OQ-004</w:t>
+      </w:r>
+    </w:p>
+    <w:p>
+      <w:r>
+        <w:t>Source: BR-020, NF3</w:t>
+      </w:r>
+    </w:p>
+    <w:p>
+      <w:pPr>
+        <w:pStyle w:val="Heading2"/>
+      </w:pPr>
+      <w:r>
+        <w:t>FR-021 — Log every state-changing action  (traces NF4)</w:t>
+      </w:r>
+    </w:p>
+    <w:p>
+      <w:r>
+        <w:rPr>
+          <w:b/>
+        </w:rPr>
+        <w:t xml:space="preserve">Statement: </w:t>
+      </w:r>
+      <w:r>
+        <w:t>Every state-changing action (KYC decision, account activation/freeze, transfer) shall be logged with actor, timestamp, and before/after state to support the audit trail.</w:t>
+      </w:r>
+    </w:p>
+    <w:p>
+      <w:r>
+        <w:rPr>
+          <w:b/>
+        </w:rPr>
+        <w:t xml:space="preserve">Epic: </w:t>
+      </w:r>
+      <w:r>
+        <w:t xml:space="preserve">Cross-cutting quality    </w:t>
+      </w:r>
+      <w:r>
+        <w:rPr>
+          <w:b/>
+        </w:rPr>
+        <w:t xml:space="preserve">Priority: </w:t>
+      </w:r>
+      <w:r>
+        <w:t xml:space="preserve">Must (MUST)    </w:t>
+      </w:r>
+      <w:r>
+        <w:rPr>
+          <w:b/>
+        </w:rPr>
+        <w:t xml:space="preserve">Roles: </w:t>
+      </w:r>
+      <w:r>
+        <w:t>Customer, Bank operations</w:t>
       </w:r>
     </w:p>
     <w:p>
@@ -977,7 +1922,7 @@
         <w:pStyle w:val="IntenseQuote"/>
       </w:pPr>
       <w:r>
-        <w:t>Postconditions:</w:t>
+        <w:t>Preconditions:</w:t>
       </w:r>
     </w:p>
     <w:p>
@@ -985,17 +1930,33 @@
         <w:pStyle w:val="ListBullet"/>
       </w:pPr>
       <w:r>
-        <w:t>Audit trail displayed with actor, action, and timestamp for each state change</w:t>
+        <w:t>A state-changing action on a KYC application, account, or transaction is performed.</w:t>
       </w:r>
     </w:p>
     <w:p>
-      <w:r>
-        <w:t>Errors: ERR-010</w:t>
+      <w:pPr>
+        <w:pStyle w:val="IntenseQuote"/>
+      </w:pPr>
+      <w:r>
+        <w:t>Postconditions:</w:t>
       </w:r>
     </w:p>
     <w:p>
-      <w:r>
-        <w:t>Source: SA-ROLE-OPS, BR-007</w:t>
+      <w:pPr>
+        <w:pStyle w:val="ListBullet"/>
+      </w:pPr>
+      <w:r>
+        <w:t>The action is logged with actor, timestamp, and before/after state.</w:t>
+      </w:r>
+    </w:p>
+    <w:p>
+      <w:r>
+        <w:t>Blocked by open question(s): OQ-004</w:t>
+      </w:r>
+    </w:p>
+    <w:p>
+      <w:r>
+        <w:t>Source: BR-014, BR-018, NF4</w:t>
       </w:r>
     </w:p>
     <w:p>
@@ -1003,7 +1964,7 @@
         <w:pStyle w:val="Heading2"/>
       </w:pPr>
       <w:r>
-        <w:t>FR-010 — Bank Operations Transfer Restriction  (traces F10)</w:t>
+        <w:t>FR-022 — Schema-valid, source-linked artifacts  (traces NF5)</w:t>
       </w:r>
     </w:p>
     <w:p>
@@ -1014,7 +1975,7 @@
         <w:t xml:space="preserve">Statement: </w:t>
       </w:r>
       <w:r>
-        <w:t>The system shall prevent Bank operations users from initiating money transfers.</w:t>
+        <w:t>Agent-generated pipeline artifacts (BRD, business rules, requirements) shall be schema-valid and source-linked to enable automated traceability checks.</w:t>
       </w:r>
     </w:p>
     <w:p>
@@ -1025,7 +1986,7 @@
         <w:t xml:space="preserve">Epic: </w:t>
       </w:r>
       <w:r>
-        <w:t xml:space="preserve">Fund Transfers    </w:t>
+        <w:t xml:space="preserve">Cross-cutting quality    </w:t>
       </w:r>
       <w:r>
         <w:rPr>
@@ -1034,338 +1995,7 @@
         <w:t xml:space="preserve">Priority: </w:t>
       </w:r>
       <w:r>
-        <w:t xml:space="preserve">Must (P1)    </w:t>
-      </w:r>
-      <w:r>
-        <w:rPr>
-          <w:b/>
-        </w:rPr>
-        <w:t xml:space="preserve">Roles: </w:t>
-      </w:r>
-      <w:r>
-        <w:t>Bank operations</w:t>
-      </w:r>
-    </w:p>
-    <w:p>
-      <w:pPr>
-        <w:pStyle w:val="IntenseQuote"/>
-      </w:pPr>
-      <w:r>
-        <w:t>Preconditions:</w:t>
-      </w:r>
-    </w:p>
-    <w:p>
-      <w:pPr>
-        <w:pStyle w:val="ListBullet"/>
-      </w:pPr>
-      <w:r>
-        <w:t>Bank operations user is authenticated</w:t>
-      </w:r>
-    </w:p>
-    <w:p>
-      <w:pPr>
-        <w:pStyle w:val="IntenseQuote"/>
-      </w:pPr>
-      <w:r>
-        <w:t>Postconditions:</w:t>
-      </w:r>
-    </w:p>
-    <w:p>
-      <w:pPr>
-        <w:pStyle w:val="ListBullet"/>
-      </w:pPr>
-      <w:r>
-        <w:t>Transfer initiation blocked</w:t>
-      </w:r>
-    </w:p>
-    <w:p>
-      <w:pPr>
-        <w:pStyle w:val="ListBullet"/>
-      </w:pPr>
-      <w:r>
-        <w:t>User informed they lack permission for this action</w:t>
-      </w:r>
-    </w:p>
-    <w:p>
-      <w:r>
-        <w:t>Errors: ERR-010</w:t>
-      </w:r>
-    </w:p>
-    <w:p>
-      <w:r>
-        <w:t>Source: SA-ROLE-OPS, BR-005</w:t>
-      </w:r>
-    </w:p>
-    <w:p>
-      <w:pPr>
-        <w:pStyle w:val="Heading2"/>
-      </w:pPr>
-      <w:r>
-        <w:t>FR-011 — Authentication Enforcement  (traces NF1)</w:t>
-      </w:r>
-    </w:p>
-    <w:p>
-      <w:r>
-        <w:rPr>
-          <w:b/>
-        </w:rPr>
-        <w:t xml:space="preserve">Statement: </w:t>
-      </w:r>
-      <w:r>
-        <w:t>The system shall require authentication for every Customer and Bank operations action, protecting account and identity data appropriate to a banking simulation.</w:t>
-      </w:r>
-    </w:p>
-    <w:p>
-      <w:r>
-        <w:rPr>
-          <w:b/>
-        </w:rPr>
-        <w:t xml:space="preserve">Epic: </w:t>
-      </w:r>
-      <w:r>
-        <w:t xml:space="preserve">Security &amp; Access Control    </w:t>
-      </w:r>
-      <w:r>
-        <w:rPr>
-          <w:b/>
-        </w:rPr>
-        <w:t xml:space="preserve">Priority: </w:t>
-      </w:r>
-      <w:r>
-        <w:t xml:space="preserve">Must (P1)    </w:t>
-      </w:r>
-      <w:r>
-        <w:rPr>
-          <w:b/>
-        </w:rPr>
-        <w:t xml:space="preserve">Roles: </w:t>
-      </w:r>
-      <w:r>
-        <w:t>Customer, Bank operations</w:t>
-      </w:r>
-    </w:p>
-    <w:p>
-      <w:pPr>
-        <w:pStyle w:val="IntenseQuote"/>
-      </w:pPr>
-      <w:r>
-        <w:t>Postconditions:</w:t>
-      </w:r>
-    </w:p>
-    <w:p>
-      <w:pPr>
-        <w:pStyle w:val="ListBullet"/>
-      </w:pPr>
-      <w:r>
-        <w:t>All actions require an authenticated session</w:t>
-      </w:r>
-    </w:p>
-    <w:p>
-      <w:pPr>
-        <w:pStyle w:val="ListBullet"/>
-      </w:pPr>
-      <w:r>
-        <w:t>Unauthenticated requests are rejected</w:t>
-      </w:r>
-    </w:p>
-    <w:p>
-      <w:r>
-        <w:t>Errors: ERR-006, ERR-010</w:t>
-      </w:r>
-    </w:p>
-    <w:p>
-      <w:r>
-        <w:t>Source: BR-011, CH-OBJ-5, BR-009</w:t>
-      </w:r>
-    </w:p>
-    <w:p>
-      <w:pPr>
-        <w:pStyle w:val="Heading2"/>
-      </w:pPr>
-      <w:r>
-        <w:t>FR-012 — Sensitive Data Access Control  (traces NF2)</w:t>
-      </w:r>
-    </w:p>
-    <w:p>
-      <w:r>
-        <w:rPr>
-          <w:b/>
-        </w:rPr>
-        <w:t xml:space="preserve">Statement: </w:t>
-      </w:r>
-      <w:r>
-        <w:t>The system shall treat KYC and account data as sensitive and restrict access to it by role.</w:t>
-      </w:r>
-    </w:p>
-    <w:p>
-      <w:r>
-        <w:rPr>
-          <w:b/>
-        </w:rPr>
-        <w:t xml:space="preserve">Epic: </w:t>
-      </w:r>
-      <w:r>
-        <w:t xml:space="preserve">Security &amp; Access Control    </w:t>
-      </w:r>
-      <w:r>
-        <w:rPr>
-          <w:b/>
-        </w:rPr>
-        <w:t xml:space="preserve">Priority: </w:t>
-      </w:r>
-      <w:r>
-        <w:t xml:space="preserve">Must (P1)    </w:t>
-      </w:r>
-      <w:r>
-        <w:rPr>
-          <w:b/>
-        </w:rPr>
-        <w:t xml:space="preserve">Roles: </w:t>
-      </w:r>
-      <w:r>
-        <w:t>Customer, Bank operations</w:t>
-      </w:r>
-    </w:p>
-    <w:p>
-      <w:pPr>
-        <w:pStyle w:val="IntenseQuote"/>
-      </w:pPr>
-      <w:r>
-        <w:t>Postconditions:</w:t>
-      </w:r>
-    </w:p>
-    <w:p>
-      <w:pPr>
-        <w:pStyle w:val="ListBullet"/>
-      </w:pPr>
-      <w:r>
-        <w:t>KYC data accessible only to the owning Customer and authorized Bank operations</w:t>
-      </w:r>
-    </w:p>
-    <w:p>
-      <w:pPr>
-        <w:pStyle w:val="ListBullet"/>
-      </w:pPr>
-      <w:r>
-        <w:t>Account data restricted by role</w:t>
-      </w:r>
-    </w:p>
-    <w:p>
-      <w:r>
-        <w:t>Errors: ERR-010</w:t>
-      </w:r>
-    </w:p>
-    <w:p>
-      <w:r>
-        <w:t>Source: BR-011, SA-ROLE-OPS</w:t>
-      </w:r>
-    </w:p>
-    <w:p>
-      <w:pPr>
-        <w:pStyle w:val="Heading2"/>
-      </w:pPr>
-      <w:r>
-        <w:t>FR-013 — Accessibility Compliance  (traces NF3)</w:t>
-      </w:r>
-    </w:p>
-    <w:p>
-      <w:r>
-        <w:rPr>
-          <w:b/>
-        </w:rPr>
-        <w:t xml:space="preserve">Statement: </w:t>
-      </w:r>
-      <w:r>
-        <w:t>Customer- and Bank-operations-facing interfaces shall meet accessibility requirements as an acceptance condition.</w:t>
-      </w:r>
-    </w:p>
-    <w:p>
-      <w:r>
-        <w:rPr>
-          <w:b/>
-        </w:rPr>
-        <w:t xml:space="preserve">Epic: </w:t>
-      </w:r>
-      <w:r>
-        <w:t xml:space="preserve">Quality Attributes    </w:t>
-      </w:r>
-      <w:r>
-        <w:rPr>
-          <w:b/>
-        </w:rPr>
-        <w:t xml:space="preserve">Priority: </w:t>
-      </w:r>
-      <w:r>
-        <w:t xml:space="preserve">Must (P1)    </w:t>
-      </w:r>
-      <w:r>
-        <w:rPr>
-          <w:b/>
-        </w:rPr>
-        <w:t xml:space="preserve">Roles: </w:t>
-      </w:r>
-      <w:r>
-        <w:t>Customer, Bank operations</w:t>
-      </w:r>
-    </w:p>
-    <w:p>
-      <w:pPr>
-        <w:pStyle w:val="IntenseQuote"/>
-      </w:pPr>
-      <w:r>
-        <w:t>Postconditions:</w:t>
-      </w:r>
-    </w:p>
-    <w:p>
-      <w:pPr>
-        <w:pStyle w:val="ListBullet"/>
-      </w:pPr>
-      <w:r>
-        <w:t>UI meets accessibility standards</w:t>
-      </w:r>
-    </w:p>
-    <w:p>
-      <w:r>
-        <w:t>Source: BR-011, CH-OBJ-5</w:t>
-      </w:r>
-    </w:p>
-    <w:p>
-      <w:pPr>
-        <w:pStyle w:val="Heading2"/>
-      </w:pPr>
-      <w:r>
-        <w:t>FR-014 — Data Persistence Reliability  (traces NF4)</w:t>
-      </w:r>
-    </w:p>
-    <w:p>
-      <w:r>
-        <w:rPr>
-          <w:b/>
-        </w:rPr>
-        <w:t xml:space="preserve">Statement: </w:t>
-      </w:r>
-      <w:r>
-        <w:t>The system shall reliably persist account, KYC, and transaction state changes without data loss.</w:t>
-      </w:r>
-    </w:p>
-    <w:p>
-      <w:r>
-        <w:rPr>
-          <w:b/>
-        </w:rPr>
-        <w:t xml:space="preserve">Epic: </w:t>
-      </w:r>
-      <w:r>
-        <w:t xml:space="preserve">Quality Attributes    </w:t>
-      </w:r>
-      <w:r>
-        <w:rPr>
-          <w:b/>
-        </w:rPr>
-        <w:t xml:space="preserve">Priority: </w:t>
-      </w:r>
-      <w:r>
-        <w:t xml:space="preserve">Must (P1)    </w:t>
+        <w:t xml:space="preserve">Must (MUST)    </w:t>
       </w:r>
       <w:r>
         <w:rPr>
@@ -1380,7 +2010,7 @@
         <w:pStyle w:val="IntenseQuote"/>
       </w:pPr>
       <w:r>
-        <w:t>Postconditions:</w:t>
+        <w:t>Preconditions:</w:t>
       </w:r>
     </w:p>
     <w:p>
@@ -1388,7 +2018,15 @@
         <w:pStyle w:val="ListBullet"/>
       </w:pPr>
       <w:r>
-        <w:t>All state changes are durably persisted</w:t>
+        <w:t>An agent-generated artifact is produced at any pipeline stage.</w:t>
+      </w:r>
+    </w:p>
+    <w:p>
+      <w:pPr>
+        <w:pStyle w:val="IntenseQuote"/>
+      </w:pPr>
+      <w:r>
+        <w:t>Postconditions:</w:t>
       </w:r>
     </w:p>
     <w:p>
@@ -1396,12 +2034,17 @@
         <w:pStyle w:val="ListBullet"/>
       </w:pPr>
       <w:r>
-        <w:t>No data loss on normal or error paths</w:t>
+        <w:t>The artifact is schema-valid and carries explicit source links.</w:t>
       </w:r>
     </w:p>
     <w:p>
       <w:r>
-        <w:t>Source: BR-011, CH-OBJ-5</w:t>
+        <w:t>Blocked by open question(s): OQ-004</w:t>
+      </w:r>
+    </w:p>
+    <w:p>
+      <w:r>
+        <w:t>Source: BR-019, NF5</w:t>
       </w:r>
     </w:p>
     <w:p>
@@ -1409,7 +2052,7 @@
         <w:pStyle w:val="Heading2"/>
       </w:pPr>
       <w:r>
-        <w:t>FR-015 — Testability and Automation Readiness  (traces NF5)</w:t>
+        <w:t>FR-023 — Reliable and testable end-to-end journeys  (traces NF6)</w:t>
       </w:r>
     </w:p>
     <w:p>
@@ -1420,7 +2063,7 @@
         <w:t xml:space="preserve">Statement: </w:t>
       </w:r>
       <w:r>
-        <w:t>The system shall be built to be testable, including deterministic synthetic data and stable UI selectors for test automation.</w:t>
+        <w:t>Each in-scope customer journey (onboarding, login, transfer, statement) shall be reliable and testable such that it can be exercised end-to-end via automation.</w:t>
       </w:r>
     </w:p>
     <w:p>
@@ -1431,7 +2074,7 @@
         <w:t xml:space="preserve">Epic: </w:t>
       </w:r>
       <w:r>
-        <w:t xml:space="preserve">Quality Attributes    </w:t>
+        <w:t xml:space="preserve">Cross-cutting quality    </w:t>
       </w:r>
       <w:r>
         <w:rPr>
@@ -1440,7 +2083,7 @@
         <w:t xml:space="preserve">Priority: </w:t>
       </w:r>
       <w:r>
-        <w:t xml:space="preserve">Must (P1)    </w:t>
+        <w:t xml:space="preserve">Must (MUST)    </w:t>
       </w:r>
       <w:r>
         <w:rPr>
@@ -1448,14 +2091,16 @@
         </w:rPr>
         <w:t xml:space="preserve">Roles: </w:t>
       </w:r>
-      <w:r/>
+      <w:r>
+        <w:t>Customer</w:t>
+      </w:r>
     </w:p>
     <w:p>
       <w:pPr>
         <w:pStyle w:val="IntenseQuote"/>
       </w:pPr>
       <w:r>
-        <w:t>Postconditions:</w:t>
+        <w:t>Preconditions:</w:t>
       </w:r>
     </w:p>
     <w:p>
@@ -1463,7 +2108,15 @@
         <w:pStyle w:val="ListBullet"/>
       </w:pPr>
       <w:r>
-        <w:t>Deterministic test data available</w:t>
+        <w:t>An in-scope customer journey is available in the system.</w:t>
+      </w:r>
+    </w:p>
+    <w:p>
+      <w:pPr>
+        <w:pStyle w:val="IntenseQuote"/>
+      </w:pPr>
+      <w:r>
+        <w:t>Postconditions:</w:t>
       </w:r>
     </w:p>
     <w:p>
@@ -1471,161 +2124,17 @@
         <w:pStyle w:val="ListBullet"/>
       </w:pPr>
       <w:r>
-        <w:t>Stable UI selectors present for automation</w:t>
+        <w:t>The journey can be exercised end-to-end by automated tests.</w:t>
       </w:r>
     </w:p>
     <w:p>
       <w:r>
-        <w:t>Blocked by open question(s): OQ-004</w:t>
+        <w:t>Blocked by open question(s): OQ-001, OQ-002, OQ-003, OQ-004</w:t>
       </w:r>
     </w:p>
     <w:p>
       <w:r>
-        <w:t>Source: BR-011, OQ-004</w:t>
-      </w:r>
-    </w:p>
-    <w:p>
-      <w:pPr>
-        <w:pStyle w:val="Heading2"/>
-      </w:pPr>
-      <w:r>
-        <w:t>FR-016 — Audit Trail Logging  (traces NF6)</w:t>
-      </w:r>
-    </w:p>
-    <w:p>
-      <w:r>
-        <w:rPr>
-          <w:b/>
-        </w:rPr>
-        <w:t xml:space="preserve">Statement: </w:t>
-      </w:r>
-      <w:r>
-        <w:t>All account, KYC, and transfer state changes shall be recorded with actor, action, and timestamp to support audit-trail viewing and defect root-cause analysis.</w:t>
-      </w:r>
-    </w:p>
-    <w:p>
-      <w:r>
-        <w:rPr>
-          <w:b/>
-        </w:rPr>
-        <w:t xml:space="preserve">Epic: </w:t>
-      </w:r>
-      <w:r>
-        <w:t xml:space="preserve">Audit &amp; Compliance    </w:t>
-      </w:r>
-      <w:r>
-        <w:rPr>
-          <w:b/>
-        </w:rPr>
-        <w:t xml:space="preserve">Priority: </w:t>
-      </w:r>
-      <w:r>
-        <w:t xml:space="preserve">Must (P1)    </w:t>
-      </w:r>
-      <w:r>
-        <w:rPr>
-          <w:b/>
-        </w:rPr>
-        <w:t xml:space="preserve">Roles: </w:t>
-      </w:r>
-      <w:r>
-        <w:t>Bank operations</w:t>
-      </w:r>
-    </w:p>
-    <w:p>
-      <w:pPr>
-        <w:pStyle w:val="IntenseQuote"/>
-      </w:pPr>
-      <w:r>
-        <w:t>Postconditions:</w:t>
-      </w:r>
-    </w:p>
-    <w:p>
-      <w:pPr>
-        <w:pStyle w:val="ListBullet"/>
-      </w:pPr>
-      <w:r>
-        <w:t>Every state change produces an audit entry with actor, action, and timestamp</w:t>
-      </w:r>
-    </w:p>
-    <w:p>
-      <w:r>
-        <w:t>Source: CH-OBJ-2, CH-OBJ-6, BR-007</w:t>
-      </w:r>
-    </w:p>
-    <w:p>
-      <w:pPr>
-        <w:pStyle w:val="Heading2"/>
-      </w:pPr>
-      <w:r>
-        <w:t>FR-017 — Traceability and Artifact Governance  (traces NF7)</w:t>
-      </w:r>
-    </w:p>
-    <w:p>
-      <w:r>
-        <w:rPr>
-          <w:b/>
-        </w:rPr>
-        <w:t xml:space="preserve">Statement: </w:t>
-      </w:r>
-      <w:r>
-        <w:t>Every approved business rule shall be traceable through requirement, design, implementation, test, and evidence record, and all agent-produced artifacts shall be reviewable, reproducible, schema-valid, source-linked, and subject to human approval.</w:t>
-      </w:r>
-    </w:p>
-    <w:p>
-      <w:r>
-        <w:rPr>
-          <w:b/>
-        </w:rPr>
-        <w:t xml:space="preserve">Epic: </w:t>
-      </w:r>
-      <w:r>
-        <w:t xml:space="preserve">Governance &amp; Traceability    </w:t>
-      </w:r>
-      <w:r>
-        <w:rPr>
-          <w:b/>
-        </w:rPr>
-        <w:t xml:space="preserve">Priority: </w:t>
-      </w:r>
-      <w:r>
-        <w:t xml:space="preserve">Must (P1)    </w:t>
-      </w:r>
-      <w:r>
-        <w:rPr>
-          <w:b/>
-        </w:rPr>
-        <w:t xml:space="preserve">Roles: </w:t>
-      </w:r>
-      <w:r/>
-    </w:p>
-    <w:p>
-      <w:pPr>
-        <w:pStyle w:val="IntenseQuote"/>
-      </w:pPr>
-      <w:r>
-        <w:t>Postconditions:</w:t>
-      </w:r>
-    </w:p>
-    <w:p>
-      <w:pPr>
-        <w:pStyle w:val="ListBullet"/>
-      </w:pPr>
-      <w:r>
-        <w:t>Full traceability chain maintained for every business rule</w:t>
-      </w:r>
-    </w:p>
-    <w:p>
-      <w:pPr>
-        <w:pStyle w:val="ListBullet"/>
-      </w:pPr>
-      <w:r>
-        <w:t>Agent artifacts meet governance criteria</w:t>
-      </w:r>
-    </w:p>
-    <w:p>
-      <w:r>
-        <w:t>Source: CH-PROB-2, CH-OBJ-4, CH-OBJ-6, BR-008</w:t>
+        <w:t>Source: BR-020, NF6</w:t>
       </w:r>
     </w:p>
     <w:p>
@@ -1775,7 +2284,7 @@
           </w:tcPr>
           <w:p>
             <w:r>
-              <w:t>CUST-###</w:t>
+              <w:t>CUST-&lt;3-digit&gt;</w:t>
             </w:r>
           </w:p>
         </w:tc>
@@ -1837,7 +2346,7 @@
           </w:tcPr>
           <w:p>
             <w:r>
-              <w:t>alphanumeric with spaces</w:t>
+              <w:t>free text</w:t>
             </w:r>
           </w:p>
         </w:tc>
@@ -1857,7 +2366,7 @@
           </w:tcPr>
           <w:p>
             <w:r>
-              <w:t>Asha Verma</w:t>
+              <w:t>Aarav Sharma</w:t>
             </w:r>
           </w:p>
         </w:tc>
@@ -1879,7 +2388,7 @@
           </w:tcPr>
           <w:p>
             <w:r>
-              <w:t>username</w:t>
+              <w:t>email</w:t>
             </w:r>
           </w:p>
         </w:tc>
@@ -1899,27 +2408,27 @@
           </w:tcPr>
           <w:p>
             <w:r>
-              <w:t>lowercase alphanumeric and underscore</w:t>
-            </w:r>
-          </w:p>
-        </w:tc>
-        <w:tc>
-          <w:tcPr>
-            <w:tcW w:type="dxa" w:w="1440"/>
-          </w:tcPr>
-          <w:p>
-            <w:r>
-              <w:t>30</w:t>
-            </w:r>
-          </w:p>
-        </w:tc>
-        <w:tc>
-          <w:tcPr>
-            <w:tcW w:type="dxa" w:w="1440"/>
-          </w:tcPr>
-          <w:p>
-            <w:r>
-              <w:t>asha_verma</w:t>
+              <w:t>RFC 5322 email</w:t>
+            </w:r>
+          </w:p>
+        </w:tc>
+        <w:tc>
+          <w:tcPr>
+            <w:tcW w:type="dxa" w:w="1440"/>
+          </w:tcPr>
+          <w:p>
+            <w:r>
+              <w:t>254</w:t>
+            </w:r>
+          </w:p>
+        </w:tc>
+        <w:tc>
+          <w:tcPr>
+            <w:tcW w:type="dxa" w:w="1440"/>
+          </w:tcPr>
+          <w:p>
+            <w:r>
+              <w:t>aarav.sharma@example.com</w:t>
             </w:r>
           </w:p>
         </w:tc>
@@ -1941,7 +2450,7 @@
           </w:tcPr>
           <w:p>
             <w:r>
-              <w:t>password_hash</w:t>
+              <w:t>phone</w:t>
             </w:r>
           </w:p>
         </w:tc>
@@ -1961,27 +2470,27 @@
           </w:tcPr>
           <w:p>
             <w:r>
-              <w:t>SHA-256 hex</w:t>
-            </w:r>
-          </w:p>
-        </w:tc>
-        <w:tc>
-          <w:tcPr>
-            <w:tcW w:type="dxa" w:w="1440"/>
-          </w:tcPr>
-          <w:p>
-            <w:r>
-              <w:t>64</w:t>
-            </w:r>
-          </w:p>
-        </w:tc>
-        <w:tc>
-          <w:tcPr>
-            <w:tcW w:type="dxa" w:w="1440"/>
-          </w:tcPr>
-          <w:p>
-            <w:r>
-              <w:t>a3f1b2c4d5e6f708192a3b4c5d6e7f80a1b2c3d4e5f60718293a4b5c6d7e8f90a</w:t>
+              <w:t>10-digit numeric</w:t>
+            </w:r>
+          </w:p>
+        </w:tc>
+        <w:tc>
+          <w:tcPr>
+            <w:tcW w:type="dxa" w:w="1440"/>
+          </w:tcPr>
+          <w:p>
+            <w:r>
+              <w:t>10</w:t>
+            </w:r>
+          </w:p>
+        </w:tc>
+        <w:tc>
+          <w:tcPr>
+            <w:tcW w:type="dxa" w:w="1440"/>
+          </w:tcPr>
+          <w:p>
+            <w:r>
+              <w:t>9876543210</w:t>
             </w:r>
           </w:p>
         </w:tc>
@@ -2003,7 +2512,7 @@
           </w:tcPr>
           <w:p>
             <w:r>
-              <w:t>role</w:t>
+              <w:t>aadhaar_masked</w:t>
             </w:r>
           </w:p>
         </w:tc>
@@ -2023,27 +2532,27 @@
           </w:tcPr>
           <w:p>
             <w:r>
-              <w:t>CUSTOMER | BANK_OPS</w:t>
-            </w:r>
-          </w:p>
-        </w:tc>
-        <w:tc>
-          <w:tcPr>
-            <w:tcW w:type="dxa" w:w="1440"/>
-          </w:tcPr>
-          <w:p>
-            <w:r>
-              <w:t>20</w:t>
-            </w:r>
-          </w:p>
-        </w:tc>
-        <w:tc>
-          <w:tcPr>
-            <w:tcW w:type="dxa" w:w="1440"/>
-          </w:tcPr>
-          <w:p>
-            <w:r>
-              <w:t>CUSTOMER</w:t>
+              <w:t>XXXX XXXX &lt;4 digits&gt;</w:t>
+            </w:r>
+          </w:p>
+        </w:tc>
+        <w:tc>
+          <w:tcPr>
+            <w:tcW w:type="dxa" w:w="1440"/>
+          </w:tcPr>
+          <w:p>
+            <w:r>
+              <w:t>12</w:t>
+            </w:r>
+          </w:p>
+        </w:tc>
+        <w:tc>
+          <w:tcPr>
+            <w:tcW w:type="dxa" w:w="1440"/>
+          </w:tcPr>
+          <w:p>
+            <w:r>
+              <w:t>XXXX XXXX 1234</w:t>
             </w:r>
           </w:p>
         </w:tc>
@@ -2065,7 +2574,7 @@
           </w:tcPr>
           <w:p>
             <w:r>
-              <w:t>status</w:t>
+              <w:t>pan_masked</w:t>
             </w:r>
           </w:p>
         </w:tc>
@@ -2085,27 +2594,27 @@
           </w:tcPr>
           <w:p>
             <w:r>
-              <w:t>PENDING_KYC | KYC_SUBMITTED | ACTIVE | SUSPENDED</w:t>
-            </w:r>
-          </w:p>
-        </w:tc>
-        <w:tc>
-          <w:tcPr>
-            <w:tcW w:type="dxa" w:w="1440"/>
-          </w:tcPr>
-          <w:p>
-            <w:r>
-              <w:t>16</w:t>
-            </w:r>
-          </w:p>
-        </w:tc>
-        <w:tc>
-          <w:tcPr>
-            <w:tcW w:type="dxa" w:w="1440"/>
-          </w:tcPr>
-          <w:p>
-            <w:r>
-              <w:t>ACTIVE</w:t>
+              <w:t>AAAAA&lt;4 digits&gt;X (masked middle)</w:t>
+            </w:r>
+          </w:p>
+        </w:tc>
+        <w:tc>
+          <w:tcPr>
+            <w:tcW w:type="dxa" w:w="1440"/>
+          </w:tcPr>
+          <w:p>
+            <w:r>
+              <w:t>10</w:t>
+            </w:r>
+          </w:p>
+        </w:tc>
+        <w:tc>
+          <w:tcPr>
+            <w:tcW w:type="dxa" w:w="1440"/>
+          </w:tcPr>
+          <w:p>
+            <w:r>
+              <w:t>ABCDE1234X</w:t>
             </w:r>
           </w:p>
         </w:tc>
@@ -2117,57 +2626,55 @@
           </w:tcPr>
           <w:p>
             <w:r>
-              <w:t>Account</w:t>
-            </w:r>
-          </w:p>
-        </w:tc>
-        <w:tc>
-          <w:tcPr>
-            <w:tcW w:type="dxa" w:w="1440"/>
-          </w:tcPr>
-          <w:p>
-            <w:r>
-              <w:t>account_id</w:t>
-            </w:r>
-          </w:p>
-        </w:tc>
-        <w:tc>
-          <w:tcPr>
-            <w:tcW w:type="dxa" w:w="1440"/>
-          </w:tcPr>
-          <w:p>
-            <w:r>
-              <w:t>string</w:t>
-            </w:r>
-          </w:p>
-        </w:tc>
-        <w:tc>
-          <w:tcPr>
-            <w:tcW w:type="dxa" w:w="1440"/>
-          </w:tcPr>
-          <w:p>
-            <w:r>
-              <w:t>ACC-###</w:t>
-            </w:r>
-          </w:p>
-        </w:tc>
-        <w:tc>
-          <w:tcPr>
-            <w:tcW w:type="dxa" w:w="1440"/>
-          </w:tcPr>
-          <w:p>
-            <w:r>
-              <w:t>7</w:t>
-            </w:r>
-          </w:p>
-        </w:tc>
-        <w:tc>
-          <w:tcPr>
-            <w:tcW w:type="dxa" w:w="1440"/>
-          </w:tcPr>
-          <w:p>
-            <w:r>
-              <w:t>ACC-001</w:t>
+              <w:t>Customer</w:t>
+            </w:r>
+          </w:p>
+        </w:tc>
+        <w:tc>
+          <w:tcPr>
+            <w:tcW w:type="dxa" w:w="1440"/>
+          </w:tcPr>
+          <w:p>
+            <w:r>
+              <w:t>kyc_status</w:t>
+            </w:r>
+          </w:p>
+        </w:tc>
+        <w:tc>
+          <w:tcPr>
+            <w:tcW w:type="dxa" w:w="1440"/>
+          </w:tcPr>
+          <w:p>
+            <w:r>
+              <w:t>enum</w:t>
+            </w:r>
+          </w:p>
+        </w:tc>
+        <w:tc>
+          <w:tcPr>
+            <w:tcW w:type="dxa" w:w="1440"/>
+          </w:tcPr>
+          <w:p>
+            <w:r>
+              <w:t>PENDING_REVIEW | APPROVED | REJECTED</w:t>
+            </w:r>
+          </w:p>
+        </w:tc>
+        <w:tc>
+          <w:tcPr>
+            <w:tcW w:type="dxa" w:w="1440"/>
+          </w:tcPr>
+          <w:p>
+            <w:r/>
+          </w:p>
+        </w:tc>
+        <w:tc>
+          <w:tcPr>
+            <w:tcW w:type="dxa" w:w="1440"/>
+          </w:tcPr>
+          <w:p>
+            <w:r>
+              <w:t>APPROVED</w:t>
             </w:r>
           </w:p>
         </w:tc>
@@ -2179,57 +2686,55 @@
           </w:tcPr>
           <w:p>
             <w:r>
-              <w:t>Account</w:t>
-            </w:r>
-          </w:p>
-        </w:tc>
-        <w:tc>
-          <w:tcPr>
-            <w:tcW w:type="dxa" w:w="1440"/>
-          </w:tcPr>
-          <w:p>
-            <w:r>
-              <w:t>customer_id</w:t>
-            </w:r>
-          </w:p>
-        </w:tc>
-        <w:tc>
-          <w:tcPr>
-            <w:tcW w:type="dxa" w:w="1440"/>
-          </w:tcPr>
-          <w:p>
-            <w:r>
-              <w:t>string</w:t>
-            </w:r>
-          </w:p>
-        </w:tc>
-        <w:tc>
-          <w:tcPr>
-            <w:tcW w:type="dxa" w:w="1440"/>
-          </w:tcPr>
-          <w:p>
-            <w:r>
-              <w:t>CUST-###</w:t>
-            </w:r>
-          </w:p>
-        </w:tc>
-        <w:tc>
-          <w:tcPr>
-            <w:tcW w:type="dxa" w:w="1440"/>
-          </w:tcPr>
-          <w:p>
-            <w:r>
-              <w:t>8</w:t>
-            </w:r>
-          </w:p>
-        </w:tc>
-        <w:tc>
-          <w:tcPr>
-            <w:tcW w:type="dxa" w:w="1440"/>
-          </w:tcPr>
-          <w:p>
-            <w:r>
-              <w:t>CUST-001</w:t>
+              <w:t>Customer</w:t>
+            </w:r>
+          </w:p>
+        </w:tc>
+        <w:tc>
+          <w:tcPr>
+            <w:tcW w:type="dxa" w:w="1440"/>
+          </w:tcPr>
+          <w:p>
+            <w:r>
+              <w:t>created_at</w:t>
+            </w:r>
+          </w:p>
+        </w:tc>
+        <w:tc>
+          <w:tcPr>
+            <w:tcW w:type="dxa" w:w="1440"/>
+          </w:tcPr>
+          <w:p>
+            <w:r>
+              <w:t>datetime</w:t>
+            </w:r>
+          </w:p>
+        </w:tc>
+        <w:tc>
+          <w:tcPr>
+            <w:tcW w:type="dxa" w:w="1440"/>
+          </w:tcPr>
+          <w:p>
+            <w:r>
+              <w:t>ISO 8601 UTC</w:t>
+            </w:r>
+          </w:p>
+        </w:tc>
+        <w:tc>
+          <w:tcPr>
+            <w:tcW w:type="dxa" w:w="1440"/>
+          </w:tcPr>
+          <w:p>
+            <w:r/>
+          </w:p>
+        </w:tc>
+        <w:tc>
+          <w:tcPr>
+            <w:tcW w:type="dxa" w:w="1440"/>
+          </w:tcPr>
+          <w:p>
+            <w:r>
+              <w:t>2026-09-08T10:00:00Z</w:t>
             </w:r>
           </w:p>
         </w:tc>
@@ -2251,7 +2756,7 @@
           </w:tcPr>
           <w:p>
             <w:r>
-              <w:t>account_number</w:t>
+              <w:t>account_id</w:t>
             </w:r>
           </w:p>
         </w:tc>
@@ -2271,27 +2776,27 @@
           </w:tcPr>
           <w:p>
             <w:r>
-              <w:t>###-###-###</w:t>
-            </w:r>
-          </w:p>
-        </w:tc>
-        <w:tc>
-          <w:tcPr>
-            <w:tcW w:type="dxa" w:w="1440"/>
-          </w:tcPr>
-          <w:p>
-            <w:r>
-              <w:t>11</w:t>
-            </w:r>
-          </w:p>
-        </w:tc>
-        <w:tc>
-          <w:tcPr>
-            <w:tcW w:type="dxa" w:w="1440"/>
-          </w:tcPr>
-          <w:p>
-            <w:r>
-              <w:t>100-200-001</w:t>
+              <w:t>ACC-&lt;6-digit&gt;</w:t>
+            </w:r>
+          </w:p>
+        </w:tc>
+        <w:tc>
+          <w:tcPr>
+            <w:tcW w:type="dxa" w:w="1440"/>
+          </w:tcPr>
+          <w:p>
+            <w:r>
+              <w:t>10</w:t>
+            </w:r>
+          </w:p>
+        </w:tc>
+        <w:tc>
+          <w:tcPr>
+            <w:tcW w:type="dxa" w:w="1440"/>
+          </w:tcPr>
+          <w:p>
+            <w:r>
+              <w:t>ACC-000001</w:t>
             </w:r>
           </w:p>
         </w:tc>
@@ -2313,47 +2818,47 @@
           </w:tcPr>
           <w:p>
             <w:r>
-              <w:t>balance</w:t>
-            </w:r>
-          </w:p>
-        </w:tc>
-        <w:tc>
-          <w:tcPr>
-            <w:tcW w:type="dxa" w:w="1440"/>
-          </w:tcPr>
-          <w:p>
-            <w:r>
-              <w:t>number</w:t>
-            </w:r>
-          </w:p>
-        </w:tc>
-        <w:tc>
-          <w:tcPr>
-            <w:tcW w:type="dxa" w:w="1440"/>
-          </w:tcPr>
-          <w:p>
-            <w:r>
-              <w:t>decimal with 2 places</w:t>
-            </w:r>
-          </w:p>
-        </w:tc>
-        <w:tc>
-          <w:tcPr>
-            <w:tcW w:type="dxa" w:w="1440"/>
-          </w:tcPr>
-          <w:p>
-            <w:r>
-              <w:t>18,2</w:t>
-            </w:r>
-          </w:p>
-        </w:tc>
-        <w:tc>
-          <w:tcPr>
-            <w:tcW w:type="dxa" w:w="1440"/>
-          </w:tcPr>
-          <w:p>
-            <w:r>
-              <w:t>12500.00</w:t>
+              <w:t>customer_id</w:t>
+            </w:r>
+          </w:p>
+        </w:tc>
+        <w:tc>
+          <w:tcPr>
+            <w:tcW w:type="dxa" w:w="1440"/>
+          </w:tcPr>
+          <w:p>
+            <w:r>
+              <w:t>string</w:t>
+            </w:r>
+          </w:p>
+        </w:tc>
+        <w:tc>
+          <w:tcPr>
+            <w:tcW w:type="dxa" w:w="1440"/>
+          </w:tcPr>
+          <w:p>
+            <w:r>
+              <w:t>CUST-&lt;3-digit&gt;</w:t>
+            </w:r>
+          </w:p>
+        </w:tc>
+        <w:tc>
+          <w:tcPr>
+            <w:tcW w:type="dxa" w:w="1440"/>
+          </w:tcPr>
+          <w:p>
+            <w:r>
+              <w:t>8</w:t>
+            </w:r>
+          </w:p>
+        </w:tc>
+        <w:tc>
+          <w:tcPr>
+            <w:tcW w:type="dxa" w:w="1440"/>
+          </w:tcPr>
+          <w:p>
+            <w:r>
+              <w:t>CUST-001</w:t>
             </w:r>
           </w:p>
         </w:tc>
@@ -2375,47 +2880,47 @@
           </w:tcPr>
           <w:p>
             <w:r>
-              <w:t>minimum_balance</w:t>
-            </w:r>
-          </w:p>
-        </w:tc>
-        <w:tc>
-          <w:tcPr>
-            <w:tcW w:type="dxa" w:w="1440"/>
-          </w:tcPr>
-          <w:p>
-            <w:r>
-              <w:t>number</w:t>
-            </w:r>
-          </w:p>
-        </w:tc>
-        <w:tc>
-          <w:tcPr>
-            <w:tcW w:type="dxa" w:w="1440"/>
-          </w:tcPr>
-          <w:p>
-            <w:r>
-              <w:t>decimal with 2 places</w:t>
-            </w:r>
-          </w:p>
-        </w:tc>
-        <w:tc>
-          <w:tcPr>
-            <w:tcW w:type="dxa" w:w="1440"/>
-          </w:tcPr>
-          <w:p>
-            <w:r>
-              <w:t>18,2</w:t>
-            </w:r>
-          </w:p>
-        </w:tc>
-        <w:tc>
-          <w:tcPr>
-            <w:tcW w:type="dxa" w:w="1440"/>
-          </w:tcPr>
-          <w:p>
-            <w:r>
-              <w:t>MIN_BALANCE</w:t>
+              <w:t>account_number</w:t>
+            </w:r>
+          </w:p>
+        </w:tc>
+        <w:tc>
+          <w:tcPr>
+            <w:tcW w:type="dxa" w:w="1440"/>
+          </w:tcPr>
+          <w:p>
+            <w:r>
+              <w:t>string</w:t>
+            </w:r>
+          </w:p>
+        </w:tc>
+        <w:tc>
+          <w:tcPr>
+            <w:tcW w:type="dxa" w:w="1440"/>
+          </w:tcPr>
+          <w:p>
+            <w:r>
+              <w:t>10-12 digit numeric</w:t>
+            </w:r>
+          </w:p>
+        </w:tc>
+        <w:tc>
+          <w:tcPr>
+            <w:tcW w:type="dxa" w:w="1440"/>
+          </w:tcPr>
+          <w:p>
+            <w:r>
+              <w:t>12</w:t>
+            </w:r>
+          </w:p>
+        </w:tc>
+        <w:tc>
+          <w:tcPr>
+            <w:tcW w:type="dxa" w:w="1440"/>
+          </w:tcPr>
+          <w:p>
+            <w:r>
+              <w:t>900100200300</w:t>
             </w:r>
           </w:p>
         </w:tc>
@@ -2437,47 +2942,45 @@
           </w:tcPr>
           <w:p>
             <w:r>
-              <w:t>status</w:t>
-            </w:r>
-          </w:p>
-        </w:tc>
-        <w:tc>
-          <w:tcPr>
-            <w:tcW w:type="dxa" w:w="1440"/>
-          </w:tcPr>
-          <w:p>
-            <w:r>
-              <w:t>string</w:t>
-            </w:r>
-          </w:p>
-        </w:tc>
-        <w:tc>
-          <w:tcPr>
-            <w:tcW w:type="dxa" w:w="1440"/>
-          </w:tcPr>
-          <w:p>
-            <w:r>
-              <w:t>PENDING | ACTIVE | FROZEN | CLOSED</w:t>
-            </w:r>
-          </w:p>
-        </w:tc>
-        <w:tc>
-          <w:tcPr>
-            <w:tcW w:type="dxa" w:w="1440"/>
-          </w:tcPr>
-          <w:p>
-            <w:r>
-              <w:t>8</w:t>
-            </w:r>
-          </w:p>
-        </w:tc>
-        <w:tc>
-          <w:tcPr>
-            <w:tcW w:type="dxa" w:w="1440"/>
-          </w:tcPr>
-          <w:p>
-            <w:r>
-              <w:t>ACTIVE</w:t>
+              <w:t>account_type</w:t>
+            </w:r>
+          </w:p>
+        </w:tc>
+        <w:tc>
+          <w:tcPr>
+            <w:tcW w:type="dxa" w:w="1440"/>
+          </w:tcPr>
+          <w:p>
+            <w:r>
+              <w:t>enum</w:t>
+            </w:r>
+          </w:p>
+        </w:tc>
+        <w:tc>
+          <w:tcPr>
+            <w:tcW w:type="dxa" w:w="1440"/>
+          </w:tcPr>
+          <w:p>
+            <w:r>
+              <w:t>SAVINGS | CURRENT</w:t>
+            </w:r>
+          </w:p>
+        </w:tc>
+        <w:tc>
+          <w:tcPr>
+            <w:tcW w:type="dxa" w:w="1440"/>
+          </w:tcPr>
+          <w:p>
+            <w:r/>
+          </w:p>
+        </w:tc>
+        <w:tc>
+          <w:tcPr>
+            <w:tcW w:type="dxa" w:w="1440"/>
+          </w:tcPr>
+          <w:p>
+            <w:r>
+              <w:t>SAVINGS</w:t>
             </w:r>
           </w:p>
         </w:tc>
@@ -2489,57 +2992,57 @@
           </w:tcPr>
           <w:p>
             <w:r>
-              <w:t>Transaction</w:t>
-            </w:r>
-          </w:p>
-        </w:tc>
-        <w:tc>
-          <w:tcPr>
-            <w:tcW w:type="dxa" w:w="1440"/>
-          </w:tcPr>
-          <w:p>
-            <w:r>
-              <w:t>transaction_id</w:t>
-            </w:r>
-          </w:p>
-        </w:tc>
-        <w:tc>
-          <w:tcPr>
-            <w:tcW w:type="dxa" w:w="1440"/>
-          </w:tcPr>
-          <w:p>
-            <w:r>
-              <w:t>string</w:t>
-            </w:r>
-          </w:p>
-        </w:tc>
-        <w:tc>
-          <w:tcPr>
-            <w:tcW w:type="dxa" w:w="1440"/>
-          </w:tcPr>
-          <w:p>
-            <w:r>
-              <w:t>TXN-######</w:t>
-            </w:r>
-          </w:p>
-        </w:tc>
-        <w:tc>
-          <w:tcPr>
-            <w:tcW w:type="dxa" w:w="1440"/>
-          </w:tcPr>
-          <w:p>
-            <w:r>
-              <w:t>10</w:t>
-            </w:r>
-          </w:p>
-        </w:tc>
-        <w:tc>
-          <w:tcPr>
-            <w:tcW w:type="dxa" w:w="1440"/>
-          </w:tcPr>
-          <w:p>
-            <w:r>
-              <w:t>TXN-000001</w:t>
+              <w:t>Account</w:t>
+            </w:r>
+          </w:p>
+        </w:tc>
+        <w:tc>
+          <w:tcPr>
+            <w:tcW w:type="dxa" w:w="1440"/>
+          </w:tcPr>
+          <w:p>
+            <w:r>
+              <w:t>balance</w:t>
+            </w:r>
+          </w:p>
+        </w:tc>
+        <w:tc>
+          <w:tcPr>
+            <w:tcW w:type="dxa" w:w="1440"/>
+          </w:tcPr>
+          <w:p>
+            <w:r>
+              <w:t>decimal</w:t>
+            </w:r>
+          </w:p>
+        </w:tc>
+        <w:tc>
+          <w:tcPr>
+            <w:tcW w:type="dxa" w:w="1440"/>
+          </w:tcPr>
+          <w:p>
+            <w:r>
+              <w:t>decimal(18,2), INR</w:t>
+            </w:r>
+          </w:p>
+        </w:tc>
+        <w:tc>
+          <w:tcPr>
+            <w:tcW w:type="dxa" w:w="1440"/>
+          </w:tcPr>
+          <w:p>
+            <w:r>
+              <w:t>18</w:t>
+            </w:r>
+          </w:p>
+        </w:tc>
+        <w:tc>
+          <w:tcPr>
+            <w:tcW w:type="dxa" w:w="1440"/>
+          </w:tcPr>
+          <w:p>
+            <w:r>
+              <w:t>100000.00</w:t>
             </w:r>
           </w:p>
         </w:tc>
@@ -2551,17 +3054,17 @@
           </w:tcPr>
           <w:p>
             <w:r>
-              <w:t>Transaction</w:t>
-            </w:r>
-          </w:p>
-        </w:tc>
-        <w:tc>
-          <w:tcPr>
-            <w:tcW w:type="dxa" w:w="1440"/>
-          </w:tcPr>
-          <w:p>
-            <w:r>
-              <w:t>from_account_id</w:t>
+              <w:t>Account</w:t>
+            </w:r>
+          </w:p>
+        </w:tc>
+        <w:tc>
+          <w:tcPr>
+            <w:tcW w:type="dxa" w:w="1440"/>
+          </w:tcPr>
+          <w:p>
+            <w:r>
+              <w:t>currency</w:t>
             </w:r>
           </w:p>
         </w:tc>
@@ -2581,27 +3084,27 @@
           </w:tcPr>
           <w:p>
             <w:r>
-              <w:t>ACC-###</w:t>
-            </w:r>
-          </w:p>
-        </w:tc>
-        <w:tc>
-          <w:tcPr>
-            <w:tcW w:type="dxa" w:w="1440"/>
-          </w:tcPr>
-          <w:p>
-            <w:r>
-              <w:t>7</w:t>
-            </w:r>
-          </w:p>
-        </w:tc>
-        <w:tc>
-          <w:tcPr>
-            <w:tcW w:type="dxa" w:w="1440"/>
-          </w:tcPr>
-          <w:p>
-            <w:r>
-              <w:t>ACC-001</w:t>
+              <w:t>ISO 4217</w:t>
+            </w:r>
+          </w:p>
+        </w:tc>
+        <w:tc>
+          <w:tcPr>
+            <w:tcW w:type="dxa" w:w="1440"/>
+          </w:tcPr>
+          <w:p>
+            <w:r>
+              <w:t>3</w:t>
+            </w:r>
+          </w:p>
+        </w:tc>
+        <w:tc>
+          <w:tcPr>
+            <w:tcW w:type="dxa" w:w="1440"/>
+          </w:tcPr>
+          <w:p>
+            <w:r>
+              <w:t>INR</w:t>
             </w:r>
           </w:p>
         </w:tc>
@@ -2613,57 +3116,55 @@
           </w:tcPr>
           <w:p>
             <w:r>
-              <w:t>Transaction</w:t>
-            </w:r>
-          </w:p>
-        </w:tc>
-        <w:tc>
-          <w:tcPr>
-            <w:tcW w:type="dxa" w:w="1440"/>
-          </w:tcPr>
-          <w:p>
-            <w:r>
-              <w:t>to_account_id</w:t>
-            </w:r>
-          </w:p>
-        </w:tc>
-        <w:tc>
-          <w:tcPr>
-            <w:tcW w:type="dxa" w:w="1440"/>
-          </w:tcPr>
-          <w:p>
-            <w:r>
-              <w:t>string</w:t>
-            </w:r>
-          </w:p>
-        </w:tc>
-        <w:tc>
-          <w:tcPr>
-            <w:tcW w:type="dxa" w:w="1440"/>
-          </w:tcPr>
-          <w:p>
-            <w:r>
-              <w:t>ACC-###</w:t>
-            </w:r>
-          </w:p>
-        </w:tc>
-        <w:tc>
-          <w:tcPr>
-            <w:tcW w:type="dxa" w:w="1440"/>
-          </w:tcPr>
-          <w:p>
-            <w:r>
-              <w:t>7</w:t>
-            </w:r>
-          </w:p>
-        </w:tc>
-        <w:tc>
-          <w:tcPr>
-            <w:tcW w:type="dxa" w:w="1440"/>
-          </w:tcPr>
-          <w:p>
-            <w:r>
-              <w:t>ACC-002</w:t>
+              <w:t>Account</w:t>
+            </w:r>
+          </w:p>
+        </w:tc>
+        <w:tc>
+          <w:tcPr>
+            <w:tcW w:type="dxa" w:w="1440"/>
+          </w:tcPr>
+          <w:p>
+            <w:r>
+              <w:t>state</w:t>
+            </w:r>
+          </w:p>
+        </w:tc>
+        <w:tc>
+          <w:tcPr>
+            <w:tcW w:type="dxa" w:w="1440"/>
+          </w:tcPr>
+          <w:p>
+            <w:r>
+              <w:t>enum</w:t>
+            </w:r>
+          </w:p>
+        </w:tc>
+        <w:tc>
+          <w:tcPr>
+            <w:tcW w:type="dxa" w:w="1440"/>
+          </w:tcPr>
+          <w:p>
+            <w:r>
+              <w:t>PENDING | ACTIVE | FROZEN</w:t>
+            </w:r>
+          </w:p>
+        </w:tc>
+        <w:tc>
+          <w:tcPr>
+            <w:tcW w:type="dxa" w:w="1440"/>
+          </w:tcPr>
+          <w:p>
+            <w:r/>
+          </w:p>
+        </w:tc>
+        <w:tc>
+          <w:tcPr>
+            <w:tcW w:type="dxa" w:w="1440"/>
+          </w:tcPr>
+          <w:p>
+            <w:r>
+              <w:t>ACTIVE</w:t>
             </w:r>
           </w:p>
         </w:tc>
@@ -2675,57 +3176,57 @@
           </w:tcPr>
           <w:p>
             <w:r>
-              <w:t>Transaction</w:t>
-            </w:r>
-          </w:p>
-        </w:tc>
-        <w:tc>
-          <w:tcPr>
-            <w:tcW w:type="dxa" w:w="1440"/>
-          </w:tcPr>
-          <w:p>
-            <w:r>
-              <w:t>amount</w:t>
-            </w:r>
-          </w:p>
-        </w:tc>
-        <w:tc>
-          <w:tcPr>
-            <w:tcW w:type="dxa" w:w="1440"/>
-          </w:tcPr>
-          <w:p>
-            <w:r>
-              <w:t>number</w:t>
-            </w:r>
-          </w:p>
-        </w:tc>
-        <w:tc>
-          <w:tcPr>
-            <w:tcW w:type="dxa" w:w="1440"/>
-          </w:tcPr>
-          <w:p>
-            <w:r>
-              <w:t>decimal with 2 places</w:t>
-            </w:r>
-          </w:p>
-        </w:tc>
-        <w:tc>
-          <w:tcPr>
-            <w:tcW w:type="dxa" w:w="1440"/>
-          </w:tcPr>
-          <w:p>
-            <w:r>
-              <w:t>18,2</w:t>
-            </w:r>
-          </w:p>
-        </w:tc>
-        <w:tc>
-          <w:tcPr>
-            <w:tcW w:type="dxa" w:w="1440"/>
-          </w:tcPr>
-          <w:p>
-            <w:r>
-              <w:t>500.00</w:t>
+              <w:t>Account</w:t>
+            </w:r>
+          </w:p>
+        </w:tc>
+        <w:tc>
+          <w:tcPr>
+            <w:tcW w:type="dxa" w:w="1440"/>
+          </w:tcPr>
+          <w:p>
+            <w:r>
+              <w:t>min_balance_limit</w:t>
+            </w:r>
+          </w:p>
+        </w:tc>
+        <w:tc>
+          <w:tcPr>
+            <w:tcW w:type="dxa" w:w="1440"/>
+          </w:tcPr>
+          <w:p>
+            <w:r>
+              <w:t>decimal</w:t>
+            </w:r>
+          </w:p>
+        </w:tc>
+        <w:tc>
+          <w:tcPr>
+            <w:tcW w:type="dxa" w:w="1440"/>
+          </w:tcPr>
+          <w:p>
+            <w:r>
+              <w:t>decimal(18,2), unresolved</w:t>
+            </w:r>
+          </w:p>
+        </w:tc>
+        <w:tc>
+          <w:tcPr>
+            <w:tcW w:type="dxa" w:w="1440"/>
+          </w:tcPr>
+          <w:p>
+            <w:r>
+              <w:t>18</w:t>
+            </w:r>
+          </w:p>
+        </w:tc>
+        <w:tc>
+          <w:tcPr>
+            <w:tcW w:type="dxa" w:w="1440"/>
+          </w:tcPr>
+          <w:p>
+            <w:r>
+              <w:t>&lt;OQ-001 placeholder&gt;</w:t>
             </w:r>
           </w:p>
         </w:tc>
@@ -2737,57 +3238,55 @@
           </w:tcPr>
           <w:p>
             <w:r>
-              <w:t>Transaction</w:t>
-            </w:r>
-          </w:p>
-        </w:tc>
-        <w:tc>
-          <w:tcPr>
-            <w:tcW w:type="dxa" w:w="1440"/>
-          </w:tcPr>
-          <w:p>
-            <w:r>
-              <w:t>status</w:t>
-            </w:r>
-          </w:p>
-        </w:tc>
-        <w:tc>
-          <w:tcPr>
-            <w:tcW w:type="dxa" w:w="1440"/>
-          </w:tcPr>
-          <w:p>
-            <w:r>
-              <w:t>string</w:t>
-            </w:r>
-          </w:p>
-        </w:tc>
-        <w:tc>
-          <w:tcPr>
-            <w:tcW w:type="dxa" w:w="1440"/>
-          </w:tcPr>
-          <w:p>
-            <w:r>
-              <w:t>PENDING | COMPLETED | FAILED | REVERSED</w:t>
-            </w:r>
-          </w:p>
-        </w:tc>
-        <w:tc>
-          <w:tcPr>
-            <w:tcW w:type="dxa" w:w="1440"/>
-          </w:tcPr>
-          <w:p>
-            <w:r>
-              <w:t>10</w:t>
-            </w:r>
-          </w:p>
-        </w:tc>
-        <w:tc>
-          <w:tcPr>
-            <w:tcW w:type="dxa" w:w="1440"/>
-          </w:tcPr>
-          <w:p>
-            <w:r>
-              <w:t>COMPLETED</w:t>
+              <w:t>Account</w:t>
+            </w:r>
+          </w:p>
+        </w:tc>
+        <w:tc>
+          <w:tcPr>
+            <w:tcW w:type="dxa" w:w="1440"/>
+          </w:tcPr>
+          <w:p>
+            <w:r>
+              <w:t>created_at</w:t>
+            </w:r>
+          </w:p>
+        </w:tc>
+        <w:tc>
+          <w:tcPr>
+            <w:tcW w:type="dxa" w:w="1440"/>
+          </w:tcPr>
+          <w:p>
+            <w:r>
+              <w:t>datetime</w:t>
+            </w:r>
+          </w:p>
+        </w:tc>
+        <w:tc>
+          <w:tcPr>
+            <w:tcW w:type="dxa" w:w="1440"/>
+          </w:tcPr>
+          <w:p>
+            <w:r>
+              <w:t>ISO 8601 UTC</w:t>
+            </w:r>
+          </w:p>
+        </w:tc>
+        <w:tc>
+          <w:tcPr>
+            <w:tcW w:type="dxa" w:w="1440"/>
+          </w:tcPr>
+          <w:p>
+            <w:r/>
+          </w:p>
+        </w:tc>
+        <w:tc>
+          <w:tcPr>
+            <w:tcW w:type="dxa" w:w="1440"/>
+          </w:tcPr>
+          <w:p>
+            <w:r>
+              <w:t>2026-09-08T10:05:00Z</w:t>
             </w:r>
           </w:p>
         </w:tc>
@@ -2809,47 +3308,47 @@
           </w:tcPr>
           <w:p>
             <w:r>
-              <w:t>initiated_at</w:t>
-            </w:r>
-          </w:p>
-        </w:tc>
-        <w:tc>
-          <w:tcPr>
-            <w:tcW w:type="dxa" w:w="1440"/>
-          </w:tcPr>
-          <w:p>
-            <w:r>
-              <w:t>datetime</w:t>
-            </w:r>
-          </w:p>
-        </w:tc>
-        <w:tc>
-          <w:tcPr>
-            <w:tcW w:type="dxa" w:w="1440"/>
-          </w:tcPr>
-          <w:p>
-            <w:r>
-              <w:t>ISO 8601 RFC3339</w:t>
-            </w:r>
-          </w:p>
-        </w:tc>
-        <w:tc>
-          <w:tcPr>
-            <w:tcW w:type="dxa" w:w="1440"/>
-          </w:tcPr>
-          <w:p>
-            <w:r>
-              <w:t>29</w:t>
-            </w:r>
-          </w:p>
-        </w:tc>
-        <w:tc>
-          <w:tcPr>
-            <w:tcW w:type="dxa" w:w="1440"/>
-          </w:tcPr>
-          <w:p>
-            <w:r>
-              <w:t>2026-09-08T10:15:30Z</w:t>
+              <w:t>transaction_id</w:t>
+            </w:r>
+          </w:p>
+        </w:tc>
+        <w:tc>
+          <w:tcPr>
+            <w:tcW w:type="dxa" w:w="1440"/>
+          </w:tcPr>
+          <w:p>
+            <w:r>
+              <w:t>string</w:t>
+            </w:r>
+          </w:p>
+        </w:tc>
+        <w:tc>
+          <w:tcPr>
+            <w:tcW w:type="dxa" w:w="1440"/>
+          </w:tcPr>
+          <w:p>
+            <w:r>
+              <w:t>TXN-&lt;10-digit&gt;</w:t>
+            </w:r>
+          </w:p>
+        </w:tc>
+        <w:tc>
+          <w:tcPr>
+            <w:tcW w:type="dxa" w:w="1440"/>
+          </w:tcPr>
+          <w:p>
+            <w:r>
+              <w:t>14</w:t>
+            </w:r>
+          </w:p>
+        </w:tc>
+        <w:tc>
+          <w:tcPr>
+            <w:tcW w:type="dxa" w:w="1440"/>
+          </w:tcPr>
+          <w:p>
+            <w:r>
+              <w:t>TXN-0000000001</w:t>
             </w:r>
           </w:p>
         </w:tc>
@@ -2871,47 +3370,47 @@
           </w:tcPr>
           <w:p>
             <w:r>
-              <w:t>completed_at</w:t>
-            </w:r>
-          </w:p>
-        </w:tc>
-        <w:tc>
-          <w:tcPr>
-            <w:tcW w:type="dxa" w:w="1440"/>
-          </w:tcPr>
-          <w:p>
-            <w:r>
-              <w:t>datetime</w:t>
-            </w:r>
-          </w:p>
-        </w:tc>
-        <w:tc>
-          <w:tcPr>
-            <w:tcW w:type="dxa" w:w="1440"/>
-          </w:tcPr>
-          <w:p>
-            <w:r>
-              <w:t>ISO 8601 RFC3339</w:t>
-            </w:r>
-          </w:p>
-        </w:tc>
-        <w:tc>
-          <w:tcPr>
-            <w:tcW w:type="dxa" w:w="1440"/>
-          </w:tcPr>
-          <w:p>
-            <w:r>
-              <w:t>29</w:t>
-            </w:r>
-          </w:p>
-        </w:tc>
-        <w:tc>
-          <w:tcPr>
-            <w:tcW w:type="dxa" w:w="1440"/>
-          </w:tcPr>
-          <w:p>
-            <w:r>
-              <w:t>2026-09-08T10:15:31Z</w:t>
+              <w:t>reference</w:t>
+            </w:r>
+          </w:p>
+        </w:tc>
+        <w:tc>
+          <w:tcPr>
+            <w:tcW w:type="dxa" w:w="1440"/>
+          </w:tcPr>
+          <w:p>
+            <w:r>
+              <w:t>string</w:t>
+            </w:r>
+          </w:p>
+        </w:tc>
+        <w:tc>
+          <w:tcPr>
+            <w:tcW w:type="dxa" w:w="1440"/>
+          </w:tcPr>
+          <w:p>
+            <w:r>
+              <w:t>free text</w:t>
+            </w:r>
+          </w:p>
+        </w:tc>
+        <w:tc>
+          <w:tcPr>
+            <w:tcW w:type="dxa" w:w="1440"/>
+          </w:tcPr>
+          <w:p>
+            <w:r>
+              <w:t>50</w:t>
+            </w:r>
+          </w:p>
+        </w:tc>
+        <w:tc>
+          <w:tcPr>
+            <w:tcW w:type="dxa" w:w="1440"/>
+          </w:tcPr>
+          <w:p>
+            <w:r>
+              <w:t>TXN-0000000001</w:t>
             </w:r>
           </w:p>
         </w:tc>
@@ -2923,17 +3422,17 @@
           </w:tcPr>
           <w:p>
             <w:r>
-              <w:t>KYC Record</w:t>
-            </w:r>
-          </w:p>
-        </w:tc>
-        <w:tc>
-          <w:tcPr>
-            <w:tcW w:type="dxa" w:w="1440"/>
-          </w:tcPr>
-          <w:p>
-            <w:r>
-              <w:t>kyc_id</w:t>
+              <w:t>Transaction</w:t>
+            </w:r>
+          </w:p>
+        </w:tc>
+        <w:tc>
+          <w:tcPr>
+            <w:tcW w:type="dxa" w:w="1440"/>
+          </w:tcPr>
+          <w:p>
+            <w:r>
+              <w:t>source_account_id</w:t>
             </w:r>
           </w:p>
         </w:tc>
@@ -2953,27 +3452,27 @@
           </w:tcPr>
           <w:p>
             <w:r>
-              <w:t>KYC-###</w:t>
-            </w:r>
-          </w:p>
-        </w:tc>
-        <w:tc>
-          <w:tcPr>
-            <w:tcW w:type="dxa" w:w="1440"/>
-          </w:tcPr>
-          <w:p>
-            <w:r>
-              <w:t>7</w:t>
-            </w:r>
-          </w:p>
-        </w:tc>
-        <w:tc>
-          <w:tcPr>
-            <w:tcW w:type="dxa" w:w="1440"/>
-          </w:tcPr>
-          <w:p>
-            <w:r>
-              <w:t>KYC-001</w:t>
+              <w:t>ACC-&lt;6-digit&gt;</w:t>
+            </w:r>
+          </w:p>
+        </w:tc>
+        <w:tc>
+          <w:tcPr>
+            <w:tcW w:type="dxa" w:w="1440"/>
+          </w:tcPr>
+          <w:p>
+            <w:r>
+              <w:t>10</w:t>
+            </w:r>
+          </w:p>
+        </w:tc>
+        <w:tc>
+          <w:tcPr>
+            <w:tcW w:type="dxa" w:w="1440"/>
+          </w:tcPr>
+          <w:p>
+            <w:r>
+              <w:t>ACC-000001</w:t>
             </w:r>
           </w:p>
         </w:tc>
@@ -2985,17 +3484,17 @@
           </w:tcPr>
           <w:p>
             <w:r>
-              <w:t>KYC Record</w:t>
-            </w:r>
-          </w:p>
-        </w:tc>
-        <w:tc>
-          <w:tcPr>
-            <w:tcW w:type="dxa" w:w="1440"/>
-          </w:tcPr>
-          <w:p>
-            <w:r>
-              <w:t>customer_id</w:t>
+              <w:t>Transaction</w:t>
+            </w:r>
+          </w:p>
+        </w:tc>
+        <w:tc>
+          <w:tcPr>
+            <w:tcW w:type="dxa" w:w="1440"/>
+          </w:tcPr>
+          <w:p>
+            <w:r>
+              <w:t>destination_account_id</w:t>
             </w:r>
           </w:p>
         </w:tc>
@@ -3015,27 +3514,27 @@
           </w:tcPr>
           <w:p>
             <w:r>
-              <w:t>CUST-###</w:t>
-            </w:r>
-          </w:p>
-        </w:tc>
-        <w:tc>
-          <w:tcPr>
-            <w:tcW w:type="dxa" w:w="1440"/>
-          </w:tcPr>
-          <w:p>
-            <w:r>
-              <w:t>8</w:t>
-            </w:r>
-          </w:p>
-        </w:tc>
-        <w:tc>
-          <w:tcPr>
-            <w:tcW w:type="dxa" w:w="1440"/>
-          </w:tcPr>
-          <w:p>
-            <w:r>
-              <w:t>CUST-001</w:t>
+              <w:t>ACC-&lt;6-digit&gt;</w:t>
+            </w:r>
+          </w:p>
+        </w:tc>
+        <w:tc>
+          <w:tcPr>
+            <w:tcW w:type="dxa" w:w="1440"/>
+          </w:tcPr>
+          <w:p>
+            <w:r>
+              <w:t>10</w:t>
+            </w:r>
+          </w:p>
+        </w:tc>
+        <w:tc>
+          <w:tcPr>
+            <w:tcW w:type="dxa" w:w="1440"/>
+          </w:tcPr>
+          <w:p>
+            <w:r>
+              <w:t>ACC-000002</w:t>
             </w:r>
           </w:p>
         </w:tc>
@@ -3047,57 +3546,57 @@
           </w:tcPr>
           <w:p>
             <w:r>
-              <w:t>KYC Record</w:t>
-            </w:r>
-          </w:p>
-        </w:tc>
-        <w:tc>
-          <w:tcPr>
-            <w:tcW w:type="dxa" w:w="1440"/>
-          </w:tcPr>
-          <w:p>
-            <w:r>
-              <w:t>aadhaar_number</w:t>
-            </w:r>
-          </w:p>
-        </w:tc>
-        <w:tc>
-          <w:tcPr>
-            <w:tcW w:type="dxa" w:w="1440"/>
-          </w:tcPr>
-          <w:p>
-            <w:r>
-              <w:t>string</w:t>
-            </w:r>
-          </w:p>
-        </w:tc>
-        <w:tc>
-          <w:tcPr>
-            <w:tcW w:type="dxa" w:w="1440"/>
-          </w:tcPr>
-          <w:p>
-            <w:r>
-              <w:t>12-digit numeric XXXX XXXX XXXX</w:t>
-            </w:r>
-          </w:p>
-        </w:tc>
-        <w:tc>
-          <w:tcPr>
-            <w:tcW w:type="dxa" w:w="1440"/>
-          </w:tcPr>
-          <w:p>
-            <w:r>
-              <w:t>12</w:t>
-            </w:r>
-          </w:p>
-        </w:tc>
-        <w:tc>
-          <w:tcPr>
-            <w:tcW w:type="dxa" w:w="1440"/>
-          </w:tcPr>
-          <w:p>
-            <w:r>
-              <w:t>4521 9876 2345</w:t>
+              <w:t>Transaction</w:t>
+            </w:r>
+          </w:p>
+        </w:tc>
+        <w:tc>
+          <w:tcPr>
+            <w:tcW w:type="dxa" w:w="1440"/>
+          </w:tcPr>
+          <w:p>
+            <w:r>
+              <w:t>amount</w:t>
+            </w:r>
+          </w:p>
+        </w:tc>
+        <w:tc>
+          <w:tcPr>
+            <w:tcW w:type="dxa" w:w="1440"/>
+          </w:tcPr>
+          <w:p>
+            <w:r>
+              <w:t>decimal</w:t>
+            </w:r>
+          </w:p>
+        </w:tc>
+        <w:tc>
+          <w:tcPr>
+            <w:tcW w:type="dxa" w:w="1440"/>
+          </w:tcPr>
+          <w:p>
+            <w:r>
+              <w:t>decimal(18,2), INR</w:t>
+            </w:r>
+          </w:p>
+        </w:tc>
+        <w:tc>
+          <w:tcPr>
+            <w:tcW w:type="dxa" w:w="1440"/>
+          </w:tcPr>
+          <w:p>
+            <w:r>
+              <w:t>18</w:t>
+            </w:r>
+          </w:p>
+        </w:tc>
+        <w:tc>
+          <w:tcPr>
+            <w:tcW w:type="dxa" w:w="1440"/>
+          </w:tcPr>
+          <w:p>
+            <w:r>
+              <w:t>2500.00</w:t>
             </w:r>
           </w:p>
         </w:tc>
@@ -3109,17 +3608,17 @@
           </w:tcPr>
           <w:p>
             <w:r>
-              <w:t>KYC Record</w:t>
-            </w:r>
-          </w:p>
-        </w:tc>
-        <w:tc>
-          <w:tcPr>
-            <w:tcW w:type="dxa" w:w="1440"/>
-          </w:tcPr>
-          <w:p>
-            <w:r>
-              <w:t>pan_number</w:t>
+              <w:t>Transaction</w:t>
+            </w:r>
+          </w:p>
+        </w:tc>
+        <w:tc>
+          <w:tcPr>
+            <w:tcW w:type="dxa" w:w="1440"/>
+          </w:tcPr>
+          <w:p>
+            <w:r>
+              <w:t>currency</w:t>
             </w:r>
           </w:p>
         </w:tc>
@@ -3139,27 +3638,27 @@
           </w:tcPr>
           <w:p>
             <w:r>
-              <w:t>PAN format ALPHA#####ALPHA</w:t>
-            </w:r>
-          </w:p>
-        </w:tc>
-        <w:tc>
-          <w:tcPr>
-            <w:tcW w:type="dxa" w:w="1440"/>
-          </w:tcPr>
-          <w:p>
-            <w:r>
-              <w:t>10</w:t>
-            </w:r>
-          </w:p>
-        </w:tc>
-        <w:tc>
-          <w:tcPr>
-            <w:tcW w:type="dxa" w:w="1440"/>
-          </w:tcPr>
-          <w:p>
-            <w:r>
-              <w:t>ABCDE1234F</w:t>
+              <w:t>ISO 4217</w:t>
+            </w:r>
+          </w:p>
+        </w:tc>
+        <w:tc>
+          <w:tcPr>
+            <w:tcW w:type="dxa" w:w="1440"/>
+          </w:tcPr>
+          <w:p>
+            <w:r>
+              <w:t>3</w:t>
+            </w:r>
+          </w:p>
+        </w:tc>
+        <w:tc>
+          <w:tcPr>
+            <w:tcW w:type="dxa" w:w="1440"/>
+          </w:tcPr>
+          <w:p>
+            <w:r>
+              <w:t>INR</w:t>
             </w:r>
           </w:p>
         </w:tc>
@@ -3171,57 +3670,55 @@
           </w:tcPr>
           <w:p>
             <w:r>
-              <w:t>KYC Record</w:t>
-            </w:r>
-          </w:p>
-        </w:tc>
-        <w:tc>
-          <w:tcPr>
-            <w:tcW w:type="dxa" w:w="1440"/>
-          </w:tcPr>
-          <w:p>
-            <w:r>
-              <w:t>status</w:t>
-            </w:r>
-          </w:p>
-        </w:tc>
-        <w:tc>
-          <w:tcPr>
-            <w:tcW w:type="dxa" w:w="1440"/>
-          </w:tcPr>
-          <w:p>
-            <w:r>
-              <w:t>string</w:t>
-            </w:r>
-          </w:p>
-        </w:tc>
-        <w:tc>
-          <w:tcPr>
-            <w:tcW w:type="dxa" w:w="1440"/>
-          </w:tcPr>
-          <w:p>
-            <w:r>
-              <w:t>SUBMITTED | IN_REVIEW | APPROVED | REJECTED</w:t>
-            </w:r>
-          </w:p>
-        </w:tc>
-        <w:tc>
-          <w:tcPr>
-            <w:tcW w:type="dxa" w:w="1440"/>
-          </w:tcPr>
-          <w:p>
-            <w:r>
-              <w:t>9</w:t>
-            </w:r>
-          </w:p>
-        </w:tc>
-        <w:tc>
-          <w:tcPr>
-            <w:tcW w:type="dxa" w:w="1440"/>
-          </w:tcPr>
-          <w:p>
-            <w:r>
-              <w:t>APPROVED</w:t>
+              <w:t>Transaction</w:t>
+            </w:r>
+          </w:p>
+        </w:tc>
+        <w:tc>
+          <w:tcPr>
+            <w:tcW w:type="dxa" w:w="1440"/>
+          </w:tcPr>
+          <w:p>
+            <w:r>
+              <w:t>transaction_type</w:t>
+            </w:r>
+          </w:p>
+        </w:tc>
+        <w:tc>
+          <w:tcPr>
+            <w:tcW w:type="dxa" w:w="1440"/>
+          </w:tcPr>
+          <w:p>
+            <w:r>
+              <w:t>enum</w:t>
+            </w:r>
+          </w:p>
+        </w:tc>
+        <w:tc>
+          <w:tcPr>
+            <w:tcW w:type="dxa" w:w="1440"/>
+          </w:tcPr>
+          <w:p>
+            <w:r>
+              <w:t>CREDIT | DEBIT</w:t>
+            </w:r>
+          </w:p>
+        </w:tc>
+        <w:tc>
+          <w:tcPr>
+            <w:tcW w:type="dxa" w:w="1440"/>
+          </w:tcPr>
+          <w:p>
+            <w:r/>
+          </w:p>
+        </w:tc>
+        <w:tc>
+          <w:tcPr>
+            <w:tcW w:type="dxa" w:w="1440"/>
+          </w:tcPr>
+          <w:p>
+            <w:r>
+              <w:t>DEBIT</w:t>
             </w:r>
           </w:p>
         </w:tc>
@@ -3233,57 +3730,55 @@
           </w:tcPr>
           <w:p>
             <w:r>
-              <w:t>KYC Record</w:t>
-            </w:r>
-          </w:p>
-        </w:tc>
-        <w:tc>
-          <w:tcPr>
-            <w:tcW w:type="dxa" w:w="1440"/>
-          </w:tcPr>
-          <w:p>
-            <w:r>
-              <w:t>submitted_at</w:t>
-            </w:r>
-          </w:p>
-        </w:tc>
-        <w:tc>
-          <w:tcPr>
-            <w:tcW w:type="dxa" w:w="1440"/>
-          </w:tcPr>
-          <w:p>
-            <w:r>
-              <w:t>datetime</w:t>
-            </w:r>
-          </w:p>
-        </w:tc>
-        <w:tc>
-          <w:tcPr>
-            <w:tcW w:type="dxa" w:w="1440"/>
-          </w:tcPr>
-          <w:p>
-            <w:r>
-              <w:t>ISO 8601 RFC3339</w:t>
-            </w:r>
-          </w:p>
-        </w:tc>
-        <w:tc>
-          <w:tcPr>
-            <w:tcW w:type="dxa" w:w="1440"/>
-          </w:tcPr>
-          <w:p>
-            <w:r>
-              <w:t>29</w:t>
-            </w:r>
-          </w:p>
-        </w:tc>
-        <w:tc>
-          <w:tcPr>
-            <w:tcW w:type="dxa" w:w="1440"/>
-          </w:tcPr>
-          <w:p>
-            <w:r>
-              <w:t>2026-09-08T09:45:00Z</w:t>
+              <w:t>Transaction</w:t>
+            </w:r>
+          </w:p>
+        </w:tc>
+        <w:tc>
+          <w:tcPr>
+            <w:tcW w:type="dxa" w:w="1440"/>
+          </w:tcPr>
+          <w:p>
+            <w:r>
+              <w:t>state</w:t>
+            </w:r>
+          </w:p>
+        </w:tc>
+        <w:tc>
+          <w:tcPr>
+            <w:tcW w:type="dxa" w:w="1440"/>
+          </w:tcPr>
+          <w:p>
+            <w:r>
+              <w:t>enum</w:t>
+            </w:r>
+          </w:p>
+        </w:tc>
+        <w:tc>
+          <w:tcPr>
+            <w:tcW w:type="dxa" w:w="1440"/>
+          </w:tcPr>
+          <w:p>
+            <w:r>
+              <w:t>PENDING | COMPLETED | FAILED</w:t>
+            </w:r>
+          </w:p>
+        </w:tc>
+        <w:tc>
+          <w:tcPr>
+            <w:tcW w:type="dxa" w:w="1440"/>
+          </w:tcPr>
+          <w:p>
+            <w:r/>
+          </w:p>
+        </w:tc>
+        <w:tc>
+          <w:tcPr>
+            <w:tcW w:type="dxa" w:w="1440"/>
+          </w:tcPr>
+          <w:p>
+            <w:r>
+              <w:t>COMPLETED</w:t>
             </w:r>
           </w:p>
         </w:tc>
@@ -3295,17 +3790,17 @@
           </w:tcPr>
           <w:p>
             <w:r>
-              <w:t>KYC Record</w:t>
-            </w:r>
-          </w:p>
-        </w:tc>
-        <w:tc>
-          <w:tcPr>
-            <w:tcW w:type="dxa" w:w="1440"/>
-          </w:tcPr>
-          <w:p>
-            <w:r>
-              <w:t>reviewed_at</w:t>
+              <w:t>Transaction</w:t>
+            </w:r>
+          </w:p>
+        </w:tc>
+        <w:tc>
+          <w:tcPr>
+            <w:tcW w:type="dxa" w:w="1440"/>
+          </w:tcPr>
+          <w:p>
+            <w:r>
+              <w:t>created_at</w:t>
             </w:r>
           </w:p>
         </w:tc>
@@ -3325,27 +3820,25 @@
           </w:tcPr>
           <w:p>
             <w:r>
-              <w:t>ISO 8601 RFC3339, nullable</w:t>
-            </w:r>
-          </w:p>
-        </w:tc>
-        <w:tc>
-          <w:tcPr>
-            <w:tcW w:type="dxa" w:w="1440"/>
-          </w:tcPr>
-          <w:p>
-            <w:r>
-              <w:t>29</w:t>
-            </w:r>
-          </w:p>
-        </w:tc>
-        <w:tc>
-          <w:tcPr>
-            <w:tcW w:type="dxa" w:w="1440"/>
-          </w:tcPr>
-          <w:p>
-            <w:r>
-              <w:t>2026-09-08T10:00:00Z</w:t>
+              <w:t>ISO 8601 UTC</w:t>
+            </w:r>
+          </w:p>
+        </w:tc>
+        <w:tc>
+          <w:tcPr>
+            <w:tcW w:type="dxa" w:w="1440"/>
+          </w:tcPr>
+          <w:p>
+            <w:r/>
+          </w:p>
+        </w:tc>
+        <w:tc>
+          <w:tcPr>
+            <w:tcW w:type="dxa" w:w="1440"/>
+          </w:tcPr>
+          <w:p>
+            <w:r>
+              <w:t>2026-09-08T11:00:00Z</w:t>
             </w:r>
           </w:p>
         </w:tc>
@@ -3357,17 +3850,17 @@
           </w:tcPr>
           <w:p>
             <w:r>
-              <w:t>Session</w:t>
-            </w:r>
-          </w:p>
-        </w:tc>
-        <w:tc>
-          <w:tcPr>
-            <w:tcW w:type="dxa" w:w="1440"/>
-          </w:tcPr>
-          <w:p>
-            <w:r>
-              <w:t>session_id</w:t>
+              <w:t>KYC Record</w:t>
+            </w:r>
+          </w:p>
+        </w:tc>
+        <w:tc>
+          <w:tcPr>
+            <w:tcW w:type="dxa" w:w="1440"/>
+          </w:tcPr>
+          <w:p>
+            <w:r>
+              <w:t>kyc_id</w:t>
             </w:r>
           </w:p>
         </w:tc>
@@ -3387,27 +3880,27 @@
           </w:tcPr>
           <w:p>
             <w:r>
-              <w:t>UUID v4</w:t>
-            </w:r>
-          </w:p>
-        </w:tc>
-        <w:tc>
-          <w:tcPr>
-            <w:tcW w:type="dxa" w:w="1440"/>
-          </w:tcPr>
-          <w:p>
-            <w:r>
-              <w:t>36</w:t>
-            </w:r>
-          </w:p>
-        </w:tc>
-        <w:tc>
-          <w:tcPr>
-            <w:tcW w:type="dxa" w:w="1440"/>
-          </w:tcPr>
-          <w:p>
-            <w:r>
-              <w:t>8f2c9e4a-7b3d-4f1e-9a5b-2c8d1e0f4a6b</w:t>
+              <w:t>KYC-&lt;6-digit&gt;</w:t>
+            </w:r>
+          </w:p>
+        </w:tc>
+        <w:tc>
+          <w:tcPr>
+            <w:tcW w:type="dxa" w:w="1440"/>
+          </w:tcPr>
+          <w:p>
+            <w:r>
+              <w:t>10</w:t>
+            </w:r>
+          </w:p>
+        </w:tc>
+        <w:tc>
+          <w:tcPr>
+            <w:tcW w:type="dxa" w:w="1440"/>
+          </w:tcPr>
+          <w:p>
+            <w:r>
+              <w:t>KYC-000001</w:t>
             </w:r>
           </w:p>
         </w:tc>
@@ -3419,7 +3912,7 @@
           </w:tcPr>
           <w:p>
             <w:r>
-              <w:t>Session</w:t>
+              <w:t>KYC Record</w:t>
             </w:r>
           </w:p>
         </w:tc>
@@ -3449,7 +3942,7 @@
           </w:tcPr>
           <w:p>
             <w:r>
-              <w:t>CUST-###</w:t>
+              <w:t>CUST-&lt;3-digit&gt;</w:t>
             </w:r>
           </w:p>
         </w:tc>
@@ -3481,57 +3974,57 @@
           </w:tcPr>
           <w:p>
             <w:r>
-              <w:t>Session</w:t>
-            </w:r>
-          </w:p>
-        </w:tc>
-        <w:tc>
-          <w:tcPr>
-            <w:tcW w:type="dxa" w:w="1440"/>
-          </w:tcPr>
-          <w:p>
-            <w:r>
-              <w:t>created_at</w:t>
-            </w:r>
-          </w:p>
-        </w:tc>
-        <w:tc>
-          <w:tcPr>
-            <w:tcW w:type="dxa" w:w="1440"/>
-          </w:tcPr>
-          <w:p>
-            <w:r>
-              <w:t>datetime</w:t>
-            </w:r>
-          </w:p>
-        </w:tc>
-        <w:tc>
-          <w:tcPr>
-            <w:tcW w:type="dxa" w:w="1440"/>
-          </w:tcPr>
-          <w:p>
-            <w:r>
-              <w:t>ISO 8601 RFC3339</w:t>
-            </w:r>
-          </w:p>
-        </w:tc>
-        <w:tc>
-          <w:tcPr>
-            <w:tcW w:type="dxa" w:w="1440"/>
-          </w:tcPr>
-          <w:p>
-            <w:r>
-              <w:t>29</w:t>
-            </w:r>
-          </w:p>
-        </w:tc>
-        <w:tc>
-          <w:tcPr>
-            <w:tcW w:type="dxa" w:w="1440"/>
-          </w:tcPr>
-          <w:p>
-            <w:r>
-              <w:t>2026-09-08T10:10:00Z</w:t>
+              <w:t>KYC Record</w:t>
+            </w:r>
+          </w:p>
+        </w:tc>
+        <w:tc>
+          <w:tcPr>
+            <w:tcW w:type="dxa" w:w="1440"/>
+          </w:tcPr>
+          <w:p>
+            <w:r>
+              <w:t>aadhaar_full</w:t>
+            </w:r>
+          </w:p>
+        </w:tc>
+        <w:tc>
+          <w:tcPr>
+            <w:tcW w:type="dxa" w:w="1440"/>
+          </w:tcPr>
+          <w:p>
+            <w:r>
+              <w:t>string</w:t>
+            </w:r>
+          </w:p>
+        </w:tc>
+        <w:tc>
+          <w:tcPr>
+            <w:tcW w:type="dxa" w:w="1440"/>
+          </w:tcPr>
+          <w:p>
+            <w:r>
+              <w:t>12-digit numeric, KYC review only</w:t>
+            </w:r>
+          </w:p>
+        </w:tc>
+        <w:tc>
+          <w:tcPr>
+            <w:tcW w:type="dxa" w:w="1440"/>
+          </w:tcPr>
+          <w:p>
+            <w:r>
+              <w:t>12</w:t>
+            </w:r>
+          </w:p>
+        </w:tc>
+        <w:tc>
+          <w:tcPr>
+            <w:tcW w:type="dxa" w:w="1440"/>
+          </w:tcPr>
+          <w:p>
+            <w:r>
+              <w:t>234512349876</w:t>
             </w:r>
           </w:p>
         </w:tc>
@@ -3543,57 +4036,57 @@
           </w:tcPr>
           <w:p>
             <w:r>
-              <w:t>Session</w:t>
-            </w:r>
-          </w:p>
-        </w:tc>
-        <w:tc>
-          <w:tcPr>
-            <w:tcW w:type="dxa" w:w="1440"/>
-          </w:tcPr>
-          <w:p>
-            <w:r>
-              <w:t>expires_at</w:t>
-            </w:r>
-          </w:p>
-        </w:tc>
-        <w:tc>
-          <w:tcPr>
-            <w:tcW w:type="dxa" w:w="1440"/>
-          </w:tcPr>
-          <w:p>
-            <w:r>
-              <w:t>datetime</w:t>
-            </w:r>
-          </w:p>
-        </w:tc>
-        <w:tc>
-          <w:tcPr>
-            <w:tcW w:type="dxa" w:w="1440"/>
-          </w:tcPr>
-          <w:p>
-            <w:r>
-              <w:t>ISO 8601 RFC3339</w:t>
-            </w:r>
-          </w:p>
-        </w:tc>
-        <w:tc>
-          <w:tcPr>
-            <w:tcW w:type="dxa" w:w="1440"/>
-          </w:tcPr>
-          <w:p>
-            <w:r>
-              <w:t>29</w:t>
-            </w:r>
-          </w:p>
-        </w:tc>
-        <w:tc>
-          <w:tcPr>
-            <w:tcW w:type="dxa" w:w="1440"/>
-          </w:tcPr>
-          <w:p>
-            <w:r>
-              <w:t>2026-09-08T11:10:00Z</w:t>
+              <w:t>KYC Record</w:t>
+            </w:r>
+          </w:p>
+        </w:tc>
+        <w:tc>
+          <w:tcPr>
+            <w:tcW w:type="dxa" w:w="1440"/>
+          </w:tcPr>
+          <w:p>
+            <w:r>
+              <w:t>pan_full</w:t>
+            </w:r>
+          </w:p>
+        </w:tc>
+        <w:tc>
+          <w:tcPr>
+            <w:tcW w:type="dxa" w:w="1440"/>
+          </w:tcPr>
+          <w:p>
+            <w:r>
+              <w:t>string</w:t>
+            </w:r>
+          </w:p>
+        </w:tc>
+        <w:tc>
+          <w:tcPr>
+            <w:tcW w:type="dxa" w:w="1440"/>
+          </w:tcPr>
+          <w:p>
+            <w:r>
+              <w:t>5 letters + 4 digits + 1 letter</w:t>
+            </w:r>
+          </w:p>
+        </w:tc>
+        <w:tc>
+          <w:tcPr>
+            <w:tcW w:type="dxa" w:w="1440"/>
+          </w:tcPr>
+          <w:p>
+            <w:r>
+              <w:t>10</w:t>
+            </w:r>
+          </w:p>
+        </w:tc>
+        <w:tc>
+          <w:tcPr>
+            <w:tcW w:type="dxa" w:w="1440"/>
+          </w:tcPr>
+          <w:p>
+            <w:r>
+              <w:t>ABCDE1234F</w:t>
             </w:r>
           </w:p>
         </w:tc>
@@ -3605,57 +4098,55 @@
           </w:tcPr>
           <w:p>
             <w:r>
-              <w:t>Session</w:t>
-            </w:r>
-          </w:p>
-        </w:tc>
-        <w:tc>
-          <w:tcPr>
-            <w:tcW w:type="dxa" w:w="1440"/>
-          </w:tcPr>
-          <w:p>
-            <w:r>
-              <w:t>status</w:t>
-            </w:r>
-          </w:p>
-        </w:tc>
-        <w:tc>
-          <w:tcPr>
-            <w:tcW w:type="dxa" w:w="1440"/>
-          </w:tcPr>
-          <w:p>
-            <w:r>
-              <w:t>string</w:t>
-            </w:r>
-          </w:p>
-        </w:tc>
-        <w:tc>
-          <w:tcPr>
-            <w:tcW w:type="dxa" w:w="1440"/>
-          </w:tcPr>
-          <w:p>
-            <w:r>
-              <w:t>ACTIVE | EXPIRED | LOGGED_OUT</w:t>
-            </w:r>
-          </w:p>
-        </w:tc>
-        <w:tc>
-          <w:tcPr>
-            <w:tcW w:type="dxa" w:w="1440"/>
-          </w:tcPr>
-          <w:p>
-            <w:r>
-              <w:t>9</w:t>
-            </w:r>
-          </w:p>
-        </w:tc>
-        <w:tc>
-          <w:tcPr>
-            <w:tcW w:type="dxa" w:w="1440"/>
-          </w:tcPr>
-          <w:p>
-            <w:r>
-              <w:t>ACTIVE</w:t>
+              <w:t>KYC Record</w:t>
+            </w:r>
+          </w:p>
+        </w:tc>
+        <w:tc>
+          <w:tcPr>
+            <w:tcW w:type="dxa" w:w="1440"/>
+          </w:tcPr>
+          <w:p>
+            <w:r>
+              <w:t>aadhaar_format_valid</w:t>
+            </w:r>
+          </w:p>
+        </w:tc>
+        <w:tc>
+          <w:tcPr>
+            <w:tcW w:type="dxa" w:w="1440"/>
+          </w:tcPr>
+          <w:p>
+            <w:r>
+              <w:t>bool</w:t>
+            </w:r>
+          </w:p>
+        </w:tc>
+        <w:tc>
+          <w:tcPr>
+            <w:tcW w:type="dxa" w:w="1440"/>
+          </w:tcPr>
+          <w:p>
+            <w:r>
+              <w:t>true | false</w:t>
+            </w:r>
+          </w:p>
+        </w:tc>
+        <w:tc>
+          <w:tcPr>
+            <w:tcW w:type="dxa" w:w="1440"/>
+          </w:tcPr>
+          <w:p>
+            <w:r/>
+          </w:p>
+        </w:tc>
+        <w:tc>
+          <w:tcPr>
+            <w:tcW w:type="dxa" w:w="1440"/>
+          </w:tcPr>
+          <w:p>
+            <w:r>
+              <w:t>true</w:t>
             </w:r>
           </w:p>
         </w:tc>
@@ -3667,57 +4158,55 @@
           </w:tcPr>
           <w:p>
             <w:r>
-              <w:t>Statement</w:t>
-            </w:r>
-          </w:p>
-        </w:tc>
-        <w:tc>
-          <w:tcPr>
-            <w:tcW w:type="dxa" w:w="1440"/>
-          </w:tcPr>
-          <w:p>
-            <w:r>
-              <w:t>statement_id</w:t>
-            </w:r>
-          </w:p>
-        </w:tc>
-        <w:tc>
-          <w:tcPr>
-            <w:tcW w:type="dxa" w:w="1440"/>
-          </w:tcPr>
-          <w:p>
-            <w:r>
-              <w:t>string</w:t>
-            </w:r>
-          </w:p>
-        </w:tc>
-        <w:tc>
-          <w:tcPr>
-            <w:tcW w:type="dxa" w:w="1440"/>
-          </w:tcPr>
-          <w:p>
-            <w:r>
-              <w:t>STMT-####</w:t>
-            </w:r>
-          </w:p>
-        </w:tc>
-        <w:tc>
-          <w:tcPr>
-            <w:tcW w:type="dxa" w:w="1440"/>
-          </w:tcPr>
-          <w:p>
-            <w:r>
-              <w:t>9</w:t>
-            </w:r>
-          </w:p>
-        </w:tc>
-        <w:tc>
-          <w:tcPr>
-            <w:tcW w:type="dxa" w:w="1440"/>
-          </w:tcPr>
-          <w:p>
-            <w:r>
-              <w:t>STMT-0001</w:t>
+              <w:t>KYC Record</w:t>
+            </w:r>
+          </w:p>
+        </w:tc>
+        <w:tc>
+          <w:tcPr>
+            <w:tcW w:type="dxa" w:w="1440"/>
+          </w:tcPr>
+          <w:p>
+            <w:r>
+              <w:t>pan_format_valid</w:t>
+            </w:r>
+          </w:p>
+        </w:tc>
+        <w:tc>
+          <w:tcPr>
+            <w:tcW w:type="dxa" w:w="1440"/>
+          </w:tcPr>
+          <w:p>
+            <w:r>
+              <w:t>bool</w:t>
+            </w:r>
+          </w:p>
+        </w:tc>
+        <w:tc>
+          <w:tcPr>
+            <w:tcW w:type="dxa" w:w="1440"/>
+          </w:tcPr>
+          <w:p>
+            <w:r>
+              <w:t>true | false</w:t>
+            </w:r>
+          </w:p>
+        </w:tc>
+        <w:tc>
+          <w:tcPr>
+            <w:tcW w:type="dxa" w:w="1440"/>
+          </w:tcPr>
+          <w:p>
+            <w:r/>
+          </w:p>
+        </w:tc>
+        <w:tc>
+          <w:tcPr>
+            <w:tcW w:type="dxa" w:w="1440"/>
+          </w:tcPr>
+          <w:p>
+            <w:r>
+              <w:t>true</w:t>
             </w:r>
           </w:p>
         </w:tc>
@@ -3729,57 +4218,55 @@
           </w:tcPr>
           <w:p>
             <w:r>
-              <w:t>Statement</w:t>
-            </w:r>
-          </w:p>
-        </w:tc>
-        <w:tc>
-          <w:tcPr>
-            <w:tcW w:type="dxa" w:w="1440"/>
-          </w:tcPr>
-          <w:p>
-            <w:r>
-              <w:t>account_id</w:t>
-            </w:r>
-          </w:p>
-        </w:tc>
-        <w:tc>
-          <w:tcPr>
-            <w:tcW w:type="dxa" w:w="1440"/>
-          </w:tcPr>
-          <w:p>
-            <w:r>
-              <w:t>string</w:t>
-            </w:r>
-          </w:p>
-        </w:tc>
-        <w:tc>
-          <w:tcPr>
-            <w:tcW w:type="dxa" w:w="1440"/>
-          </w:tcPr>
-          <w:p>
-            <w:r>
-              <w:t>ACC-###</w:t>
-            </w:r>
-          </w:p>
-        </w:tc>
-        <w:tc>
-          <w:tcPr>
-            <w:tcW w:type="dxa" w:w="1440"/>
-          </w:tcPr>
-          <w:p>
-            <w:r>
-              <w:t>7</w:t>
-            </w:r>
-          </w:p>
-        </w:tc>
-        <w:tc>
-          <w:tcPr>
-            <w:tcW w:type="dxa" w:w="1440"/>
-          </w:tcPr>
-          <w:p>
-            <w:r>
-              <w:t>ACC-001</w:t>
+              <w:t>KYC Record</w:t>
+            </w:r>
+          </w:p>
+        </w:tc>
+        <w:tc>
+          <w:tcPr>
+            <w:tcW w:type="dxa" w:w="1440"/>
+          </w:tcPr>
+          <w:p>
+            <w:r>
+              <w:t>state</w:t>
+            </w:r>
+          </w:p>
+        </w:tc>
+        <w:tc>
+          <w:tcPr>
+            <w:tcW w:type="dxa" w:w="1440"/>
+          </w:tcPr>
+          <w:p>
+            <w:r>
+              <w:t>enum</w:t>
+            </w:r>
+          </w:p>
+        </w:tc>
+        <w:tc>
+          <w:tcPr>
+            <w:tcW w:type="dxa" w:w="1440"/>
+          </w:tcPr>
+          <w:p>
+            <w:r>
+              <w:t>PENDING | APPROVED | REJECTED</w:t>
+            </w:r>
+          </w:p>
+        </w:tc>
+        <w:tc>
+          <w:tcPr>
+            <w:tcW w:type="dxa" w:w="1440"/>
+          </w:tcPr>
+          <w:p>
+            <w:r/>
+          </w:p>
+        </w:tc>
+        <w:tc>
+          <w:tcPr>
+            <w:tcW w:type="dxa" w:w="1440"/>
+          </w:tcPr>
+          <w:p>
+            <w:r>
+              <w:t>PENDING</w:t>
             </w:r>
           </w:p>
         </w:tc>
@@ -3791,57 +4278,57 @@
           </w:tcPr>
           <w:p>
             <w:r>
-              <w:t>Statement</w:t>
-            </w:r>
-          </w:p>
-        </w:tc>
-        <w:tc>
-          <w:tcPr>
-            <w:tcW w:type="dxa" w:w="1440"/>
-          </w:tcPr>
-          <w:p>
-            <w:r>
-              <w:t>period_start</w:t>
-            </w:r>
-          </w:p>
-        </w:tc>
-        <w:tc>
-          <w:tcPr>
-            <w:tcW w:type="dxa" w:w="1440"/>
-          </w:tcPr>
-          <w:p>
-            <w:r>
-              <w:t>datetime</w:t>
-            </w:r>
-          </w:p>
-        </w:tc>
-        <w:tc>
-          <w:tcPr>
-            <w:tcW w:type="dxa" w:w="1440"/>
-          </w:tcPr>
-          <w:p>
-            <w:r>
-              <w:t>ISO 8601 RFC3339</w:t>
-            </w:r>
-          </w:p>
-        </w:tc>
-        <w:tc>
-          <w:tcPr>
-            <w:tcW w:type="dxa" w:w="1440"/>
-          </w:tcPr>
-          <w:p>
-            <w:r>
-              <w:t>29</w:t>
-            </w:r>
-          </w:p>
-        </w:tc>
-        <w:tc>
-          <w:tcPr>
-            <w:tcW w:type="dxa" w:w="1440"/>
-          </w:tcPr>
-          <w:p>
-            <w:r>
-              <w:t>2026-08-01T00:00:00Z</w:t>
+              <w:t>KYC Record</w:t>
+            </w:r>
+          </w:p>
+        </w:tc>
+        <w:tc>
+          <w:tcPr>
+            <w:tcW w:type="dxa" w:w="1440"/>
+          </w:tcPr>
+          <w:p>
+            <w:r>
+              <w:t>reviewed_by</w:t>
+            </w:r>
+          </w:p>
+        </w:tc>
+        <w:tc>
+          <w:tcPr>
+            <w:tcW w:type="dxa" w:w="1440"/>
+          </w:tcPr>
+          <w:p>
+            <w:r>
+              <w:t>string</w:t>
+            </w:r>
+          </w:p>
+        </w:tc>
+        <w:tc>
+          <w:tcPr>
+            <w:tcW w:type="dxa" w:w="1440"/>
+          </w:tcPr>
+          <w:p>
+            <w:r>
+              <w:t>user/agent id</w:t>
+            </w:r>
+          </w:p>
+        </w:tc>
+        <w:tc>
+          <w:tcPr>
+            <w:tcW w:type="dxa" w:w="1440"/>
+          </w:tcPr>
+          <w:p>
+            <w:r>
+              <w:t>60</w:t>
+            </w:r>
+          </w:p>
+        </w:tc>
+        <w:tc>
+          <w:tcPr>
+            <w:tcW w:type="dxa" w:w="1440"/>
+          </w:tcPr>
+          <w:p>
+            <w:r>
+              <w:t>USER-9001</w:t>
             </w:r>
           </w:p>
         </w:tc>
@@ -3853,17 +4340,17 @@
           </w:tcPr>
           <w:p>
             <w:r>
-              <w:t>Statement</w:t>
-            </w:r>
-          </w:p>
-        </w:tc>
-        <w:tc>
-          <w:tcPr>
-            <w:tcW w:type="dxa" w:w="1440"/>
-          </w:tcPr>
-          <w:p>
-            <w:r>
-              <w:t>period_end</w:t>
+              <w:t>KYC Record</w:t>
+            </w:r>
+          </w:p>
+        </w:tc>
+        <w:tc>
+          <w:tcPr>
+            <w:tcW w:type="dxa" w:w="1440"/>
+          </w:tcPr>
+          <w:p>
+            <w:r>
+              <w:t>reviewed_at</w:t>
             </w:r>
           </w:p>
         </w:tc>
@@ -3883,27 +4370,25 @@
           </w:tcPr>
           <w:p>
             <w:r>
-              <w:t>ISO 8601 RFC3339</w:t>
-            </w:r>
-          </w:p>
-        </w:tc>
-        <w:tc>
-          <w:tcPr>
-            <w:tcW w:type="dxa" w:w="1440"/>
-          </w:tcPr>
-          <w:p>
-            <w:r>
-              <w:t>29</w:t>
-            </w:r>
-          </w:p>
-        </w:tc>
-        <w:tc>
-          <w:tcPr>
-            <w:tcW w:type="dxa" w:w="1440"/>
-          </w:tcPr>
-          <w:p>
-            <w:r>
-              <w:t>2026-08-31T23:59:59Z</w:t>
+              <w:t>ISO 8601 UTC</w:t>
+            </w:r>
+          </w:p>
+        </w:tc>
+        <w:tc>
+          <w:tcPr>
+            <w:tcW w:type="dxa" w:w="1440"/>
+          </w:tcPr>
+          <w:p>
+            <w:r/>
+          </w:p>
+        </w:tc>
+        <w:tc>
+          <w:tcPr>
+            <w:tcW w:type="dxa" w:w="1440"/>
+          </w:tcPr>
+          <w:p>
+            <w:r>
+              <w:t>2026-09-08T12:00:00Z</w:t>
             </w:r>
           </w:p>
         </w:tc>
@@ -3915,57 +4400,57 @@
           </w:tcPr>
           <w:p>
             <w:r>
-              <w:t>Statement</w:t>
-            </w:r>
-          </w:p>
-        </w:tc>
-        <w:tc>
-          <w:tcPr>
-            <w:tcW w:type="dxa" w:w="1440"/>
-          </w:tcPr>
-          <w:p>
-            <w:r>
-              <w:t>generated_at</w:t>
-            </w:r>
-          </w:p>
-        </w:tc>
-        <w:tc>
-          <w:tcPr>
-            <w:tcW w:type="dxa" w:w="1440"/>
-          </w:tcPr>
-          <w:p>
-            <w:r>
-              <w:t>datetime</w:t>
-            </w:r>
-          </w:p>
-        </w:tc>
-        <w:tc>
-          <w:tcPr>
-            <w:tcW w:type="dxa" w:w="1440"/>
-          </w:tcPr>
-          <w:p>
-            <w:r>
-              <w:t>ISO 8601 RFC3339</w:t>
-            </w:r>
-          </w:p>
-        </w:tc>
-        <w:tc>
-          <w:tcPr>
-            <w:tcW w:type="dxa" w:w="1440"/>
-          </w:tcPr>
-          <w:p>
-            <w:r>
-              <w:t>29</w:t>
-            </w:r>
-          </w:p>
-        </w:tc>
-        <w:tc>
-          <w:tcPr>
-            <w:tcW w:type="dxa" w:w="1440"/>
-          </w:tcPr>
-          <w:p>
-            <w:r>
-              <w:t>2026-09-08T10:20:00Z</w:t>
+              <w:t>Session</w:t>
+            </w:r>
+          </w:p>
+        </w:tc>
+        <w:tc>
+          <w:tcPr>
+            <w:tcW w:type="dxa" w:w="1440"/>
+          </w:tcPr>
+          <w:p>
+            <w:r>
+              <w:t>session_id</w:t>
+            </w:r>
+          </w:p>
+        </w:tc>
+        <w:tc>
+          <w:tcPr>
+            <w:tcW w:type="dxa" w:w="1440"/>
+          </w:tcPr>
+          <w:p>
+            <w:r>
+              <w:t>string</w:t>
+            </w:r>
+          </w:p>
+        </w:tc>
+        <w:tc>
+          <w:tcPr>
+            <w:tcW w:type="dxa" w:w="1440"/>
+          </w:tcPr>
+          <w:p>
+            <w:r>
+              <w:t>UUID v4</w:t>
+            </w:r>
+          </w:p>
+        </w:tc>
+        <w:tc>
+          <w:tcPr>
+            <w:tcW w:type="dxa" w:w="1440"/>
+          </w:tcPr>
+          <w:p>
+            <w:r>
+              <w:t>36</w:t>
+            </w:r>
+          </w:p>
+        </w:tc>
+        <w:tc>
+          <w:tcPr>
+            <w:tcW w:type="dxa" w:w="1440"/>
+          </w:tcPr>
+          <w:p>
+            <w:r>
+              <w:t>3fa85f64-5717-4562-b3fc-2c963f66afa6</w:t>
             </w:r>
           </w:p>
         </w:tc>
@@ -3977,17 +4462,17 @@
           </w:tcPr>
           <w:p>
             <w:r>
-              <w:t>Statement</w:t>
-            </w:r>
-          </w:p>
-        </w:tc>
-        <w:tc>
-          <w:tcPr>
-            <w:tcW w:type="dxa" w:w="1440"/>
-          </w:tcPr>
-          <w:p>
-            <w:r>
-              <w:t>format</w:t>
+              <w:t>Session</w:t>
+            </w:r>
+          </w:p>
+        </w:tc>
+        <w:tc>
+          <w:tcPr>
+            <w:tcW w:type="dxa" w:w="1440"/>
+          </w:tcPr>
+          <w:p>
+            <w:r>
+              <w:t>user_id</w:t>
             </w:r>
           </w:p>
         </w:tc>
@@ -4007,27 +4492,27 @@
           </w:tcPr>
           <w:p>
             <w:r>
-              <w:t>PDF</w:t>
-            </w:r>
-          </w:p>
-        </w:tc>
-        <w:tc>
-          <w:tcPr>
-            <w:tcW w:type="dxa" w:w="1440"/>
-          </w:tcPr>
-          <w:p>
-            <w:r>
-              <w:t>3</w:t>
-            </w:r>
-          </w:p>
-        </w:tc>
-        <w:tc>
-          <w:tcPr>
-            <w:tcW w:type="dxa" w:w="1440"/>
-          </w:tcPr>
-          <w:p>
-            <w:r>
-              <w:t>PDF</w:t>
+              <w:t>CUST-xxx or USER-xxx</w:t>
+            </w:r>
+          </w:p>
+        </w:tc>
+        <w:tc>
+          <w:tcPr>
+            <w:tcW w:type="dxa" w:w="1440"/>
+          </w:tcPr>
+          <w:p>
+            <w:r>
+              <w:t>60</w:t>
+            </w:r>
+          </w:p>
+        </w:tc>
+        <w:tc>
+          <w:tcPr>
+            <w:tcW w:type="dxa" w:w="1440"/>
+          </w:tcPr>
+          <w:p>
+            <w:r>
+              <w:t>CUST-001</w:t>
             </w:r>
           </w:p>
         </w:tc>
@@ -4039,57 +4524,55 @@
           </w:tcPr>
           <w:p>
             <w:r>
-              <w:t>Audit Entry</w:t>
-            </w:r>
-          </w:p>
-        </w:tc>
-        <w:tc>
-          <w:tcPr>
-            <w:tcW w:type="dxa" w:w="1440"/>
-          </w:tcPr>
-          <w:p>
-            <w:r>
-              <w:t>audit_id</w:t>
-            </w:r>
-          </w:p>
-        </w:tc>
-        <w:tc>
-          <w:tcPr>
-            <w:tcW w:type="dxa" w:w="1440"/>
-          </w:tcPr>
-          <w:p>
-            <w:r>
-              <w:t>string</w:t>
-            </w:r>
-          </w:p>
-        </w:tc>
-        <w:tc>
-          <w:tcPr>
-            <w:tcW w:type="dxa" w:w="1440"/>
-          </w:tcPr>
-          <w:p>
-            <w:r>
-              <w:t>AUD-#######</w:t>
-            </w:r>
-          </w:p>
-        </w:tc>
-        <w:tc>
-          <w:tcPr>
-            <w:tcW w:type="dxa" w:w="1440"/>
-          </w:tcPr>
-          <w:p>
-            <w:r>
-              <w:t>11</w:t>
-            </w:r>
-          </w:p>
-        </w:tc>
-        <w:tc>
-          <w:tcPr>
-            <w:tcW w:type="dxa" w:w="1440"/>
-          </w:tcPr>
-          <w:p>
-            <w:r>
-              <w:t>AUD-0000001</w:t>
+              <w:t>Session</w:t>
+            </w:r>
+          </w:p>
+        </w:tc>
+        <w:tc>
+          <w:tcPr>
+            <w:tcW w:type="dxa" w:w="1440"/>
+          </w:tcPr>
+          <w:p>
+            <w:r>
+              <w:t>role</w:t>
+            </w:r>
+          </w:p>
+        </w:tc>
+        <w:tc>
+          <w:tcPr>
+            <w:tcW w:type="dxa" w:w="1440"/>
+          </w:tcPr>
+          <w:p>
+            <w:r>
+              <w:t>enum</w:t>
+            </w:r>
+          </w:p>
+        </w:tc>
+        <w:tc>
+          <w:tcPr>
+            <w:tcW w:type="dxa" w:w="1440"/>
+          </w:tcPr>
+          <w:p>
+            <w:r>
+              <w:t>CUSTOMER | BANK_OPS</w:t>
+            </w:r>
+          </w:p>
+        </w:tc>
+        <w:tc>
+          <w:tcPr>
+            <w:tcW w:type="dxa" w:w="1440"/>
+          </w:tcPr>
+          <w:p>
+            <w:r/>
+          </w:p>
+        </w:tc>
+        <w:tc>
+          <w:tcPr>
+            <w:tcW w:type="dxa" w:w="1440"/>
+          </w:tcPr>
+          <w:p>
+            <w:r>
+              <w:t>CUSTOMER</w:t>
             </w:r>
           </w:p>
         </w:tc>
@@ -4101,57 +4584,55 @@
           </w:tcPr>
           <w:p>
             <w:r>
-              <w:t>Audit Entry</w:t>
-            </w:r>
-          </w:p>
-        </w:tc>
-        <w:tc>
-          <w:tcPr>
-            <w:tcW w:type="dxa" w:w="1440"/>
-          </w:tcPr>
-          <w:p>
-            <w:r>
-              <w:t>actor_id</w:t>
-            </w:r>
-          </w:p>
-        </w:tc>
-        <w:tc>
-          <w:tcPr>
-            <w:tcW w:type="dxa" w:w="1440"/>
-          </w:tcPr>
-          <w:p>
-            <w:r>
-              <w:t>string</w:t>
-            </w:r>
-          </w:p>
-        </w:tc>
-        <w:tc>
-          <w:tcPr>
-            <w:tcW w:type="dxa" w:w="1440"/>
-          </w:tcPr>
-          <w:p>
-            <w:r>
-              <w:t>CUST-### or OPS-### or SYSTEM</w:t>
-            </w:r>
-          </w:p>
-        </w:tc>
-        <w:tc>
-          <w:tcPr>
-            <w:tcW w:type="dxa" w:w="1440"/>
-          </w:tcPr>
-          <w:p>
-            <w:r>
-              <w:t>11</w:t>
-            </w:r>
-          </w:p>
-        </w:tc>
-        <w:tc>
-          <w:tcPr>
-            <w:tcW w:type="dxa" w:w="1440"/>
-          </w:tcPr>
-          <w:p>
-            <w:r>
-              <w:t>CUST-001</w:t>
+              <w:t>Session</w:t>
+            </w:r>
+          </w:p>
+        </w:tc>
+        <w:tc>
+          <w:tcPr>
+            <w:tcW w:type="dxa" w:w="1440"/>
+          </w:tcPr>
+          <w:p>
+            <w:r>
+              <w:t>state</w:t>
+            </w:r>
+          </w:p>
+        </w:tc>
+        <w:tc>
+          <w:tcPr>
+            <w:tcW w:type="dxa" w:w="1440"/>
+          </w:tcPr>
+          <w:p>
+            <w:r>
+              <w:t>enum</w:t>
+            </w:r>
+          </w:p>
+        </w:tc>
+        <w:tc>
+          <w:tcPr>
+            <w:tcW w:type="dxa" w:w="1440"/>
+          </w:tcPr>
+          <w:p>
+            <w:r>
+              <w:t>ACTIVE | EXPIRED | TERMINATED</w:t>
+            </w:r>
+          </w:p>
+        </w:tc>
+        <w:tc>
+          <w:tcPr>
+            <w:tcW w:type="dxa" w:w="1440"/>
+          </w:tcPr>
+          <w:p>
+            <w:r/>
+          </w:p>
+        </w:tc>
+        <w:tc>
+          <w:tcPr>
+            <w:tcW w:type="dxa" w:w="1440"/>
+          </w:tcPr>
+          <w:p>
+            <w:r>
+              <w:t>ACTIVE</w:t>
             </w:r>
           </w:p>
         </w:tc>
@@ -4163,57 +4644,55 @@
           </w:tcPr>
           <w:p>
             <w:r>
-              <w:t>Audit Entry</w:t>
-            </w:r>
-          </w:p>
-        </w:tc>
-        <w:tc>
-          <w:tcPr>
-            <w:tcW w:type="dxa" w:w="1440"/>
-          </w:tcPr>
-          <w:p>
-            <w:r>
-              <w:t>action</w:t>
-            </w:r>
-          </w:p>
-        </w:tc>
-        <w:tc>
-          <w:tcPr>
-            <w:tcW w:type="dxa" w:w="1440"/>
-          </w:tcPr>
-          <w:p>
-            <w:r>
-              <w:t>string</w:t>
-            </w:r>
-          </w:p>
-        </w:tc>
-        <w:tc>
-          <w:tcPr>
-            <w:tcW w:type="dxa" w:w="1440"/>
-          </w:tcPr>
-          <w:p>
-            <w:r>
-              <w:t>UPPER_SNAKE_CASE verb + noun</w:t>
-            </w:r>
-          </w:p>
-        </w:tc>
-        <w:tc>
-          <w:tcPr>
-            <w:tcW w:type="dxa" w:w="1440"/>
-          </w:tcPr>
-          <w:p>
-            <w:r>
-              <w:t>50</w:t>
-            </w:r>
-          </w:p>
-        </w:tc>
-        <w:tc>
-          <w:tcPr>
-            <w:tcW w:type="dxa" w:w="1440"/>
-          </w:tcPr>
-          <w:p>
-            <w:r>
-              <w:t>ACCOUNT_ACTIVATED</w:t>
+              <w:t>Session</w:t>
+            </w:r>
+          </w:p>
+        </w:tc>
+        <w:tc>
+          <w:tcPr>
+            <w:tcW w:type="dxa" w:w="1440"/>
+          </w:tcPr>
+          <w:p>
+            <w:r>
+              <w:t>expires_at</w:t>
+            </w:r>
+          </w:p>
+        </w:tc>
+        <w:tc>
+          <w:tcPr>
+            <w:tcW w:type="dxa" w:w="1440"/>
+          </w:tcPr>
+          <w:p>
+            <w:r>
+              <w:t>datetime</w:t>
+            </w:r>
+          </w:p>
+        </w:tc>
+        <w:tc>
+          <w:tcPr>
+            <w:tcW w:type="dxa" w:w="1440"/>
+          </w:tcPr>
+          <w:p>
+            <w:r>
+              <w:t>ISO 8601 UTC</w:t>
+            </w:r>
+          </w:p>
+        </w:tc>
+        <w:tc>
+          <w:tcPr>
+            <w:tcW w:type="dxa" w:w="1440"/>
+          </w:tcPr>
+          <w:p>
+            <w:r/>
+          </w:p>
+        </w:tc>
+        <w:tc>
+          <w:tcPr>
+            <w:tcW w:type="dxa" w:w="1440"/>
+          </w:tcPr>
+          <w:p>
+            <w:r>
+              <w:t>2026-09-08T10:30:00Z</w:t>
             </w:r>
           </w:p>
         </w:tc>
@@ -4225,17 +4704,17 @@
           </w:tcPr>
           <w:p>
             <w:r>
-              <w:t>Audit Entry</w:t>
-            </w:r>
-          </w:p>
-        </w:tc>
-        <w:tc>
-          <w:tcPr>
-            <w:tcW w:type="dxa" w:w="1440"/>
-          </w:tcPr>
-          <w:p>
-            <w:r>
-              <w:t>entity_type</w:t>
+              <w:t>Statement</w:t>
+            </w:r>
+          </w:p>
+        </w:tc>
+        <w:tc>
+          <w:tcPr>
+            <w:tcW w:type="dxa" w:w="1440"/>
+          </w:tcPr>
+          <w:p>
+            <w:r>
+              <w:t>statement_id</w:t>
             </w:r>
           </w:p>
         </w:tc>
@@ -4255,27 +4734,27 @@
           </w:tcPr>
           <w:p>
             <w:r>
-              <w:t>ACCOUNT | KYC | TRANSACTION | SESSION</w:t>
-            </w:r>
-          </w:p>
-        </w:tc>
-        <w:tc>
-          <w:tcPr>
-            <w:tcW w:type="dxa" w:w="1440"/>
-          </w:tcPr>
-          <w:p>
-            <w:r>
-              <w:t>12</w:t>
-            </w:r>
-          </w:p>
-        </w:tc>
-        <w:tc>
-          <w:tcPr>
-            <w:tcW w:type="dxa" w:w="1440"/>
-          </w:tcPr>
-          <w:p>
-            <w:r>
-              <w:t>ACCOUNT</w:t>
+              <w:t>STMT-&lt;10-digit&gt;</w:t>
+            </w:r>
+          </w:p>
+        </w:tc>
+        <w:tc>
+          <w:tcPr>
+            <w:tcW w:type="dxa" w:w="1440"/>
+          </w:tcPr>
+          <w:p>
+            <w:r>
+              <w:t>15</w:t>
+            </w:r>
+          </w:p>
+        </w:tc>
+        <w:tc>
+          <w:tcPr>
+            <w:tcW w:type="dxa" w:w="1440"/>
+          </w:tcPr>
+          <w:p>
+            <w:r>
+              <w:t>STMT-0000000001</w:t>
             </w:r>
           </w:p>
         </w:tc>
@@ -4287,17 +4766,17 @@
           </w:tcPr>
           <w:p>
             <w:r>
-              <w:t>Audit Entry</w:t>
-            </w:r>
-          </w:p>
-        </w:tc>
-        <w:tc>
-          <w:tcPr>
-            <w:tcW w:type="dxa" w:w="1440"/>
-          </w:tcPr>
-          <w:p>
-            <w:r>
-              <w:t>entity_id</w:t>
+              <w:t>Statement</w:t>
+            </w:r>
+          </w:p>
+        </w:tc>
+        <w:tc>
+          <w:tcPr>
+            <w:tcW w:type="dxa" w:w="1440"/>
+          </w:tcPr>
+          <w:p>
+            <w:r>
+              <w:t>account_id</w:t>
             </w:r>
           </w:p>
         </w:tc>
@@ -4317,27 +4796,27 @@
           </w:tcPr>
           <w:p>
             <w:r>
-              <w:t>entity-specific id format</w:t>
-            </w:r>
-          </w:p>
-        </w:tc>
-        <w:tc>
-          <w:tcPr>
-            <w:tcW w:type="dxa" w:w="1440"/>
-          </w:tcPr>
-          <w:p>
-            <w:r>
-              <w:t>20</w:t>
-            </w:r>
-          </w:p>
-        </w:tc>
-        <w:tc>
-          <w:tcPr>
-            <w:tcW w:type="dxa" w:w="1440"/>
-          </w:tcPr>
-          <w:p>
-            <w:r>
-              <w:t>ACC-001</w:t>
+              <w:t>ACC-&lt;6-digit&gt;</w:t>
+            </w:r>
+          </w:p>
+        </w:tc>
+        <w:tc>
+          <w:tcPr>
+            <w:tcW w:type="dxa" w:w="1440"/>
+          </w:tcPr>
+          <w:p>
+            <w:r>
+              <w:t>10</w:t>
+            </w:r>
+          </w:p>
+        </w:tc>
+        <w:tc>
+          <w:tcPr>
+            <w:tcW w:type="dxa" w:w="1440"/>
+          </w:tcPr>
+          <w:p>
+            <w:r>
+              <w:t>ACC-000001</w:t>
             </w:r>
           </w:p>
         </w:tc>
@@ -4349,57 +4828,55 @@
           </w:tcPr>
           <w:p>
             <w:r>
-              <w:t>Audit Entry</w:t>
-            </w:r>
-          </w:p>
-        </w:tc>
-        <w:tc>
-          <w:tcPr>
-            <w:tcW w:type="dxa" w:w="1440"/>
-          </w:tcPr>
-          <w:p>
-            <w:r>
-              <w:t>detail</w:t>
-            </w:r>
-          </w:p>
-        </w:tc>
-        <w:tc>
-          <w:tcPr>
-            <w:tcW w:type="dxa" w:w="1440"/>
-          </w:tcPr>
-          <w:p>
-            <w:r>
-              <w:t>string</w:t>
-            </w:r>
-          </w:p>
-        </w:tc>
-        <w:tc>
-          <w:tcPr>
-            <w:tcW w:type="dxa" w:w="1440"/>
-          </w:tcPr>
-          <w:p>
-            <w:r>
-              <w:t>free text JSON</w:t>
-            </w:r>
-          </w:p>
-        </w:tc>
-        <w:tc>
-          <w:tcPr>
-            <w:tcW w:type="dxa" w:w="1440"/>
-          </w:tcPr>
-          <w:p>
-            <w:r>
-              <w:t>500</w:t>
-            </w:r>
-          </w:p>
-        </w:tc>
-        <w:tc>
-          <w:tcPr>
-            <w:tcW w:type="dxa" w:w="1440"/>
-          </w:tcPr>
-          <w:p>
-            <w:r>
-              <w:t>{"from": "PENDING", "to": "ACTIVE"}</w:t>
+              <w:t>Statement</w:t>
+            </w:r>
+          </w:p>
+        </w:tc>
+        <w:tc>
+          <w:tcPr>
+            <w:tcW w:type="dxa" w:w="1440"/>
+          </w:tcPr>
+          <w:p>
+            <w:r>
+              <w:t>period_start</w:t>
+            </w:r>
+          </w:p>
+        </w:tc>
+        <w:tc>
+          <w:tcPr>
+            <w:tcW w:type="dxa" w:w="1440"/>
+          </w:tcPr>
+          <w:p>
+            <w:r>
+              <w:t>date</w:t>
+            </w:r>
+          </w:p>
+        </w:tc>
+        <w:tc>
+          <w:tcPr>
+            <w:tcW w:type="dxa" w:w="1440"/>
+          </w:tcPr>
+          <w:p>
+            <w:r>
+              <w:t>ISO 8601</w:t>
+            </w:r>
+          </w:p>
+        </w:tc>
+        <w:tc>
+          <w:tcPr>
+            <w:tcW w:type="dxa" w:w="1440"/>
+          </w:tcPr>
+          <w:p>
+            <w:r/>
+          </w:p>
+        </w:tc>
+        <w:tc>
+          <w:tcPr>
+            <w:tcW w:type="dxa" w:w="1440"/>
+          </w:tcPr>
+          <w:p>
+            <w:r>
+              <w:t>2026-08-01</w:t>
             </w:r>
           </w:p>
         </w:tc>
@@ -4411,6 +4888,186 @@
           </w:tcPr>
           <w:p>
             <w:r>
+              <w:t>Statement</w:t>
+            </w:r>
+          </w:p>
+        </w:tc>
+        <w:tc>
+          <w:tcPr>
+            <w:tcW w:type="dxa" w:w="1440"/>
+          </w:tcPr>
+          <w:p>
+            <w:r>
+              <w:t>period_end</w:t>
+            </w:r>
+          </w:p>
+        </w:tc>
+        <w:tc>
+          <w:tcPr>
+            <w:tcW w:type="dxa" w:w="1440"/>
+          </w:tcPr>
+          <w:p>
+            <w:r>
+              <w:t>date</w:t>
+            </w:r>
+          </w:p>
+        </w:tc>
+        <w:tc>
+          <w:tcPr>
+            <w:tcW w:type="dxa" w:w="1440"/>
+          </w:tcPr>
+          <w:p>
+            <w:r>
+              <w:t>ISO 8601</w:t>
+            </w:r>
+          </w:p>
+        </w:tc>
+        <w:tc>
+          <w:tcPr>
+            <w:tcW w:type="dxa" w:w="1440"/>
+          </w:tcPr>
+          <w:p>
+            <w:r/>
+          </w:p>
+        </w:tc>
+        <w:tc>
+          <w:tcPr>
+            <w:tcW w:type="dxa" w:w="1440"/>
+          </w:tcPr>
+          <w:p>
+            <w:r>
+              <w:t>2026-08-31</w:t>
+            </w:r>
+          </w:p>
+        </w:tc>
+      </w:tr>
+      <w:tr>
+        <w:tc>
+          <w:tcPr>
+            <w:tcW w:type="dxa" w:w="1440"/>
+          </w:tcPr>
+          <w:p>
+            <w:r>
+              <w:t>Statement</w:t>
+            </w:r>
+          </w:p>
+        </w:tc>
+        <w:tc>
+          <w:tcPr>
+            <w:tcW w:type="dxa" w:w="1440"/>
+          </w:tcPr>
+          <w:p>
+            <w:r>
+              <w:t>generated_at</w:t>
+            </w:r>
+          </w:p>
+        </w:tc>
+        <w:tc>
+          <w:tcPr>
+            <w:tcW w:type="dxa" w:w="1440"/>
+          </w:tcPr>
+          <w:p>
+            <w:r>
+              <w:t>datetime</w:t>
+            </w:r>
+          </w:p>
+        </w:tc>
+        <w:tc>
+          <w:tcPr>
+            <w:tcW w:type="dxa" w:w="1440"/>
+          </w:tcPr>
+          <w:p>
+            <w:r>
+              <w:t>ISO 8601 UTC</w:t>
+            </w:r>
+          </w:p>
+        </w:tc>
+        <w:tc>
+          <w:tcPr>
+            <w:tcW w:type="dxa" w:w="1440"/>
+          </w:tcPr>
+          <w:p>
+            <w:r/>
+          </w:p>
+        </w:tc>
+        <w:tc>
+          <w:tcPr>
+            <w:tcW w:type="dxa" w:w="1440"/>
+          </w:tcPr>
+          <w:p>
+            <w:r>
+              <w:t>2026-09-01T00:00:00Z</w:t>
+            </w:r>
+          </w:p>
+        </w:tc>
+      </w:tr>
+      <w:tr>
+        <w:tc>
+          <w:tcPr>
+            <w:tcW w:type="dxa" w:w="1440"/>
+          </w:tcPr>
+          <w:p>
+            <w:r>
+              <w:t>Statement</w:t>
+            </w:r>
+          </w:p>
+        </w:tc>
+        <w:tc>
+          <w:tcPr>
+            <w:tcW w:type="dxa" w:w="1440"/>
+          </w:tcPr>
+          <w:p>
+            <w:r>
+              <w:t>format</w:t>
+            </w:r>
+          </w:p>
+        </w:tc>
+        <w:tc>
+          <w:tcPr>
+            <w:tcW w:type="dxa" w:w="1440"/>
+          </w:tcPr>
+          <w:p>
+            <w:r>
+              <w:t>enum</w:t>
+            </w:r>
+          </w:p>
+        </w:tc>
+        <w:tc>
+          <w:tcPr>
+            <w:tcW w:type="dxa" w:w="1440"/>
+          </w:tcPr>
+          <w:p>
+            <w:r>
+              <w:t>PDF | CSV</w:t>
+            </w:r>
+          </w:p>
+        </w:tc>
+        <w:tc>
+          <w:tcPr>
+            <w:tcW w:type="dxa" w:w="1440"/>
+          </w:tcPr>
+          <w:p>
+            <w:r/>
+          </w:p>
+        </w:tc>
+        <w:tc>
+          <w:tcPr>
+            <w:tcW w:type="dxa" w:w="1440"/>
+          </w:tcPr>
+          <w:p>
+            <w:r>
+              <w:t>PDF</w:t>
+            </w:r>
+          </w:p>
+        </w:tc>
+      </w:tr>
+      <w:tr>
+        <w:tc>
+          <w:tcPr>
+            <w:tcW w:type="dxa" w:w="1440"/>
+          </w:tcPr>
+          <w:p>
+            <w:r>
               <w:t>Audit Entry</w:t>
             </w:r>
           </w:p>
@@ -4421,6 +5078,498 @@
           </w:tcPr>
           <w:p>
             <w:r>
+              <w:t>audit_id</w:t>
+            </w:r>
+          </w:p>
+        </w:tc>
+        <w:tc>
+          <w:tcPr>
+            <w:tcW w:type="dxa" w:w="1440"/>
+          </w:tcPr>
+          <w:p>
+            <w:r>
+              <w:t>string</w:t>
+            </w:r>
+          </w:p>
+        </w:tc>
+        <w:tc>
+          <w:tcPr>
+            <w:tcW w:type="dxa" w:w="1440"/>
+          </w:tcPr>
+          <w:p>
+            <w:r>
+              <w:t>AUD-&lt;10-digit&gt;</w:t>
+            </w:r>
+          </w:p>
+        </w:tc>
+        <w:tc>
+          <w:tcPr>
+            <w:tcW w:type="dxa" w:w="1440"/>
+          </w:tcPr>
+          <w:p>
+            <w:r>
+              <w:t>14</w:t>
+            </w:r>
+          </w:p>
+        </w:tc>
+        <w:tc>
+          <w:tcPr>
+            <w:tcW w:type="dxa" w:w="1440"/>
+          </w:tcPr>
+          <w:p>
+            <w:r>
+              <w:t>AUD-0000000001</w:t>
+            </w:r>
+          </w:p>
+        </w:tc>
+      </w:tr>
+      <w:tr>
+        <w:tc>
+          <w:tcPr>
+            <w:tcW w:type="dxa" w:w="1440"/>
+          </w:tcPr>
+          <w:p>
+            <w:r>
+              <w:t>Audit Entry</w:t>
+            </w:r>
+          </w:p>
+        </w:tc>
+        <w:tc>
+          <w:tcPr>
+            <w:tcW w:type="dxa" w:w="1440"/>
+          </w:tcPr>
+          <w:p>
+            <w:r>
+              <w:t>entity_type</w:t>
+            </w:r>
+          </w:p>
+        </w:tc>
+        <w:tc>
+          <w:tcPr>
+            <w:tcW w:type="dxa" w:w="1440"/>
+          </w:tcPr>
+          <w:p>
+            <w:r>
+              <w:t>enum</w:t>
+            </w:r>
+          </w:p>
+        </w:tc>
+        <w:tc>
+          <w:tcPr>
+            <w:tcW w:type="dxa" w:w="1440"/>
+          </w:tcPr>
+          <w:p>
+            <w:r>
+              <w:t>CUSTOMER | ACCOUNT | TRANSACTION | KYC</w:t>
+            </w:r>
+          </w:p>
+        </w:tc>
+        <w:tc>
+          <w:tcPr>
+            <w:tcW w:type="dxa" w:w="1440"/>
+          </w:tcPr>
+          <w:p>
+            <w:r/>
+          </w:p>
+        </w:tc>
+        <w:tc>
+          <w:tcPr>
+            <w:tcW w:type="dxa" w:w="1440"/>
+          </w:tcPr>
+          <w:p>
+            <w:r>
+              <w:t>ACCOUNT</w:t>
+            </w:r>
+          </w:p>
+        </w:tc>
+      </w:tr>
+      <w:tr>
+        <w:tc>
+          <w:tcPr>
+            <w:tcW w:type="dxa" w:w="1440"/>
+          </w:tcPr>
+          <w:p>
+            <w:r>
+              <w:t>Audit Entry</w:t>
+            </w:r>
+          </w:p>
+        </w:tc>
+        <w:tc>
+          <w:tcPr>
+            <w:tcW w:type="dxa" w:w="1440"/>
+          </w:tcPr>
+          <w:p>
+            <w:r>
+              <w:t>entity_id</w:t>
+            </w:r>
+          </w:p>
+        </w:tc>
+        <w:tc>
+          <w:tcPr>
+            <w:tcW w:type="dxa" w:w="1440"/>
+          </w:tcPr>
+          <w:p>
+            <w:r>
+              <w:t>string</w:t>
+            </w:r>
+          </w:p>
+        </w:tc>
+        <w:tc>
+          <w:tcPr>
+            <w:tcW w:type="dxa" w:w="1440"/>
+          </w:tcPr>
+          <w:p>
+            <w:r>
+              <w:t>matching entity id</w:t>
+            </w:r>
+          </w:p>
+        </w:tc>
+        <w:tc>
+          <w:tcPr>
+            <w:tcW w:type="dxa" w:w="1440"/>
+          </w:tcPr>
+          <w:p>
+            <w:r>
+              <w:t>20</w:t>
+            </w:r>
+          </w:p>
+        </w:tc>
+        <w:tc>
+          <w:tcPr>
+            <w:tcW w:type="dxa" w:w="1440"/>
+          </w:tcPr>
+          <w:p>
+            <w:r>
+              <w:t>ACC-000001</w:t>
+            </w:r>
+          </w:p>
+        </w:tc>
+      </w:tr>
+      <w:tr>
+        <w:tc>
+          <w:tcPr>
+            <w:tcW w:type="dxa" w:w="1440"/>
+          </w:tcPr>
+          <w:p>
+            <w:r>
+              <w:t>Audit Entry</w:t>
+            </w:r>
+          </w:p>
+        </w:tc>
+        <w:tc>
+          <w:tcPr>
+            <w:tcW w:type="dxa" w:w="1440"/>
+          </w:tcPr>
+          <w:p>
+            <w:r>
+              <w:t>action</w:t>
+            </w:r>
+          </w:p>
+        </w:tc>
+        <w:tc>
+          <w:tcPr>
+            <w:tcW w:type="dxa" w:w="1440"/>
+          </w:tcPr>
+          <w:p>
+            <w:r>
+              <w:t>string</w:t>
+            </w:r>
+          </w:p>
+        </w:tc>
+        <w:tc>
+          <w:tcPr>
+            <w:tcW w:type="dxa" w:w="1440"/>
+          </w:tcPr>
+          <w:p>
+            <w:r>
+              <w:t>KYC_DECISION | ACCOUNT_ACTIVATE | ACCOUNT_FREEZE | TRANSFER</w:t>
+            </w:r>
+          </w:p>
+        </w:tc>
+        <w:tc>
+          <w:tcPr>
+            <w:tcW w:type="dxa" w:w="1440"/>
+          </w:tcPr>
+          <w:p>
+            <w:r>
+              <w:t>50</w:t>
+            </w:r>
+          </w:p>
+        </w:tc>
+        <w:tc>
+          <w:tcPr>
+            <w:tcW w:type="dxa" w:w="1440"/>
+          </w:tcPr>
+          <w:p>
+            <w:r>
+              <w:t>ACCOUNT_ACTIVATE</w:t>
+            </w:r>
+          </w:p>
+        </w:tc>
+      </w:tr>
+      <w:tr>
+        <w:tc>
+          <w:tcPr>
+            <w:tcW w:type="dxa" w:w="1440"/>
+          </w:tcPr>
+          <w:p>
+            <w:r>
+              <w:t>Audit Entry</w:t>
+            </w:r>
+          </w:p>
+        </w:tc>
+        <w:tc>
+          <w:tcPr>
+            <w:tcW w:type="dxa" w:w="1440"/>
+          </w:tcPr>
+          <w:p>
+            <w:r>
+              <w:t>actor_id</w:t>
+            </w:r>
+          </w:p>
+        </w:tc>
+        <w:tc>
+          <w:tcPr>
+            <w:tcW w:type="dxa" w:w="1440"/>
+          </w:tcPr>
+          <w:p>
+            <w:r>
+              <w:t>string</w:t>
+            </w:r>
+          </w:p>
+        </w:tc>
+        <w:tc>
+          <w:tcPr>
+            <w:tcW w:type="dxa" w:w="1440"/>
+          </w:tcPr>
+          <w:p>
+            <w:r>
+              <w:t>user/agent id</w:t>
+            </w:r>
+          </w:p>
+        </w:tc>
+        <w:tc>
+          <w:tcPr>
+            <w:tcW w:type="dxa" w:w="1440"/>
+          </w:tcPr>
+          <w:p>
+            <w:r>
+              <w:t>60</w:t>
+            </w:r>
+          </w:p>
+        </w:tc>
+        <w:tc>
+          <w:tcPr>
+            <w:tcW w:type="dxa" w:w="1440"/>
+          </w:tcPr>
+          <w:p>
+            <w:r>
+              <w:t>USER-9001</w:t>
+            </w:r>
+          </w:p>
+        </w:tc>
+      </w:tr>
+      <w:tr>
+        <w:tc>
+          <w:tcPr>
+            <w:tcW w:type="dxa" w:w="1440"/>
+          </w:tcPr>
+          <w:p>
+            <w:r>
+              <w:t>Audit Entry</w:t>
+            </w:r>
+          </w:p>
+        </w:tc>
+        <w:tc>
+          <w:tcPr>
+            <w:tcW w:type="dxa" w:w="1440"/>
+          </w:tcPr>
+          <w:p>
+            <w:r>
+              <w:t>actor_role</w:t>
+            </w:r>
+          </w:p>
+        </w:tc>
+        <w:tc>
+          <w:tcPr>
+            <w:tcW w:type="dxa" w:w="1440"/>
+          </w:tcPr>
+          <w:p>
+            <w:r>
+              <w:t>enum</w:t>
+            </w:r>
+          </w:p>
+        </w:tc>
+        <w:tc>
+          <w:tcPr>
+            <w:tcW w:type="dxa" w:w="1440"/>
+          </w:tcPr>
+          <w:p>
+            <w:r>
+              <w:t>CUSTOMER | BANK_OPS</w:t>
+            </w:r>
+          </w:p>
+        </w:tc>
+        <w:tc>
+          <w:tcPr>
+            <w:tcW w:type="dxa" w:w="1440"/>
+          </w:tcPr>
+          <w:p>
+            <w:r/>
+          </w:p>
+        </w:tc>
+        <w:tc>
+          <w:tcPr>
+            <w:tcW w:type="dxa" w:w="1440"/>
+          </w:tcPr>
+          <w:p>
+            <w:r>
+              <w:t>BANK_OPS</w:t>
+            </w:r>
+          </w:p>
+        </w:tc>
+      </w:tr>
+      <w:tr>
+        <w:tc>
+          <w:tcPr>
+            <w:tcW w:type="dxa" w:w="1440"/>
+          </w:tcPr>
+          <w:p>
+            <w:r>
+              <w:t>Audit Entry</w:t>
+            </w:r>
+          </w:p>
+        </w:tc>
+        <w:tc>
+          <w:tcPr>
+            <w:tcW w:type="dxa" w:w="1440"/>
+          </w:tcPr>
+          <w:p>
+            <w:r>
+              <w:t>before_state</w:t>
+            </w:r>
+          </w:p>
+        </w:tc>
+        <w:tc>
+          <w:tcPr>
+            <w:tcW w:type="dxa" w:w="1440"/>
+          </w:tcPr>
+          <w:p>
+            <w:r>
+              <w:t>string</w:t>
+            </w:r>
+          </w:p>
+        </w:tc>
+        <w:tc>
+          <w:tcPr>
+            <w:tcW w:type="dxa" w:w="1440"/>
+          </w:tcPr>
+          <w:p>
+            <w:r>
+              <w:t>previous state</w:t>
+            </w:r>
+          </w:p>
+        </w:tc>
+        <w:tc>
+          <w:tcPr>
+            <w:tcW w:type="dxa" w:w="1440"/>
+          </w:tcPr>
+          <w:p>
+            <w:r>
+              <w:t>20</w:t>
+            </w:r>
+          </w:p>
+        </w:tc>
+        <w:tc>
+          <w:tcPr>
+            <w:tcW w:type="dxa" w:w="1440"/>
+          </w:tcPr>
+          <w:p>
+            <w:r>
+              <w:t>PENDING</w:t>
+            </w:r>
+          </w:p>
+        </w:tc>
+      </w:tr>
+      <w:tr>
+        <w:tc>
+          <w:tcPr>
+            <w:tcW w:type="dxa" w:w="1440"/>
+          </w:tcPr>
+          <w:p>
+            <w:r>
+              <w:t>Audit Entry</w:t>
+            </w:r>
+          </w:p>
+        </w:tc>
+        <w:tc>
+          <w:tcPr>
+            <w:tcW w:type="dxa" w:w="1440"/>
+          </w:tcPr>
+          <w:p>
+            <w:r>
+              <w:t>after_state</w:t>
+            </w:r>
+          </w:p>
+        </w:tc>
+        <w:tc>
+          <w:tcPr>
+            <w:tcW w:type="dxa" w:w="1440"/>
+          </w:tcPr>
+          <w:p>
+            <w:r>
+              <w:t>string</w:t>
+            </w:r>
+          </w:p>
+        </w:tc>
+        <w:tc>
+          <w:tcPr>
+            <w:tcW w:type="dxa" w:w="1440"/>
+          </w:tcPr>
+          <w:p>
+            <w:r>
+              <w:t>new state</w:t>
+            </w:r>
+          </w:p>
+        </w:tc>
+        <w:tc>
+          <w:tcPr>
+            <w:tcW w:type="dxa" w:w="1440"/>
+          </w:tcPr>
+          <w:p>
+            <w:r>
+              <w:t>20</w:t>
+            </w:r>
+          </w:p>
+        </w:tc>
+        <w:tc>
+          <w:tcPr>
+            <w:tcW w:type="dxa" w:w="1440"/>
+          </w:tcPr>
+          <w:p>
+            <w:r>
+              <w:t>ACTIVE</w:t>
+            </w:r>
+          </w:p>
+        </w:tc>
+      </w:tr>
+      <w:tr>
+        <w:tc>
+          <w:tcPr>
+            <w:tcW w:type="dxa" w:w="1440"/>
+          </w:tcPr>
+          <w:p>
+            <w:r>
+              <w:t>Audit Entry</w:t>
+            </w:r>
+          </w:p>
+        </w:tc>
+        <w:tc>
+          <w:tcPr>
+            <w:tcW w:type="dxa" w:w="1440"/>
+          </w:tcPr>
+          <w:p>
+            <w:r>
               <w:t>timestamp</w:t>
             </w:r>
           </w:p>
@@ -4441,27 +5590,25 @@
           </w:tcPr>
           <w:p>
             <w:r>
-              <w:t>ISO 8601 RFC3339</w:t>
-            </w:r>
-          </w:p>
-        </w:tc>
-        <w:tc>
-          <w:tcPr>
-            <w:tcW w:type="dxa" w:w="1440"/>
-          </w:tcPr>
-          <w:p>
-            <w:r>
-              <w:t>29</w:t>
-            </w:r>
-          </w:p>
-        </w:tc>
-        <w:tc>
-          <w:tcPr>
-            <w:tcW w:type="dxa" w:w="1440"/>
-          </w:tcPr>
-          <w:p>
-            <w:r>
-              <w:t>2026-09-08T10:05:30Z</w:t>
+              <w:t>ISO 8601 UTC</w:t>
+            </w:r>
+          </w:p>
+        </w:tc>
+        <w:tc>
+          <w:tcPr>
+            <w:tcW w:type="dxa" w:w="1440"/>
+          </w:tcPr>
+          <w:p>
+            <w:r/>
+          </w:p>
+        </w:tc>
+        <w:tc>
+          <w:tcPr>
+            <w:tcW w:type="dxa" w:w="1440"/>
+          </w:tcPr>
+          <w:p>
+            <w:r>
+              <w:t>2026-09-08T12:00:05Z</w:t>
             </w:r>
           </w:p>
         </w:tc>
@@ -4483,7 +5630,18 @@
         <w:t xml:space="preserve">Account: </w:t>
       </w:r>
       <w:r>
-        <w:t>PENDING → ACTIVE → FROZEN → CLOSED</w:t>
+        <w:t>PENDING → ACTIVE → FROZEN</w:t>
+      </w:r>
+    </w:p>
+    <w:p>
+      <w:r>
+        <w:rPr>
+          <w:b/>
+        </w:rPr>
+        <w:t xml:space="preserve">Transaction: </w:t>
+      </w:r>
+      <w:r>
+        <w:t>PENDING → COMPLETED → FAILED</w:t>
       </w:r>
     </w:p>
     <w:p>
@@ -4494,18 +5652,7 @@
         <w:t xml:space="preserve">KYC Record: </w:t>
       </w:r>
       <w:r>
-        <w:t>SUBMITTED → IN_REVIEW → APPROVED → REJECTED</w:t>
-      </w:r>
-    </w:p>
-    <w:p>
-      <w:r>
-        <w:rPr>
-          <w:b/>
-        </w:rPr>
-        <w:t xml:space="preserve">Transaction: </w:t>
-      </w:r>
-      <w:r>
-        <w:t>PENDING → COMPLETED → FAILED → REVERSED</w:t>
+        <w:t>PENDING → APPROVED → REJECTED</w:t>
       </w:r>
     </w:p>
     <w:p>
@@ -4516,7 +5663,7 @@
         <w:t xml:space="preserve">Session: </w:t>
       </w:r>
       <w:r>
-        <w:t>ACTIVE → EXPIRED → LOGGED_OUT</w:t>
+        <w:t>ACTIVE → EXPIRED → TERMINATED</w:t>
       </w:r>
     </w:p>
     <w:p>
@@ -4527,7 +5674,7 @@
         <w:t xml:space="preserve">Customer: </w:t>
       </w:r>
       <w:r>
-        <w:t>PENDING_KYC → KYC_SUBMITTED → ACTIVE → SUSPENDED</w:t>
+        <w:t>REGISTERED → KYC_SUBMITTED → KYC_APPROVED → KYC_REJECTED</w:t>
       </w:r>
     </w:p>
     <w:p>
@@ -4649,47 +5796,47 @@
           </w:tcPr>
           <w:p>
             <w:r>
-              <w:t>OQ-002</w:t>
-            </w:r>
-          </w:p>
-        </w:tc>
-        <w:tc>
-          <w:tcPr>
-            <w:tcW w:type="dxa" w:w="1440"/>
-          </w:tcPr>
-          <w:p>
-            <w:r>
-              <w:t>MIN_BALANCE - 0.01</w:t>
-            </w:r>
-          </w:p>
-        </w:tc>
-        <w:tc>
-          <w:tcPr>
-            <w:tcW w:type="dxa" w:w="1440"/>
-          </w:tcPr>
-          <w:p>
-            <w:r>
-              <w:t>MIN_BALANCE</w:t>
-            </w:r>
-          </w:p>
-        </w:tc>
-        <w:tc>
-          <w:tcPr>
-            <w:tcW w:type="dxa" w:w="1440"/>
-          </w:tcPr>
-          <w:p>
-            <w:r>
-              <w:t>MIN_BALANCE + 0.01</w:t>
-            </w:r>
-          </w:p>
-        </w:tc>
-        <w:tc>
-          <w:tcPr>
-            <w:tcW w:type="dxa" w:w="1440"/>
-          </w:tcPr>
-          <w:p>
-            <w:r>
-              <w:t>ERR-011</w:t>
+              <w:t>OQ-001</w:t>
+            </w:r>
+          </w:p>
+        </w:tc>
+        <w:tc>
+          <w:tcPr>
+            <w:tcW w:type="dxa" w:w="1440"/>
+          </w:tcPr>
+          <w:p>
+            <w:r>
+              <w:t>balance ends below minimum balance -&gt; to proceed requires deposit; transfer rejected</w:t>
+            </w:r>
+          </w:p>
+        </w:tc>
+        <w:tc>
+          <w:tcPr>
+            <w:tcW w:type="dxa" w:w="1440"/>
+          </w:tcPr>
+          <w:p>
+            <w:r>
+              <w:t>balance at exactly minimum balance -&gt; transfer of zero net allowed, no further debit permitted</w:t>
+            </w:r>
+          </w:p>
+        </w:tc>
+        <w:tc>
+          <w:tcPr>
+            <w:tcW w:type="dxa" w:w="1440"/>
+          </w:tcPr>
+          <w:p>
+            <w:r>
+              <w:t>balance above minimum balance -&gt; transfer permitted up to available balance</w:t>
+            </w:r>
+          </w:p>
+        </w:tc>
+        <w:tc>
+          <w:tcPr>
+            <w:tcW w:type="dxa" w:w="1440"/>
+          </w:tcPr>
+          <w:p>
+            <w:r>
+              <w:t>ERR-009</w:t>
             </w:r>
           </w:p>
         </w:tc>
@@ -4711,47 +5858,47 @@
           </w:tcPr>
           <w:p>
             <w:r>
-              <w:t>OQ-003</w:t>
-            </w:r>
-          </w:p>
-        </w:tc>
-        <w:tc>
-          <w:tcPr>
-            <w:tcW w:type="dxa" w:w="1440"/>
-          </w:tcPr>
-          <w:p>
-            <w:r>
-              <w:t>DAILY_CAP - 0.01</w:t>
-            </w:r>
-          </w:p>
-        </w:tc>
-        <w:tc>
-          <w:tcPr>
-            <w:tcW w:type="dxa" w:w="1440"/>
-          </w:tcPr>
-          <w:p>
-            <w:r>
-              <w:t>DAILY_CAP</w:t>
-            </w:r>
-          </w:p>
-        </w:tc>
-        <w:tc>
-          <w:tcPr>
-            <w:tcW w:type="dxa" w:w="1440"/>
-          </w:tcPr>
-          <w:p>
-            <w:r>
-              <w:t>DAILY_CAP + 0.01</w:t>
-            </w:r>
-          </w:p>
-        </w:tc>
-        <w:tc>
-          <w:tcPr>
-            <w:tcW w:type="dxa" w:w="1440"/>
-          </w:tcPr>
-          <w:p>
-            <w:r>
-              <w:t>ERR-014</w:t>
+              <w:t>OQ-002</w:t>
+            </w:r>
+          </w:p>
+        </w:tc>
+        <w:tc>
+          <w:tcPr>
+            <w:tcW w:type="dxa" w:w="1440"/>
+          </w:tcPr>
+          <w:p>
+            <w:r>
+              <w:t>cumulative transfers below daily cap -&gt; permitted</w:t>
+            </w:r>
+          </w:p>
+        </w:tc>
+        <w:tc>
+          <w:tcPr>
+            <w:tcW w:type="dxa" w:w="1440"/>
+          </w:tcPr>
+          <w:p>
+            <w:r>
+              <w:t>cumulative transfers at exactly daily cap -&gt; permitted</w:t>
+            </w:r>
+          </w:p>
+        </w:tc>
+        <w:tc>
+          <w:tcPr>
+            <w:tcW w:type="dxa" w:w="1440"/>
+          </w:tcPr>
+          <w:p>
+            <w:r>
+              <w:t>cumulative transfers exceed daily cap -&gt; rejected</w:t>
+            </w:r>
+          </w:p>
+        </w:tc>
+        <w:tc>
+          <w:tcPr>
+            <w:tcW w:type="dxa" w:w="1440"/>
+          </w:tcPr>
+          <w:p>
+            <w:r>
+              <w:t>ERR-010</w:t>
             </w:r>
           </w:p>
         </w:tc>
@@ -4882,7 +6029,7 @@
           </w:tcPr>
           <w:p>
             <w:r>
-              <w:t>The Aadhaar number you entered is not valid. It must be exactly 12 digits. Please check the number and try again.</w:t>
+              <w:t>The Aadhaar number you entered is not in the expected 12-digit format. Please check the value and try again.</w:t>
             </w:r>
           </w:p>
         </w:tc>
@@ -4892,7 +6039,7 @@
           </w:tcPr>
           <w:p>
             <w:r>
-              <w:t>Boundary triple: below (11 digits), at (12 digits valid), above (13 digits). Format: 12 digits with optional spaces.</w:t>
+              <w:t>Format check only per BR-003; no external verification is performed in v1.</w:t>
             </w:r>
           </w:p>
         </w:tc>
@@ -4934,7 +6081,7 @@
           </w:tcPr>
           <w:p>
             <w:r>
-              <w:t>The PAN number you entered is not valid. It must be exactly 10 characters in the format AAAAA####A (5 letters, 4 digits, 1 letter). Please check and re-enter.</w:t>
+              <w:t>The PAN you entered is not in the expected 10-character format (letters followed by digits ending in a letter). Please check the value and try again.</w:t>
             </w:r>
           </w:p>
         </w:tc>
@@ -4944,7 +6091,7 @@
           </w:tcPr>
           <w:p>
             <w:r>
-              <w:t>Boundary triple: below (9 chars), at (10 chars valid), above (11 chars). Regex: ^[A-Z]{5}[0-9]{4}[A-Z]{1}$.</w:t>
+              <w:t>Format check only per BR-003; no external verification is performed in v1.</w:t>
             </w:r>
           </w:p>
         </w:tc>
@@ -4966,7 +6113,7 @@
           </w:tcPr>
           <w:p>
             <w:r>
-              <w:t>INVALID_PAN_PATTERN</w:t>
+              <w:t>AUTHENTICATION_FAILED</w:t>
             </w:r>
           </w:p>
         </w:tc>
@@ -4976,7 +6123,7 @@
           </w:tcPr>
           <w:p>
             <w:r>
-              <w:t>422</w:t>
+              <w:t>401</w:t>
             </w:r>
           </w:p>
         </w:tc>
@@ -4986,7 +6133,7 @@
           </w:tcPr>
           <w:p>
             <w:r>
-              <w:t>The PAN number you entered does not match the expected format. It must start with 5 uppercase letters, followed by 4 digits, and end with an uppercase letter.</w:t>
+              <w:t>Your username or password is incorrect. Please check your credentials and try again.</w:t>
             </w:r>
           </w:p>
         </w:tc>
@@ -4996,7 +6143,7 @@
           </w:tcPr>
           <w:p>
             <w:r>
-              <w:t>Pan matches length but fails regex (e.g., 12345ABCD0). Separate from ERR-002 length check.</w:t>
+              <w:t>Generic message returned for both unknown user and wrong password to avoid credential probing.</w:t>
             </w:r>
           </w:p>
         </w:tc>
@@ -5018,7 +6165,7 @@
           </w:tcPr>
           <w:p>
             <w:r>
-              <w:t>ACCOUNT_NOT_FOUND</w:t>
+              <w:t>SESSION_EXPIRED</w:t>
             </w:r>
           </w:p>
         </w:tc>
@@ -5028,7 +6175,7 @@
           </w:tcPr>
           <w:p>
             <w:r>
-              <w:t>404</w:t>
+              <w:t>401</w:t>
             </w:r>
           </w:p>
         </w:tc>
@@ -5038,7 +6185,7 @@
           </w:tcPr>
           <w:p>
             <w:r>
-              <w:t>The account you are looking for was not found. Please verify the account number and try again.</w:t>
+              <w:t>Your session has ended, either because you logged out or because it expired. Please log in again to continue.</w:t>
             </w:r>
           </w:p>
         </w:tc>
@@ -5048,7 +6195,7 @@
           </w:tcPr>
           <w:p>
             <w:r>
-              <w:t>Raised when referenced account_id does not exist in the system.</w:t>
+              <w:t>Returned when accessing protected functionality after logout or session expiry.</w:t>
             </w:r>
           </w:p>
         </w:tc>
@@ -5070,7 +6217,7 @@
           </w:tcPr>
           <w:p>
             <w:r>
-              <w:t>ACCOUNT_INACTIVE</w:t>
+              <w:t>UNAUTHORIZED_ACTION</w:t>
             </w:r>
           </w:p>
         </w:tc>
@@ -5080,7 +6227,7 @@
           </w:tcPr>
           <w:p>
             <w:r>
-              <w:t>409</w:t>
+              <w:t>403</w:t>
             </w:r>
           </w:p>
         </w:tc>
@@ -5090,7 +6237,7 @@
           </w:tcPr>
           <w:p>
             <w:r>
-              <w:t>This account is not currently active and cannot be used. It may need to be reviewed and activated by Bank operations.</w:t>
+              <w:t>You are not allowed to perform this action with your current access. Please contact support if you believe this is a mistake.</w:t>
             </w:r>
           </w:p>
         </w:tc>
@@ -5100,7 +6247,7 @@
           </w:tcPr>
           <w:p>
             <w:r>
-              <w:t>Account in PENDING or FROZEN status.</w:t>
+              <w:t>Role-based denial, e.g. Bank operations attempting to initiate a transfer (FR-012/NF1).</w:t>
             </w:r>
           </w:p>
         </w:tc>
@@ -5122,7 +6269,7 @@
           </w:tcPr>
           <w:p>
             <w:r>
-              <w:t>INVALID_CREDENTIALS</w:t>
+              <w:t>ACCOUNT_NOT_ACTIVE</w:t>
             </w:r>
           </w:p>
         </w:tc>
@@ -5132,7 +6279,7 @@
           </w:tcPr>
           <w:p>
             <w:r>
-              <w:t>401</w:t>
+              <w:t>403</w:t>
             </w:r>
           </w:p>
         </w:tc>
@@ -5142,7 +6289,7 @@
           </w:tcPr>
           <w:p>
             <w:r>
-              <w:t>The username or password you entered is incorrect. Please check your credentials and try again.</w:t>
+              <w:t>This account is not active and cannot be used for transactions yet. Please wait until it is activated.</w:t>
             </w:r>
           </w:p>
         </w:tc>
@@ -5152,7 +6299,7 @@
           </w:tcPr>
           <w:p>
             <w:r>
-              <w:t>Username not found or password hash mismatch. Used for login authentication failures.</w:t>
+              <w:t>Transfers are only permitted from an account in the ACTIVE state.</w:t>
             </w:r>
           </w:p>
         </w:tc>
@@ -5174,7 +6321,7 @@
           </w:tcPr>
           <w:p>
             <w:r>
-              <w:t>ACCOUNT_LOCKED</w:t>
+              <w:t>ACCOUNT_FROZEN</w:t>
             </w:r>
           </w:p>
         </w:tc>
@@ -5184,7 +6331,7 @@
           </w:tcPr>
           <w:p>
             <w:r>
-              <w:t>423</w:t>
+              <w:t>403</w:t>
             </w:r>
           </w:p>
         </w:tc>
@@ -5194,7 +6341,7 @@
           </w:tcPr>
           <w:p>
             <w:r>
-              <w:t>Your account has been locked due to multiple failed login attempts. Please contact Bank operations to unlock it.</w:t>
+              <w:t>This account has been frozen and cannot be used for outgoing transfers. Please contact support for more information.</w:t>
             </w:r>
           </w:p>
         </w:tc>
@@ -5204,7 +6351,7 @@
           </w:tcPr>
           <w:p>
             <w:r>
-              <w:t>Triggered after exceeding the maximum allowed failed login attempts (threshold TBD).</w:t>
+              <w:t>Returned when an outgoing transfer targets an account in the FROZEN state.</w:t>
             </w:r>
           </w:p>
         </w:tc>
@@ -5226,7 +6373,7 @@
           </w:tcPr>
           <w:p>
             <w:r>
-              <w:t>DUPLICATE_KYC_DOCUMENT</w:t>
+              <w:t>INSUFFICIENT_BALANCE</w:t>
             </w:r>
           </w:p>
         </w:tc>
@@ -5236,7 +6383,7 @@
           </w:tcPr>
           <w:p>
             <w:r>
-              <w:t>409</w:t>
+              <w:t>422</w:t>
             </w:r>
           </w:p>
         </w:tc>
@@ -5246,7 +6393,7 @@
           </w:tcPr>
           <w:p>
             <w:r>
-              <w:t>A KYC record already exists for this Aadhaar or PAN number. Each identity document can only be used once.</w:t>
+              <w:t>The transfer amount exceeds the available balance on your account. Please enter a smaller amount and try again.</w:t>
             </w:r>
           </w:p>
         </w:tc>
@@ -5256,7 +6403,7 @@
           </w:tcPr>
           <w:p>
             <w:r>
-              <w:t>Raised on unique constraint violation when submitting duplicate Aadhaar or PAN.</w:t>
+              <w:t>Returned when the requested amount is greater than the available balance.</w:t>
             </w:r>
           </w:p>
         </w:tc>
@@ -5278,7 +6425,7 @@
           </w:tcPr>
           <w:p>
             <w:r>
-              <w:t>INSUFFICIENT_BALANCE</w:t>
+              <w:t>MINIMUM_BALANCE_VIOLATION</w:t>
             </w:r>
           </w:p>
         </w:tc>
@@ -5298,7 +6445,7 @@
           </w:tcPr>
           <w:p>
             <w:r>
-              <w:t>Your account balance is too low to complete this transfer. Please check your available balance and reduce the transfer amount or add funds.</w:t>
+              <w:t>This transfer would reduce the account balance below the required minimum. Please enter a smaller amount and try again.</w:t>
             </w:r>
           </w:p>
         </w:tc>
@@ -5308,7 +6455,7 @@
           </w:tcPr>
           <w:p>
             <w:r>
-              <w:t>Boundary triple: below minimum_balance (at limit), at minimum_balance (at limit), above minimum_balance (at limit). Actual MIN_BALANCE value is unresolved (OQ-002).</w:t>
+              <w:t>Boundary triple (OQ-001): below the minimum is rejected, at the minimum is allowed, above the minimum is allowed. Threshold is an unresolved named placeholder pending OQ-001.</w:t>
             </w:r>
           </w:p>
         </w:tc>
@@ -5330,7 +6477,7 @@
           </w:tcPr>
           <w:p>
             <w:r>
-              <w:t>UNAUTHORIZED_ACTION</w:t>
+              <w:t>DAILY_TRANSFER_CAP_EXCEEDED</w:t>
             </w:r>
           </w:p>
         </w:tc>
@@ -5340,7 +6487,7 @@
           </w:tcPr>
           <w:p>
             <w:r>
-              <w:t>403</w:t>
+              <w:t>422</w:t>
             </w:r>
           </w:p>
         </w:tc>
@@ -5350,7 +6497,7 @@
           </w:tcPr>
           <w:p>
             <w:r>
-              <w:t>You do not have permission to perform this action. Please contact your administrator if you believe this is an error.</w:t>
+              <w:t>This transfer would exceed your daily transfer limit. Please try again later or contact support.</w:t>
             </w:r>
           </w:p>
         </w:tc>
@@ -5360,7 +6507,7 @@
           </w:tcPr>
           <w:p>
             <w:r>
-              <w:t>Role-based access control violation. Covers unauthorized access to data, actions outside role permissions, and expired sessions.</w:t>
+              <w:t>Boundary triple (OQ-002): cumulative transfers below the cap allowed, at the cap allowed, above the cap rejected. Threshold is an unresolved named placeholder pending OQ-002.</w:t>
             </w:r>
           </w:p>
         </w:tc>
@@ -5382,7 +6529,7 @@
           </w:tcPr>
           <w:p>
             <w:r>
-              <w:t>BELOW_MINIMUM_BALANCE</w:t>
+              <w:t>ACCOUNT_NOT_FOUND</w:t>
             </w:r>
           </w:p>
         </w:tc>
@@ -5392,7 +6539,7 @@
           </w:tcPr>
           <w:p>
             <w:r>
-              <w:t>422</w:t>
+              <w:t>404</w:t>
             </w:r>
           </w:p>
         </w:tc>
@@ -5402,7 +6549,7 @@
           </w:tcPr>
           <w:p>
             <w:r>
-              <w:t>This transfer would bring your balance below the required minimum. The minimum balance is set by policy. Please reduce the transfer amount.</w:t>
+              <w:t>The account you are looking for could not be found. Please check the account details and try again.</w:t>
             </w:r>
           </w:p>
         </w:tc>
@@ -5412,7 +6559,7 @@
           </w:tcPr>
           <w:p>
             <w:r>
-              <w:t>Boundary triple for minimum_balance limit: below (resulting balance &lt; MIN_BALANCE), at (resulting balance = MIN_BALANCE), above (resulting balance &gt; MIN_BALANCE). Actual MIN_BALANCE value is unresolved (OQ-002).</w:t>
+              <w:t>Returned when a transfer or statement targets an account id that does not exist or is not visible to the caller.</w:t>
             </w:r>
           </w:p>
         </w:tc>
@@ -5434,7 +6581,7 @@
           </w:tcPr>
           <w:p>
             <w:r>
-              <w:t>SELF_TRANSFER_BLOCKED</w:t>
+              <w:t>INVALID_TRANSFER_TARGET</w:t>
             </w:r>
           </w:p>
         </w:tc>
@@ -5454,7 +6601,7 @@
           </w:tcPr>
           <w:p>
             <w:r>
-              <w:t>You cannot transfer money to your own account. Please select a different recipient.</w:t>
+              <w:t>The recipient account you entered is not valid for this transfer. Please check the details and try again.</w:t>
             </w:r>
           </w:p>
         </w:tc>
@@ -5464,7 +6611,7 @@
           </w:tcPr>
           <w:p>
             <w:r>
-              <w:t>Raised when from_account_id equals to_account_id.</w:t>
+              <w:t>Returned when the destination account is not a valid receiving account for a transfer.</w:t>
             </w:r>
           </w:p>
         </w:tc>
@@ -5486,7 +6633,7 @@
           </w:tcPr>
           <w:p>
             <w:r>
-              <w:t>TRANSFER_LIMIT_EXCEEDED</w:t>
+              <w:t>INVALID_STATEMENT_PERIOD</w:t>
             </w:r>
           </w:p>
         </w:tc>
@@ -5506,7 +6653,7 @@
           </w:tcPr>
           <w:p>
             <w:r>
-              <w:t>This transfer exceeds the single-transfer limit. Please split the transfer into smaller amounts within the allowed limit.</w:t>
+              <w:t>The statement period you selected is not valid. Please choose a period with a start date before the end date.</w:t>
             </w:r>
           </w:p>
         </w:tc>
@@ -5516,7 +6663,7 @@
           </w:tcPr>
           <w:p>
             <w:r>
-              <w:t>Boundary triple: below (amount &lt; PER_TXN_LIMIT, passes), at (amount = PER_TXN_LIMIT, passes), above (amount &gt; PER_TXN_LIMIT, blocked). Actual PER_TXN_LIMIT value is unresolved (OQ-003).</w:t>
+              <w:t>Returned when the period start is not before the period end for a statement view or download.</w:t>
             </w:r>
           </w:p>
         </w:tc>
@@ -5538,7 +6685,7 @@
           </w:tcPr>
           <w:p>
             <w:r>
-              <w:t>DAILY_TRANSFER_CAP_EXCEEDED</w:t>
+              <w:t>KYC_NOT_APPROVED</w:t>
             </w:r>
           </w:p>
         </w:tc>
@@ -5548,7 +6695,7 @@
           </w:tcPr>
           <w:p>
             <w:r>
-              <w:t>422</w:t>
+              <w:t>403</w:t>
             </w:r>
           </w:p>
         </w:tc>
@@ -5558,7 +6705,7 @@
           </w:tcPr>
           <w:p>
             <w:r>
-              <w:t>You have reached your daily transfer limit. You can try again tomorrow. This limit is in place to protect your account.</w:t>
+              <w:t>Your identity (KYC) has not been approved yet, so this action is not available. Please wait for your KYC review to be completed.</w:t>
             </w:r>
           </w:p>
         </w:tc>
@@ -5568,111 +6715,7 @@
           </w:tcPr>
           <w:p>
             <w:r>
-              <w:t>Boundary triple for daily_transfer_cap: below (cumulative &lt; DAILY_CAP, passes), at (cumulative = DAILY_CAP, passes), above (cumulative &gt; DAILY_CAP, blocked). Actual DAILY_CAP value is unresolved (OQ-003).</w:t>
-            </w:r>
-          </w:p>
-        </w:tc>
-      </w:tr>
-      <w:tr>
-        <w:tc>
-          <w:tcPr>
-            <w:tcW w:type="dxa" w:w="1728"/>
-          </w:tcPr>
-          <w:p>
-            <w:r>
-              <w:t>ERR-015</w:t>
-            </w:r>
-          </w:p>
-        </w:tc>
-        <w:tc>
-          <w:tcPr>
-            <w:tcW w:type="dxa" w:w="1728"/>
-          </w:tcPr>
-          <w:p>
-            <w:r>
-              <w:t>RECIPIENT_ACCOUNT_FROZEN</w:t>
-            </w:r>
-          </w:p>
-        </w:tc>
-        <w:tc>
-          <w:tcPr>
-            <w:tcW w:type="dxa" w:w="1728"/>
-          </w:tcPr>
-          <w:p>
-            <w:r>
-              <w:t>409</w:t>
-            </w:r>
-          </w:p>
-        </w:tc>
-        <w:tc>
-          <w:tcPr>
-            <w:tcW w:type="dxa" w:w="1728"/>
-          </w:tcPr>
-          <w:p>
-            <w:r>
-              <w:t>The recipient's account is currently frozen and cannot receive transfers at this time. Please try again later or contact support.</w:t>
-            </w:r>
-          </w:p>
-        </w:tc>
-        <w:tc>
-          <w:tcPr>
-            <w:tcW w:type="dxa" w:w="1728"/>
-          </w:tcPr>
-          <w:p>
-            <w:r>
-              <w:t>Raised when to_account status is FROZEN or CLOSED.</w:t>
-            </w:r>
-          </w:p>
-        </w:tc>
-      </w:tr>
-      <w:tr>
-        <w:tc>
-          <w:tcPr>
-            <w:tcW w:type="dxa" w:w="1728"/>
-          </w:tcPr>
-          <w:p>
-            <w:r>
-              <w:t>ERR-016</w:t>
-            </w:r>
-          </w:p>
-        </w:tc>
-        <w:tc>
-          <w:tcPr>
-            <w:tcW w:type="dxa" w:w="1728"/>
-          </w:tcPr>
-          <w:p>
-            <w:r>
-              <w:t>TRANSFER_INVALID_AMOUNT</w:t>
-            </w:r>
-          </w:p>
-        </w:tc>
-        <w:tc>
-          <w:tcPr>
-            <w:tcW w:type="dxa" w:w="1728"/>
-          </w:tcPr>
-          <w:p>
-            <w:r>
-              <w:t>422</w:t>
-            </w:r>
-          </w:p>
-        </w:tc>
-        <w:tc>
-          <w:tcPr>
-            <w:tcW w:type="dxa" w:w="1728"/>
-          </w:tcPr>
-          <w:p>
-            <w:r>
-              <w:t>The transfer amount is invalid. Please enter a positive amount greater than zero.</w:t>
-            </w:r>
-          </w:p>
-        </w:tc>
-        <w:tc>
-          <w:tcPr>
-            <w:tcW w:type="dxa" w:w="1728"/>
-          </w:tcPr>
-          <w:p>
-            <w:r>
-              <w:t>Amount is zero or negative. Always raises regardless of limits.</w:t>
+              <w:t>Returned when an action depends on an approved KYC record that is not yet approved.</w:t>
             </w:r>
           </w:p>
         </w:tc>
